--- a/Team03_PRJ566_NCC_SDS_S26_WK08 .docx
+++ b/Team03_PRJ566_NCC_SDS_S26_WK08 .docx
@@ -222,25 +222,7 @@
           <w:sz w:val="24"/>
           <w:szCs w:val="24"/>
         </w:rPr>
-        <w:t xml:space="preserve">Tina Srivastava, </w:t>
-      </w:r>
-      <w:proofErr w:type="spellStart"/>
-      <w:r>
-        <w:rPr>
-          <w:rFonts w:ascii="Times New Roman" w:hAnsi="Times New Roman" w:cs="Times New Roman"/>
-          <w:sz w:val="24"/>
-          <w:szCs w:val="24"/>
-        </w:rPr>
-        <w:t>Ananeya</w:t>
-      </w:r>
-      <w:proofErr w:type="spellEnd"/>
-      <w:r>
-        <w:rPr>
-          <w:rFonts w:ascii="Times New Roman" w:hAnsi="Times New Roman" w:cs="Times New Roman"/>
-          <w:sz w:val="24"/>
-          <w:szCs w:val="24"/>
-        </w:rPr>
-        <w:t xml:space="preserve"> Devarasan, Zena Mohamed</w:t>
+        <w:t>Tina Srivastava, Ananeya Devarasan, Zena Mohamed</w:t>
       </w:r>
     </w:p>
     <w:p>
@@ -2136,34 +2118,14 @@
                 <w:szCs w:val="24"/>
               </w:rPr>
             </w:pPr>
-            <w:proofErr w:type="spellStart"/>
             <w:r>
               <w:rPr>
                 <w:rFonts w:ascii="Times New Roman" w:hAnsi="Times New Roman" w:cs="Times New Roman"/>
                 <w:sz w:val="24"/>
                 <w:szCs w:val="24"/>
               </w:rPr>
-              <w:t>Ananeya</w:t>
-            </w:r>
-            <w:proofErr w:type="spellEnd"/>
-            <w:r>
-              <w:rPr>
-                <w:rFonts w:ascii="Times New Roman" w:hAnsi="Times New Roman" w:cs="Times New Roman"/>
-                <w:sz w:val="24"/>
-                <w:szCs w:val="24"/>
-              </w:rPr>
-              <w:t xml:space="preserve"> </w:t>
-            </w:r>
-            <w:proofErr w:type="spellStart"/>
-            <w:r>
-              <w:rPr>
-                <w:rFonts w:ascii="Times New Roman" w:hAnsi="Times New Roman" w:cs="Times New Roman"/>
-                <w:sz w:val="24"/>
-                <w:szCs w:val="24"/>
-              </w:rPr>
-              <w:t>Devarasan</w:t>
-            </w:r>
-            <w:proofErr w:type="spellEnd"/>
+              <w:t>Ananeya Devarasan</w:t>
+            </w:r>
           </w:p>
         </w:tc>
         <w:tc>
@@ -2900,6 +2862,14 @@
                 <w:szCs w:val="24"/>
               </w:rPr>
             </w:pPr>
+            <w:r>
+              <w:rPr>
+                <w:rFonts w:ascii="Times New Roman" w:hAnsi="Times New Roman" w:cs="Times New Roman"/>
+                <w:sz w:val="24"/>
+                <w:szCs w:val="24"/>
+              </w:rPr>
+              <w:t>Sprint 2</w:t>
+            </w:r>
           </w:p>
         </w:tc>
         <w:tc>
@@ -2914,6 +2884,14 @@
                 <w:szCs w:val="24"/>
               </w:rPr>
             </w:pPr>
+            <w:r>
+              <w:rPr>
+                <w:rFonts w:ascii="Times New Roman" w:hAnsi="Times New Roman" w:cs="Times New Roman"/>
+                <w:sz w:val="24"/>
+                <w:szCs w:val="24"/>
+              </w:rPr>
+              <w:t>2026-07-05</w:t>
+            </w:r>
           </w:p>
         </w:tc>
         <w:tc>
@@ -2928,6 +2906,14 @@
                 <w:szCs w:val="24"/>
               </w:rPr>
             </w:pPr>
+            <w:r>
+              <w:rPr>
+                <w:rFonts w:ascii="Times New Roman" w:hAnsi="Times New Roman" w:cs="Times New Roman"/>
+                <w:sz w:val="24"/>
+                <w:szCs w:val="24"/>
+              </w:rPr>
+              <w:t>Added user stories, use case scenarios, UI/UX prototype, system architecture, and design specifications.</w:t>
+            </w:r>
           </w:p>
         </w:tc>
       </w:tr>
@@ -2947,6 +2933,14 @@
                 <w:szCs w:val="24"/>
               </w:rPr>
             </w:pPr>
+            <w:r>
+              <w:rPr>
+                <w:rFonts w:ascii="Times New Roman" w:hAnsi="Times New Roman" w:cs="Times New Roman"/>
+                <w:sz w:val="24"/>
+                <w:szCs w:val="24"/>
+              </w:rPr>
+              <w:t>Sprint 3</w:t>
+            </w:r>
           </w:p>
         </w:tc>
         <w:tc>
@@ -2961,6 +2955,14 @@
                 <w:szCs w:val="24"/>
               </w:rPr>
             </w:pPr>
+            <w:r>
+              <w:rPr>
+                <w:rFonts w:ascii="Times New Roman" w:hAnsi="Times New Roman" w:cs="Times New Roman"/>
+                <w:sz w:val="24"/>
+                <w:szCs w:val="24"/>
+              </w:rPr>
+              <w:t>2026-07-15</w:t>
+            </w:r>
           </w:p>
         </w:tc>
         <w:tc>
@@ -2975,6 +2977,32 @@
                 <w:szCs w:val="24"/>
               </w:rPr>
             </w:pPr>
+            <w:r>
+              <w:rPr>
+                <w:rFonts w:ascii="Times New Roman" w:hAnsi="Times New Roman" w:cs="Times New Roman"/>
+                <w:sz w:val="24"/>
+                <w:szCs w:val="24"/>
+              </w:rPr>
+              <w:t>Added domain model (UML class diagram), RDBMS database design (ERD</w:t>
+            </w:r>
+            <w:proofErr w:type="gramStart"/>
+            <w:r>
+              <w:rPr>
+                <w:rFonts w:ascii="Times New Roman" w:hAnsi="Times New Roman" w:cs="Times New Roman"/>
+                <w:sz w:val="24"/>
+                <w:szCs w:val="24"/>
+              </w:rPr>
+              <w:t>), data dictionary</w:t>
+            </w:r>
+            <w:proofErr w:type="gramEnd"/>
+            <w:r>
+              <w:rPr>
+                <w:rFonts w:ascii="Times New Roman" w:hAnsi="Times New Roman" w:cs="Times New Roman"/>
+                <w:sz w:val="24"/>
+                <w:szCs w:val="24"/>
+              </w:rPr>
+              <w:t>, and selected the RDBMS database approach for the Smart Spend system.</w:t>
+            </w:r>
           </w:p>
         </w:tc>
       </w:tr>
@@ -3316,6 +3344,7 @@
           <w:szCs w:val="24"/>
           <w:lang w:val="en-CA"/>
         </w:rPr>
+        <w:lastRenderedPageBreak/>
         <w:t>Users involved in system testing and feedback</w:t>
       </w:r>
     </w:p>
@@ -3365,7 +3394,6 @@
           <w:sz w:val="24"/>
           <w:szCs w:val="24"/>
         </w:rPr>
-        <w:lastRenderedPageBreak/>
         <w:t>1.5 Group Agreement</w:t>
       </w:r>
       <w:bookmarkEnd w:id="7"/>
@@ -3845,7 +3873,6 @@
                 <w:szCs w:val="24"/>
               </w:rPr>
             </w:pPr>
-            <w:proofErr w:type="spellStart"/>
             <w:r>
               <w:rPr>
                 <w:rFonts w:ascii="Times New Roman" w:hAnsi="Times New Roman" w:cs="Times New Roman"/>
@@ -3860,27 +3887,52 @@
                 <w:sz w:val="24"/>
                 <w:szCs w:val="24"/>
               </w:rPr>
-              <w:t>naneya</w:t>
-            </w:r>
-            <w:proofErr w:type="spellEnd"/>
-            <w:r>
+              <w:t>naneya Devarasan</w:t>
+            </w:r>
+          </w:p>
+        </w:tc>
+        <w:tc>
+          <w:tcPr>
+            <w:tcW w:w="2553" w:type="dxa"/>
+          </w:tcPr>
+          <w:p>
+            <w:pPr>
               <w:rPr>
                 <w:rFonts w:ascii="Times New Roman" w:hAnsi="Times New Roman" w:cs="Times New Roman"/>
                 <w:sz w:val="24"/>
                 <w:szCs w:val="24"/>
               </w:rPr>
-              <w:t xml:space="preserve"> </w:t>
-            </w:r>
-            <w:proofErr w:type="spellStart"/>
+            </w:pPr>
             <w:r>
               <w:rPr>
                 <w:rFonts w:ascii="Times New Roman" w:hAnsi="Times New Roman" w:cs="Times New Roman"/>
                 <w:sz w:val="24"/>
                 <w:szCs w:val="24"/>
               </w:rPr>
-              <w:t>Devarasan</w:t>
-            </w:r>
-            <w:proofErr w:type="spellEnd"/>
+              <w:t>171549231</w:t>
+            </w:r>
+          </w:p>
+        </w:tc>
+        <w:tc>
+          <w:tcPr>
+            <w:tcW w:w="2556" w:type="dxa"/>
+          </w:tcPr>
+          <w:p>
+            <w:pPr>
+              <w:rPr>
+                <w:rFonts w:ascii="Times New Roman" w:hAnsi="Times New Roman" w:cs="Times New Roman"/>
+                <w:sz w:val="24"/>
+                <w:szCs w:val="24"/>
+              </w:rPr>
+            </w:pPr>
+            <w:r>
+              <w:rPr>
+                <w:rFonts w:ascii="Times New Roman" w:hAnsi="Times New Roman" w:cs="Times New Roman"/>
+                <w:sz w:val="24"/>
+                <w:szCs w:val="24"/>
+              </w:rPr>
+              <w:t>adevarasan@myseneca.ca</w:t>
+            </w:r>
           </w:p>
         </w:tc>
         <w:tc>
@@ -3901,72 +3953,16 @@
                 <w:sz w:val="24"/>
                 <w:szCs w:val="24"/>
               </w:rPr>
-              <w:t>171549231</w:t>
-            </w:r>
-          </w:p>
-        </w:tc>
-        <w:tc>
-          <w:tcPr>
-            <w:tcW w:w="2556" w:type="dxa"/>
-          </w:tcPr>
-          <w:p>
-            <w:pPr>
+              <w:t>Ananeya</w:t>
+            </w:r>
+            <w:r>
               <w:rPr>
                 <w:rFonts w:ascii="Times New Roman" w:hAnsi="Times New Roman" w:cs="Times New Roman"/>
                 <w:sz w:val="24"/>
                 <w:szCs w:val="24"/>
               </w:rPr>
-            </w:pPr>
-            <w:r>
-              <w:rPr>
-                <w:rFonts w:ascii="Times New Roman" w:hAnsi="Times New Roman" w:cs="Times New Roman"/>
-                <w:sz w:val="24"/>
-                <w:szCs w:val="24"/>
-              </w:rPr>
-              <w:t>adevarasan@myseneca.ca</w:t>
-            </w:r>
-          </w:p>
-        </w:tc>
-        <w:tc>
-          <w:tcPr>
-            <w:tcW w:w="2553" w:type="dxa"/>
-          </w:tcPr>
-          <w:p>
-            <w:pPr>
-              <w:rPr>
-                <w:rFonts w:ascii="Times New Roman" w:hAnsi="Times New Roman" w:cs="Times New Roman"/>
-                <w:sz w:val="24"/>
-                <w:szCs w:val="24"/>
-              </w:rPr>
-            </w:pPr>
-            <w:proofErr w:type="spellStart"/>
-            <w:r>
-              <w:rPr>
-                <w:rFonts w:ascii="Times New Roman" w:hAnsi="Times New Roman" w:cs="Times New Roman"/>
-                <w:sz w:val="24"/>
-                <w:szCs w:val="24"/>
-              </w:rPr>
-              <w:t>Ananeya</w:t>
-            </w:r>
-            <w:proofErr w:type="spellEnd"/>
-            <w:r>
-              <w:rPr>
-                <w:rFonts w:ascii="Times New Roman" w:hAnsi="Times New Roman" w:cs="Times New Roman"/>
-                <w:sz w:val="24"/>
-                <w:szCs w:val="24"/>
-              </w:rPr>
-              <w:t xml:space="preserve"> </w:t>
-            </w:r>
-            <w:proofErr w:type="spellStart"/>
-            <w:r>
-              <w:rPr>
-                <w:rFonts w:ascii="Times New Roman" w:hAnsi="Times New Roman" w:cs="Times New Roman"/>
-                <w:sz w:val="24"/>
-                <w:szCs w:val="24"/>
-              </w:rPr>
-              <w:t>Devarasan</w:t>
-            </w:r>
-            <w:proofErr w:type="spellEnd"/>
+              <w:t xml:space="preserve"> Devarasan</w:t>
+            </w:r>
           </w:p>
         </w:tc>
       </w:tr>
@@ -4489,17 +4485,28 @@
       <w:pPr>
         <w:rPr>
           <w:rFonts w:ascii="Times New Roman" w:hAnsi="Times New Roman" w:cs="Times New Roman"/>
-          <w:sz w:val="24"/>
-          <w:szCs w:val="24"/>
-        </w:rPr>
-      </w:pPr>
-      <w:r>
-        <w:rPr>
-          <w:rFonts w:ascii="Times New Roman" w:hAnsi="Times New Roman" w:cs="Times New Roman"/>
           <w:b/>
           <w:sz w:val="24"/>
           <w:szCs w:val="24"/>
         </w:rPr>
+      </w:pPr>
+    </w:p>
+    <w:p>
+      <w:pPr>
+        <w:rPr>
+          <w:rFonts w:ascii="Times New Roman" w:hAnsi="Times New Roman" w:cs="Times New Roman"/>
+          <w:sz w:val="24"/>
+          <w:szCs w:val="24"/>
+        </w:rPr>
+      </w:pPr>
+      <w:r>
+        <w:rPr>
+          <w:rFonts w:ascii="Times New Roman" w:hAnsi="Times New Roman" w:cs="Times New Roman"/>
+          <w:b/>
+          <w:sz w:val="24"/>
+          <w:szCs w:val="24"/>
+        </w:rPr>
+        <w:lastRenderedPageBreak/>
         <w:t>Team Functions / Roles</w:t>
       </w:r>
     </w:p>
@@ -4612,34 +4619,14 @@
                 <w:szCs w:val="24"/>
               </w:rPr>
             </w:pPr>
-            <w:proofErr w:type="spellStart"/>
             <w:r>
               <w:rPr>
                 <w:rFonts w:ascii="Times New Roman" w:hAnsi="Times New Roman" w:cs="Times New Roman"/>
                 <w:sz w:val="24"/>
                 <w:szCs w:val="24"/>
               </w:rPr>
-              <w:t>Ananeya</w:t>
-            </w:r>
-            <w:proofErr w:type="spellEnd"/>
-            <w:r>
-              <w:rPr>
-                <w:rFonts w:ascii="Times New Roman" w:hAnsi="Times New Roman" w:cs="Times New Roman"/>
-                <w:sz w:val="24"/>
-                <w:szCs w:val="24"/>
-              </w:rPr>
-              <w:t xml:space="preserve"> </w:t>
-            </w:r>
-            <w:proofErr w:type="spellStart"/>
-            <w:r>
-              <w:rPr>
-                <w:rFonts w:ascii="Times New Roman" w:hAnsi="Times New Roman" w:cs="Times New Roman"/>
-                <w:sz w:val="24"/>
-                <w:szCs w:val="24"/>
-              </w:rPr>
-              <w:t>Devarasan</w:t>
-            </w:r>
-            <w:proofErr w:type="spellEnd"/>
+              <w:t>Ananeya Devarasan</w:t>
+            </w:r>
           </w:p>
         </w:tc>
         <w:tc>
@@ -4712,7 +4699,6 @@
                 <w:sz w:val="24"/>
                 <w:szCs w:val="24"/>
               </w:rPr>
-              <w:lastRenderedPageBreak/>
               <w:t>Tina Srivastava</w:t>
             </w:r>
           </w:p>
@@ -5781,34 +5767,15 @@
                 <w:szCs w:val="24"/>
               </w:rPr>
             </w:pPr>
-            <w:proofErr w:type="spellStart"/>
             <w:r>
               <w:rPr>
                 <w:rFonts w:ascii="Times New Roman" w:hAnsi="Times New Roman" w:cs="Times New Roman"/>
                 <w:sz w:val="24"/>
                 <w:szCs w:val="24"/>
               </w:rPr>
-              <w:t>Ananeya</w:t>
-            </w:r>
-            <w:proofErr w:type="spellEnd"/>
-            <w:r>
-              <w:rPr>
-                <w:rFonts w:ascii="Times New Roman" w:hAnsi="Times New Roman" w:cs="Times New Roman"/>
-                <w:sz w:val="24"/>
-                <w:szCs w:val="24"/>
-              </w:rPr>
-              <w:t xml:space="preserve"> </w:t>
-            </w:r>
-            <w:proofErr w:type="spellStart"/>
-            <w:r>
-              <w:rPr>
-                <w:rFonts w:ascii="Times New Roman" w:hAnsi="Times New Roman" w:cs="Times New Roman"/>
-                <w:sz w:val="24"/>
-                <w:szCs w:val="24"/>
-              </w:rPr>
-              <w:t>Devarasan</w:t>
-            </w:r>
-            <w:proofErr w:type="spellEnd"/>
+              <w:lastRenderedPageBreak/>
+              <w:t>Ananeya Devarasan</w:t>
+            </w:r>
           </w:p>
         </w:tc>
         <w:tc>
@@ -5847,34 +5814,14 @@
                 <w:szCs w:val="24"/>
               </w:rPr>
             </w:pPr>
-            <w:proofErr w:type="spellStart"/>
             <w:r>
               <w:rPr>
                 <w:rFonts w:ascii="Times New Roman" w:hAnsi="Times New Roman" w:cs="Times New Roman"/>
                 <w:sz w:val="24"/>
                 <w:szCs w:val="24"/>
               </w:rPr>
-              <w:t>Ananeya</w:t>
-            </w:r>
-            <w:proofErr w:type="spellEnd"/>
-            <w:r>
-              <w:rPr>
-                <w:rFonts w:ascii="Times New Roman" w:hAnsi="Times New Roman" w:cs="Times New Roman"/>
-                <w:sz w:val="24"/>
-                <w:szCs w:val="24"/>
-              </w:rPr>
-              <w:t xml:space="preserve"> </w:t>
-            </w:r>
-            <w:proofErr w:type="spellStart"/>
-            <w:r>
-              <w:rPr>
-                <w:rFonts w:ascii="Times New Roman" w:hAnsi="Times New Roman" w:cs="Times New Roman"/>
-                <w:sz w:val="24"/>
-                <w:szCs w:val="24"/>
-              </w:rPr>
-              <w:t>Devarasan</w:t>
-            </w:r>
-            <w:proofErr w:type="spellEnd"/>
+              <w:t>Ananeya Devarasan</w:t>
+            </w:r>
           </w:p>
         </w:tc>
       </w:tr>
@@ -6044,7 +5991,6 @@
           <w:sz w:val="24"/>
           <w:szCs w:val="24"/>
         </w:rPr>
-        <w:lastRenderedPageBreak/>
         <w:t>1.6 File Naming Convention (Required)</w:t>
       </w:r>
     </w:p>
@@ -6606,15 +6552,6 @@
           <w:lang w:val="en-CA"/>
         </w:rPr>
       </w:pPr>
-      <w:r>
-        <w:rPr>
-          <w:rFonts w:ascii="Times New Roman" w:eastAsia="Times New Roman" w:hAnsi="Times New Roman" w:cs="Times New Roman"/>
-          <w:noProof/>
-          <w:sz w:val="24"/>
-          <w:szCs w:val="24"/>
-          <w:lang w:val="en-CA"/>
-        </w:rPr>
-      </w:r>
       <w:r>
         <w:rPr>
           <w:rFonts w:ascii="Times New Roman" w:eastAsia="Times New Roman" w:hAnsi="Times New Roman" w:cs="Times New Roman"/>
@@ -6888,6 +6825,9 @@
         </w:rPr>
       </w:pPr>
     </w:p>
+    <w:p/>
+    <w:p/>
+    <w:p/>
     <w:p>
       <w:pPr>
         <w:pStyle w:val="Heading2"/>
@@ -6895,26 +6835,11 @@
           <w:rFonts w:ascii="Times New Roman" w:hAnsi="Times New Roman" w:cs="Times New Roman"/>
         </w:rPr>
       </w:pPr>
-    </w:p>
-    <w:p>
-      <w:pPr>
-        <w:pStyle w:val="Heading2"/>
-        <w:rPr>
-          <w:rFonts w:ascii="Times New Roman" w:hAnsi="Times New Roman" w:cs="Times New Roman"/>
-        </w:rPr>
-      </w:pPr>
-    </w:p>
-    <w:p>
-      <w:pPr>
-        <w:pStyle w:val="Heading2"/>
-        <w:rPr>
-          <w:rFonts w:ascii="Times New Roman" w:hAnsi="Times New Roman" w:cs="Times New Roman"/>
-        </w:rPr>
-      </w:pPr>
       <w:r>
         <w:rPr>
           <w:rFonts w:ascii="Times New Roman" w:hAnsi="Times New Roman" w:cs="Times New Roman"/>
         </w:rPr>
+        <w:lastRenderedPageBreak/>
         <w:t>2.3 Product Vision</w:t>
       </w:r>
       <w:bookmarkEnd w:id="12"/>
@@ -7969,7 +7894,6 @@
               <w:rPr>
                 <w:rFonts w:ascii="Times New Roman" w:hAnsi="Times New Roman" w:cs="Times New Roman"/>
               </w:rPr>
-              <w:lastRenderedPageBreak/>
               <w:t>Income tracking</w:t>
             </w:r>
           </w:p>
@@ -8232,6 +8156,7 @@
           </w:tcPr>
           <w:p>
             <w:r>
+              <w:lastRenderedPageBreak/>
               <w:t>Currency conversion</w:t>
             </w:r>
           </w:p>
@@ -9450,7 +9375,6 @@
         <w:rPr>
           <w:rFonts w:ascii="Times New Roman" w:hAnsi="Times New Roman" w:cs="Times New Roman"/>
         </w:rPr>
-        <w:lastRenderedPageBreak/>
         <w:br w:type="page"/>
       </w:r>
     </w:p>
@@ -13014,20 +12938,6 @@
         <w:t>List only critical business rules that affect system behavior, validation, workflow, or decision logic.</w:t>
       </w:r>
     </w:p>
-    <w:p>
-      <w:pPr>
-        <w:pStyle w:val="Instruction"/>
-        <w:rPr>
-          <w:rFonts w:ascii="Times New Roman" w:hAnsi="Times New Roman" w:cs="Times New Roman"/>
-        </w:rPr>
-      </w:pPr>
-      <w:r>
-        <w:rPr>
-          <w:rFonts w:ascii="Times New Roman" w:hAnsi="Times New Roman" w:cs="Times New Roman"/>
-        </w:rPr>
-        <w:t>Add or remove rows as needed. The number of rows in this template is not a required limit.</w:t>
-      </w:r>
-    </w:p>
     <w:tbl>
       <w:tblPr>
         <w:tblStyle w:val="TableGrid"/>
@@ -13642,7 +13552,6 @@
                 <w:b/>
                 <w:bCs/>
               </w:rPr>
-              <w:lastRenderedPageBreak/>
               <w:t>Scenario ID</w:t>
             </w:r>
           </w:p>
@@ -13751,6 +13660,7 @@
               <w:rPr>
                 <w:rFonts w:ascii="Times New Roman" w:hAnsi="Times New Roman" w:cs="Times New Roman"/>
               </w:rPr>
+              <w:lastRenderedPageBreak/>
               <w:t>SC-01</w:t>
             </w:r>
           </w:p>
@@ -14341,6 +14251,22 @@
         </w:rPr>
       </w:pPr>
       <w:bookmarkStart w:id="24" w:name="sec3_7"/>
+    </w:p>
+    <w:p>
+      <w:pPr>
+        <w:pStyle w:val="Heading2"/>
+        <w:rPr>
+          <w:rFonts w:ascii="Times New Roman" w:hAnsi="Times New Roman" w:cs="Times New Roman"/>
+        </w:rPr>
+      </w:pPr>
+    </w:p>
+    <w:p>
+      <w:pPr>
+        <w:pStyle w:val="Heading2"/>
+        <w:rPr>
+          <w:rFonts w:ascii="Times New Roman" w:hAnsi="Times New Roman" w:cs="Times New Roman"/>
+        </w:rPr>
+      </w:pPr>
       <w:r>
         <w:rPr>
           <w:rFonts w:ascii="Times New Roman" w:hAnsi="Times New Roman" w:cs="Times New Roman"/>
@@ -14360,20 +14286,6 @@
           <w:rFonts w:ascii="Times New Roman" w:hAnsi="Times New Roman" w:cs="Times New Roman"/>
         </w:rPr>
         <w:t>Map user stories and scenarios to UI screens or prototype flows. This replaces the previous activity diagram requirement.</w:t>
-      </w:r>
-    </w:p>
-    <w:p>
-      <w:pPr>
-        <w:pStyle w:val="Instruction"/>
-        <w:rPr>
-          <w:rFonts w:ascii="Times New Roman" w:hAnsi="Times New Roman" w:cs="Times New Roman"/>
-        </w:rPr>
-      </w:pPr>
-      <w:r>
-        <w:rPr>
-          <w:rFonts w:ascii="Times New Roman" w:hAnsi="Times New Roman" w:cs="Times New Roman"/>
-        </w:rPr>
-        <w:t>Add or remove rows as needed. The number of rows in this template is not a required limit.</w:t>
       </w:r>
     </w:p>
     <w:tbl>
@@ -14409,7 +14321,6 @@
                 <w:b/>
                 <w:sz w:val="18"/>
               </w:rPr>
-              <w:lastRenderedPageBreak/>
               <w:t>Scenario ID</w:t>
             </w:r>
           </w:p>
@@ -15057,20 +14968,6 @@
         <w:t>Develop a scenario-driven prototype based on personas, user stories, and use case scenarios. The prototype should demonstrate end-to-end flows rather than isolated screens.</w:t>
       </w:r>
     </w:p>
-    <w:p>
-      <w:pPr>
-        <w:pStyle w:val="Instruction"/>
-        <w:rPr>
-          <w:rFonts w:ascii="Times New Roman" w:hAnsi="Times New Roman" w:cs="Times New Roman"/>
-        </w:rPr>
-      </w:pPr>
-      <w:r>
-        <w:rPr>
-          <w:rFonts w:ascii="Times New Roman" w:hAnsi="Times New Roman" w:cs="Times New Roman"/>
-        </w:rPr>
-        <w:t>Add or remove rows as needed. The number of rows in this template is not a required limit.</w:t>
-      </w:r>
-    </w:p>
     <w:tbl>
       <w:tblPr>
         <w:tblStyle w:val="TableGrid"/>
@@ -15079,10 +14976,10 @@
         <w:tblLook w:val="04A0" w:firstRow="1" w:lastRow="0" w:firstColumn="1" w:lastColumn="0" w:noHBand="0" w:noVBand="1"/>
       </w:tblPr>
       <w:tblGrid>
+        <w:gridCol w:w="2553"/>
+        <w:gridCol w:w="2554"/>
         <w:gridCol w:w="2554"/>
         <w:gridCol w:w="2553"/>
-        <w:gridCol w:w="2553"/>
-        <w:gridCol w:w="2554"/>
       </w:tblGrid>
       <w:tr>
         <w:trPr>
@@ -15090,7 +14987,7 @@
         </w:trPr>
         <w:tc>
           <w:tcPr>
-            <w:tcW w:w="2556" w:type="dxa"/>
+            <w:tcW w:w="2553" w:type="dxa"/>
           </w:tcPr>
           <w:p>
             <w:pPr>
@@ -15110,7 +15007,7 @@
         </w:tc>
         <w:tc>
           <w:tcPr>
-            <w:tcW w:w="2556" w:type="dxa"/>
+            <w:tcW w:w="2554" w:type="dxa"/>
           </w:tcPr>
           <w:p>
             <w:pPr>
@@ -15130,7 +15027,7 @@
         </w:tc>
         <w:tc>
           <w:tcPr>
-            <w:tcW w:w="2556" w:type="dxa"/>
+            <w:tcW w:w="2554" w:type="dxa"/>
           </w:tcPr>
           <w:p>
             <w:pPr>
@@ -15150,7 +15047,7 @@
         </w:tc>
         <w:tc>
           <w:tcPr>
-            <w:tcW w:w="2556" w:type="dxa"/>
+            <w:tcW w:w="2553" w:type="dxa"/>
           </w:tcPr>
           <w:p>
             <w:pPr>
@@ -15175,78 +15072,50 @@
         </w:trPr>
         <w:tc>
           <w:tcPr>
-            <w:tcW w:w="2556" w:type="dxa"/>
-          </w:tcPr>
-          <w:p>
-            <w:pPr>
-              <w:rPr>
-                <w:rFonts w:ascii="Times New Roman" w:hAnsi="Times New Roman" w:cs="Times New Roman"/>
-              </w:rPr>
-            </w:pPr>
-            <w:r>
-              <w:rPr>
-                <w:rFonts w:ascii="Times New Roman" w:hAnsi="Times New Roman" w:cs="Times New Roman"/>
-                <w:sz w:val="18"/>
-              </w:rPr>
-              <w:t>Booking Flow</w:t>
-            </w:r>
-          </w:p>
-        </w:tc>
-        <w:tc>
-          <w:tcPr>
-            <w:tcW w:w="2556" w:type="dxa"/>
-          </w:tcPr>
-          <w:p>
-            <w:pPr>
-              <w:rPr>
-                <w:rFonts w:ascii="Times New Roman" w:hAnsi="Times New Roman" w:cs="Times New Roman"/>
-              </w:rPr>
-            </w:pPr>
-            <w:r>
-              <w:rPr>
-                <w:rFonts w:ascii="Times New Roman" w:hAnsi="Times New Roman" w:cs="Times New Roman"/>
-                <w:sz w:val="18"/>
-              </w:rPr>
-              <w:t>US-01 / SC-01</w:t>
-            </w:r>
-          </w:p>
-        </w:tc>
-        <w:tc>
-          <w:tcPr>
-            <w:tcW w:w="2556" w:type="dxa"/>
-          </w:tcPr>
-          <w:p>
-            <w:pPr>
-              <w:rPr>
-                <w:rFonts w:ascii="Times New Roman" w:hAnsi="Times New Roman" w:cs="Times New Roman"/>
-              </w:rPr>
-            </w:pPr>
-            <w:r>
-              <w:rPr>
-                <w:rFonts w:ascii="Times New Roman" w:hAnsi="Times New Roman" w:cs="Times New Roman"/>
-                <w:sz w:val="18"/>
-              </w:rPr>
-              <w:t>UI-01 to UI-04</w:t>
-            </w:r>
-          </w:p>
-        </w:tc>
-        <w:tc>
-          <w:tcPr>
-            <w:tcW w:w="2556" w:type="dxa"/>
-          </w:tcPr>
-          <w:p>
-            <w:pPr>
-              <w:rPr>
-                <w:rFonts w:ascii="Times New Roman" w:hAnsi="Times New Roman" w:cs="Times New Roman"/>
-              </w:rPr>
-            </w:pPr>
-            <w:r>
-              <w:rPr>
-                <w:rFonts w:ascii="Times New Roman" w:hAnsi="Times New Roman" w:cs="Times New Roman"/>
-                <w:sz w:val="18"/>
-              </w:rPr>
-              <w:t>Shows search, booking, confirmation, and dashboard update.</w:t>
-            </w:r>
+            <w:tcW w:w="2553" w:type="dxa"/>
+          </w:tcPr>
+          <w:p>
+            <w:pPr>
+              <w:rPr>
+                <w:rFonts w:ascii="Times New Roman" w:hAnsi="Times New Roman" w:cs="Times New Roman"/>
+              </w:rPr>
+            </w:pPr>
+          </w:p>
+        </w:tc>
+        <w:tc>
+          <w:tcPr>
+            <w:tcW w:w="2554" w:type="dxa"/>
+          </w:tcPr>
+          <w:p>
+            <w:pPr>
+              <w:rPr>
+                <w:rFonts w:ascii="Times New Roman" w:hAnsi="Times New Roman" w:cs="Times New Roman"/>
+              </w:rPr>
+            </w:pPr>
+          </w:p>
+        </w:tc>
+        <w:tc>
+          <w:tcPr>
+            <w:tcW w:w="2554" w:type="dxa"/>
+          </w:tcPr>
+          <w:p>
+            <w:pPr>
+              <w:rPr>
+                <w:rFonts w:ascii="Times New Roman" w:hAnsi="Times New Roman" w:cs="Times New Roman"/>
+              </w:rPr>
+            </w:pPr>
+          </w:p>
+        </w:tc>
+        <w:tc>
+          <w:tcPr>
+            <w:tcW w:w="2553" w:type="dxa"/>
+          </w:tcPr>
+          <w:p>
+            <w:pPr>
+              <w:rPr>
+                <w:rFonts w:ascii="Times New Roman" w:hAnsi="Times New Roman" w:cs="Times New Roman"/>
+              </w:rPr>
+            </w:pPr>
           </w:p>
         </w:tc>
       </w:tr>
@@ -15256,43 +15125,43 @@
         </w:trPr>
         <w:tc>
           <w:tcPr>
-            <w:tcW w:w="2556" w:type="dxa"/>
-          </w:tcPr>
-          <w:p>
-            <w:pPr>
-              <w:rPr>
-                <w:rFonts w:ascii="Times New Roman" w:hAnsi="Times New Roman" w:cs="Times New Roman"/>
-              </w:rPr>
-            </w:pPr>
-          </w:p>
-        </w:tc>
-        <w:tc>
-          <w:tcPr>
-            <w:tcW w:w="2556" w:type="dxa"/>
-          </w:tcPr>
-          <w:p>
-            <w:pPr>
-              <w:rPr>
-                <w:rFonts w:ascii="Times New Roman" w:hAnsi="Times New Roman" w:cs="Times New Roman"/>
-              </w:rPr>
-            </w:pPr>
-          </w:p>
-        </w:tc>
-        <w:tc>
-          <w:tcPr>
-            <w:tcW w:w="2556" w:type="dxa"/>
-          </w:tcPr>
-          <w:p>
-            <w:pPr>
-              <w:rPr>
-                <w:rFonts w:ascii="Times New Roman" w:hAnsi="Times New Roman" w:cs="Times New Roman"/>
-              </w:rPr>
-            </w:pPr>
-          </w:p>
-        </w:tc>
-        <w:tc>
-          <w:tcPr>
-            <w:tcW w:w="2556" w:type="dxa"/>
+            <w:tcW w:w="2553" w:type="dxa"/>
+          </w:tcPr>
+          <w:p>
+            <w:pPr>
+              <w:rPr>
+                <w:rFonts w:ascii="Times New Roman" w:hAnsi="Times New Roman" w:cs="Times New Roman"/>
+              </w:rPr>
+            </w:pPr>
+          </w:p>
+        </w:tc>
+        <w:tc>
+          <w:tcPr>
+            <w:tcW w:w="2554" w:type="dxa"/>
+          </w:tcPr>
+          <w:p>
+            <w:pPr>
+              <w:rPr>
+                <w:rFonts w:ascii="Times New Roman" w:hAnsi="Times New Roman" w:cs="Times New Roman"/>
+              </w:rPr>
+            </w:pPr>
+          </w:p>
+        </w:tc>
+        <w:tc>
+          <w:tcPr>
+            <w:tcW w:w="2554" w:type="dxa"/>
+          </w:tcPr>
+          <w:p>
+            <w:pPr>
+              <w:rPr>
+                <w:rFonts w:ascii="Times New Roman" w:hAnsi="Times New Roman" w:cs="Times New Roman"/>
+              </w:rPr>
+            </w:pPr>
+          </w:p>
+        </w:tc>
+        <w:tc>
+          <w:tcPr>
+            <w:tcW w:w="2553" w:type="dxa"/>
           </w:tcPr>
           <w:p>
             <w:pPr>
@@ -15309,43 +15178,43 @@
         </w:trPr>
         <w:tc>
           <w:tcPr>
-            <w:tcW w:w="2556" w:type="dxa"/>
-          </w:tcPr>
-          <w:p>
-            <w:pPr>
-              <w:rPr>
-                <w:rFonts w:ascii="Times New Roman" w:hAnsi="Times New Roman" w:cs="Times New Roman"/>
-              </w:rPr>
-            </w:pPr>
-          </w:p>
-        </w:tc>
-        <w:tc>
-          <w:tcPr>
-            <w:tcW w:w="2556" w:type="dxa"/>
-          </w:tcPr>
-          <w:p>
-            <w:pPr>
-              <w:rPr>
-                <w:rFonts w:ascii="Times New Roman" w:hAnsi="Times New Roman" w:cs="Times New Roman"/>
-              </w:rPr>
-            </w:pPr>
-          </w:p>
-        </w:tc>
-        <w:tc>
-          <w:tcPr>
-            <w:tcW w:w="2556" w:type="dxa"/>
-          </w:tcPr>
-          <w:p>
-            <w:pPr>
-              <w:rPr>
-                <w:rFonts w:ascii="Times New Roman" w:hAnsi="Times New Roman" w:cs="Times New Roman"/>
-              </w:rPr>
-            </w:pPr>
-          </w:p>
-        </w:tc>
-        <w:tc>
-          <w:tcPr>
-            <w:tcW w:w="2556" w:type="dxa"/>
+            <w:tcW w:w="2553" w:type="dxa"/>
+          </w:tcPr>
+          <w:p>
+            <w:pPr>
+              <w:rPr>
+                <w:rFonts w:ascii="Times New Roman" w:hAnsi="Times New Roman" w:cs="Times New Roman"/>
+              </w:rPr>
+            </w:pPr>
+          </w:p>
+        </w:tc>
+        <w:tc>
+          <w:tcPr>
+            <w:tcW w:w="2554" w:type="dxa"/>
+          </w:tcPr>
+          <w:p>
+            <w:pPr>
+              <w:rPr>
+                <w:rFonts w:ascii="Times New Roman" w:hAnsi="Times New Roman" w:cs="Times New Roman"/>
+              </w:rPr>
+            </w:pPr>
+          </w:p>
+        </w:tc>
+        <w:tc>
+          <w:tcPr>
+            <w:tcW w:w="2554" w:type="dxa"/>
+          </w:tcPr>
+          <w:p>
+            <w:pPr>
+              <w:rPr>
+                <w:rFonts w:ascii="Times New Roman" w:hAnsi="Times New Roman" w:cs="Times New Roman"/>
+              </w:rPr>
+            </w:pPr>
+          </w:p>
+        </w:tc>
+        <w:tc>
+          <w:tcPr>
+            <w:tcW w:w="2553" w:type="dxa"/>
           </w:tcPr>
           <w:p>
             <w:pPr>
@@ -15362,43 +15231,43 @@
         </w:trPr>
         <w:tc>
           <w:tcPr>
-            <w:tcW w:w="2556" w:type="dxa"/>
-          </w:tcPr>
-          <w:p>
-            <w:pPr>
-              <w:rPr>
-                <w:rFonts w:ascii="Times New Roman" w:hAnsi="Times New Roman" w:cs="Times New Roman"/>
-              </w:rPr>
-            </w:pPr>
-          </w:p>
-        </w:tc>
-        <w:tc>
-          <w:tcPr>
-            <w:tcW w:w="2556" w:type="dxa"/>
-          </w:tcPr>
-          <w:p>
-            <w:pPr>
-              <w:rPr>
-                <w:rFonts w:ascii="Times New Roman" w:hAnsi="Times New Roman" w:cs="Times New Roman"/>
-              </w:rPr>
-            </w:pPr>
-          </w:p>
-        </w:tc>
-        <w:tc>
-          <w:tcPr>
-            <w:tcW w:w="2556" w:type="dxa"/>
-          </w:tcPr>
-          <w:p>
-            <w:pPr>
-              <w:rPr>
-                <w:rFonts w:ascii="Times New Roman" w:hAnsi="Times New Roman" w:cs="Times New Roman"/>
-              </w:rPr>
-            </w:pPr>
-          </w:p>
-        </w:tc>
-        <w:tc>
-          <w:tcPr>
-            <w:tcW w:w="2556" w:type="dxa"/>
+            <w:tcW w:w="2553" w:type="dxa"/>
+          </w:tcPr>
+          <w:p>
+            <w:pPr>
+              <w:rPr>
+                <w:rFonts w:ascii="Times New Roman" w:hAnsi="Times New Roman" w:cs="Times New Roman"/>
+              </w:rPr>
+            </w:pPr>
+          </w:p>
+        </w:tc>
+        <w:tc>
+          <w:tcPr>
+            <w:tcW w:w="2554" w:type="dxa"/>
+          </w:tcPr>
+          <w:p>
+            <w:pPr>
+              <w:rPr>
+                <w:rFonts w:ascii="Times New Roman" w:hAnsi="Times New Roman" w:cs="Times New Roman"/>
+              </w:rPr>
+            </w:pPr>
+          </w:p>
+        </w:tc>
+        <w:tc>
+          <w:tcPr>
+            <w:tcW w:w="2554" w:type="dxa"/>
+          </w:tcPr>
+          <w:p>
+            <w:pPr>
+              <w:rPr>
+                <w:rFonts w:ascii="Times New Roman" w:hAnsi="Times New Roman" w:cs="Times New Roman"/>
+              </w:rPr>
+            </w:pPr>
+          </w:p>
+        </w:tc>
+        <w:tc>
+          <w:tcPr>
+            <w:tcW w:w="2553" w:type="dxa"/>
           </w:tcPr>
           <w:p>
             <w:pPr>
@@ -15415,43 +15284,43 @@
         </w:trPr>
         <w:tc>
           <w:tcPr>
-            <w:tcW w:w="2556" w:type="dxa"/>
-          </w:tcPr>
-          <w:p>
-            <w:pPr>
-              <w:rPr>
-                <w:rFonts w:ascii="Times New Roman" w:hAnsi="Times New Roman" w:cs="Times New Roman"/>
-              </w:rPr>
-            </w:pPr>
-          </w:p>
-        </w:tc>
-        <w:tc>
-          <w:tcPr>
-            <w:tcW w:w="2556" w:type="dxa"/>
-          </w:tcPr>
-          <w:p>
-            <w:pPr>
-              <w:rPr>
-                <w:rFonts w:ascii="Times New Roman" w:hAnsi="Times New Roman" w:cs="Times New Roman"/>
-              </w:rPr>
-            </w:pPr>
-          </w:p>
-        </w:tc>
-        <w:tc>
-          <w:tcPr>
-            <w:tcW w:w="2556" w:type="dxa"/>
-          </w:tcPr>
-          <w:p>
-            <w:pPr>
-              <w:rPr>
-                <w:rFonts w:ascii="Times New Roman" w:hAnsi="Times New Roman" w:cs="Times New Roman"/>
-              </w:rPr>
-            </w:pPr>
-          </w:p>
-        </w:tc>
-        <w:tc>
-          <w:tcPr>
-            <w:tcW w:w="2556" w:type="dxa"/>
+            <w:tcW w:w="2553" w:type="dxa"/>
+          </w:tcPr>
+          <w:p>
+            <w:pPr>
+              <w:rPr>
+                <w:rFonts w:ascii="Times New Roman" w:hAnsi="Times New Roman" w:cs="Times New Roman"/>
+              </w:rPr>
+            </w:pPr>
+          </w:p>
+        </w:tc>
+        <w:tc>
+          <w:tcPr>
+            <w:tcW w:w="2554" w:type="dxa"/>
+          </w:tcPr>
+          <w:p>
+            <w:pPr>
+              <w:rPr>
+                <w:rFonts w:ascii="Times New Roman" w:hAnsi="Times New Roman" w:cs="Times New Roman"/>
+              </w:rPr>
+            </w:pPr>
+          </w:p>
+        </w:tc>
+        <w:tc>
+          <w:tcPr>
+            <w:tcW w:w="2554" w:type="dxa"/>
+          </w:tcPr>
+          <w:p>
+            <w:pPr>
+              <w:rPr>
+                <w:rFonts w:ascii="Times New Roman" w:hAnsi="Times New Roman" w:cs="Times New Roman"/>
+              </w:rPr>
+            </w:pPr>
+          </w:p>
+        </w:tc>
+        <w:tc>
+          <w:tcPr>
+            <w:tcW w:w="2553" w:type="dxa"/>
           </w:tcPr>
           <w:p>
             <w:pPr>
@@ -15468,43 +15337,149 @@
         </w:trPr>
         <w:tc>
           <w:tcPr>
-            <w:tcW w:w="2556" w:type="dxa"/>
-          </w:tcPr>
-          <w:p>
-            <w:pPr>
-              <w:rPr>
-                <w:rFonts w:ascii="Times New Roman" w:hAnsi="Times New Roman" w:cs="Times New Roman"/>
-              </w:rPr>
-            </w:pPr>
-          </w:p>
-        </w:tc>
-        <w:tc>
-          <w:tcPr>
-            <w:tcW w:w="2556" w:type="dxa"/>
-          </w:tcPr>
-          <w:p>
-            <w:pPr>
-              <w:rPr>
-                <w:rFonts w:ascii="Times New Roman" w:hAnsi="Times New Roman" w:cs="Times New Roman"/>
-              </w:rPr>
-            </w:pPr>
-          </w:p>
-        </w:tc>
-        <w:tc>
-          <w:tcPr>
-            <w:tcW w:w="2556" w:type="dxa"/>
-          </w:tcPr>
-          <w:p>
-            <w:pPr>
-              <w:rPr>
-                <w:rFonts w:ascii="Times New Roman" w:hAnsi="Times New Roman" w:cs="Times New Roman"/>
-              </w:rPr>
-            </w:pPr>
-          </w:p>
-        </w:tc>
-        <w:tc>
-          <w:tcPr>
-            <w:tcW w:w="2556" w:type="dxa"/>
+            <w:tcW w:w="2553" w:type="dxa"/>
+          </w:tcPr>
+          <w:p>
+            <w:pPr>
+              <w:rPr>
+                <w:rFonts w:ascii="Times New Roman" w:hAnsi="Times New Roman" w:cs="Times New Roman"/>
+              </w:rPr>
+            </w:pPr>
+          </w:p>
+        </w:tc>
+        <w:tc>
+          <w:tcPr>
+            <w:tcW w:w="2554" w:type="dxa"/>
+          </w:tcPr>
+          <w:p>
+            <w:pPr>
+              <w:rPr>
+                <w:rFonts w:ascii="Times New Roman" w:hAnsi="Times New Roman" w:cs="Times New Roman"/>
+              </w:rPr>
+            </w:pPr>
+          </w:p>
+        </w:tc>
+        <w:tc>
+          <w:tcPr>
+            <w:tcW w:w="2554" w:type="dxa"/>
+          </w:tcPr>
+          <w:p>
+            <w:pPr>
+              <w:rPr>
+                <w:rFonts w:ascii="Times New Roman" w:hAnsi="Times New Roman" w:cs="Times New Roman"/>
+              </w:rPr>
+            </w:pPr>
+          </w:p>
+        </w:tc>
+        <w:tc>
+          <w:tcPr>
+            <w:tcW w:w="2553" w:type="dxa"/>
+          </w:tcPr>
+          <w:p>
+            <w:pPr>
+              <w:rPr>
+                <w:rFonts w:ascii="Times New Roman" w:hAnsi="Times New Roman" w:cs="Times New Roman"/>
+              </w:rPr>
+            </w:pPr>
+          </w:p>
+        </w:tc>
+      </w:tr>
+      <w:tr>
+        <w:trPr>
+          <w:jc w:val="center"/>
+        </w:trPr>
+        <w:tc>
+          <w:tcPr>
+            <w:tcW w:w="2553" w:type="dxa"/>
+          </w:tcPr>
+          <w:p>
+            <w:pPr>
+              <w:rPr>
+                <w:rFonts w:ascii="Times New Roman" w:hAnsi="Times New Roman" w:cs="Times New Roman"/>
+              </w:rPr>
+            </w:pPr>
+          </w:p>
+        </w:tc>
+        <w:tc>
+          <w:tcPr>
+            <w:tcW w:w="2554" w:type="dxa"/>
+          </w:tcPr>
+          <w:p>
+            <w:pPr>
+              <w:rPr>
+                <w:rFonts w:ascii="Times New Roman" w:hAnsi="Times New Roman" w:cs="Times New Roman"/>
+              </w:rPr>
+            </w:pPr>
+          </w:p>
+        </w:tc>
+        <w:tc>
+          <w:tcPr>
+            <w:tcW w:w="2554" w:type="dxa"/>
+          </w:tcPr>
+          <w:p>
+            <w:pPr>
+              <w:rPr>
+                <w:rFonts w:ascii="Times New Roman" w:hAnsi="Times New Roman" w:cs="Times New Roman"/>
+              </w:rPr>
+            </w:pPr>
+          </w:p>
+        </w:tc>
+        <w:tc>
+          <w:tcPr>
+            <w:tcW w:w="2553" w:type="dxa"/>
+          </w:tcPr>
+          <w:p>
+            <w:pPr>
+              <w:rPr>
+                <w:rFonts w:ascii="Times New Roman" w:hAnsi="Times New Roman" w:cs="Times New Roman"/>
+              </w:rPr>
+            </w:pPr>
+          </w:p>
+        </w:tc>
+      </w:tr>
+      <w:tr>
+        <w:trPr>
+          <w:jc w:val="center"/>
+        </w:trPr>
+        <w:tc>
+          <w:tcPr>
+            <w:tcW w:w="2553" w:type="dxa"/>
+          </w:tcPr>
+          <w:p>
+            <w:pPr>
+              <w:rPr>
+                <w:rFonts w:ascii="Times New Roman" w:hAnsi="Times New Roman" w:cs="Times New Roman"/>
+              </w:rPr>
+            </w:pPr>
+          </w:p>
+        </w:tc>
+        <w:tc>
+          <w:tcPr>
+            <w:tcW w:w="2554" w:type="dxa"/>
+          </w:tcPr>
+          <w:p>
+            <w:pPr>
+              <w:rPr>
+                <w:rFonts w:ascii="Times New Roman" w:hAnsi="Times New Roman" w:cs="Times New Roman"/>
+              </w:rPr>
+            </w:pPr>
+          </w:p>
+        </w:tc>
+        <w:tc>
+          <w:tcPr>
+            <w:tcW w:w="2554" w:type="dxa"/>
+          </w:tcPr>
+          <w:p>
+            <w:pPr>
+              <w:rPr>
+                <w:rFonts w:ascii="Times New Roman" w:hAnsi="Times New Roman" w:cs="Times New Roman"/>
+              </w:rPr>
+            </w:pPr>
+          </w:p>
+        </w:tc>
+        <w:tc>
+          <w:tcPr>
+            <w:tcW w:w="2553" w:type="dxa"/>
           </w:tcPr>
           <w:p>
             <w:pPr>
@@ -15534,29 +15509,65 @@
     </w:p>
     <w:p>
       <w:pPr>
-        <w:rPr>
-          <w:rFonts w:ascii="Times New Roman" w:hAnsi="Times New Roman" w:cs="Times New Roman"/>
+        <w:pStyle w:val="Instruction"/>
+        <w:rPr>
+          <w:rFonts w:ascii="Times New Roman" w:hAnsi="Times New Roman" w:cs="Times New Roman"/>
+          <w:lang w:val="en-CA"/>
         </w:rPr>
       </w:pPr>
       <w:r>
         <w:rPr>
           <w:rFonts w:ascii="Times New Roman" w:hAnsi="Times New Roman" w:cs="Times New Roman"/>
-        </w:rPr>
-        <w:t>Insert the Domain Class Diagram and briefly explain the major classes/entities and relationships.</w:t>
-      </w:r>
-    </w:p>
-    <w:p>
-      <w:pPr>
-        <w:pStyle w:val="Instruction"/>
-        <w:rPr>
-          <w:rFonts w:ascii="Times New Roman" w:hAnsi="Times New Roman" w:cs="Times New Roman"/>
-        </w:rPr>
-      </w:pPr>
-      <w:r>
-        <w:rPr>
-          <w:rFonts w:ascii="Times New Roman" w:hAnsi="Times New Roman" w:cs="Times New Roman"/>
-        </w:rPr>
-        <w:t>Add or remove rows as needed. The number of rows in this template is not a required limit.</w:t>
+          <w:lang w:val="en-CA"/>
+        </w:rPr>
+        <w:drawing>
+          <wp:inline distT="0" distB="0" distL="0" distR="0" wp14:anchorId="3E47367F" wp14:editId="022C5EB9">
+            <wp:extent cx="6492240" cy="3549650"/>
+            <wp:effectExtent l="0" t="0" r="3810" b="0"/>
+            <wp:docPr id="485484459" name="Picture 2"/>
+            <wp:cNvGraphicFramePr>
+              <a:graphicFrameLocks xmlns:a="http://schemas.openxmlformats.org/drawingml/2006/main" noChangeAspect="1"/>
+            </wp:cNvGraphicFramePr>
+            <a:graphic xmlns:a="http://schemas.openxmlformats.org/drawingml/2006/main">
+              <a:graphicData uri="http://schemas.openxmlformats.org/drawingml/2006/picture">
+                <pic:pic xmlns:pic="http://schemas.openxmlformats.org/drawingml/2006/picture">
+                  <pic:nvPicPr>
+                    <pic:cNvPr id="0" name="Picture 7"/>
+                    <pic:cNvPicPr>
+                      <a:picLocks noChangeAspect="1" noChangeArrowheads="1"/>
+                    </pic:cNvPicPr>
+                  </pic:nvPicPr>
+                  <pic:blipFill>
+                    <a:blip r:embed="rId14">
+                      <a:extLst>
+                        <a:ext uri="{28A0092B-C50C-407E-A947-70E740481C1C}">
+                          <a14:useLocalDpi xmlns:a14="http://schemas.microsoft.com/office/drawing/2010/main" val="0"/>
+                        </a:ext>
+                      </a:extLst>
+                    </a:blip>
+                    <a:srcRect/>
+                    <a:stretch>
+                      <a:fillRect/>
+                    </a:stretch>
+                  </pic:blipFill>
+                  <pic:spPr bwMode="auto">
+                    <a:xfrm>
+                      <a:off x="0" y="0"/>
+                      <a:ext cx="6492240" cy="3549650"/>
+                    </a:xfrm>
+                    <a:prstGeom prst="rect">
+                      <a:avLst/>
+                    </a:prstGeom>
+                    <a:noFill/>
+                    <a:ln>
+                      <a:noFill/>
+                    </a:ln>
+                  </pic:spPr>
+                </pic:pic>
+              </a:graphicData>
+            </a:graphic>
+          </wp:inline>
+        </w:drawing>
       </w:r>
     </w:p>
     <w:tbl>
@@ -15578,7 +15589,7 @@
         </w:trPr>
         <w:tc>
           <w:tcPr>
-            <w:tcW w:w="2556" w:type="dxa"/>
+            <w:tcW w:w="2553" w:type="dxa"/>
           </w:tcPr>
           <w:p>
             <w:pPr>
@@ -15598,7 +15609,7 @@
         </w:tc>
         <w:tc>
           <w:tcPr>
-            <w:tcW w:w="2556" w:type="dxa"/>
+            <w:tcW w:w="2554" w:type="dxa"/>
           </w:tcPr>
           <w:p>
             <w:pPr>
@@ -15618,7 +15629,7 @@
         </w:tc>
         <w:tc>
           <w:tcPr>
-            <w:tcW w:w="2556" w:type="dxa"/>
+            <w:tcW w:w="2554" w:type="dxa"/>
           </w:tcPr>
           <w:p>
             <w:pPr>
@@ -15638,7 +15649,7 @@
         </w:tc>
         <w:tc>
           <w:tcPr>
-            <w:tcW w:w="2556" w:type="dxa"/>
+            <w:tcW w:w="2553" w:type="dxa"/>
           </w:tcPr>
           <w:p>
             <w:pPr>
@@ -15663,26 +15674,25 @@
         </w:trPr>
         <w:tc>
           <w:tcPr>
-            <w:tcW w:w="2556" w:type="dxa"/>
-          </w:tcPr>
-          <w:p>
-            <w:pPr>
-              <w:rPr>
-                <w:rFonts w:ascii="Times New Roman" w:hAnsi="Times New Roman" w:cs="Times New Roman"/>
-              </w:rPr>
-            </w:pPr>
-            <w:r>
-              <w:rPr>
-                <w:rFonts w:ascii="Times New Roman" w:hAnsi="Times New Roman" w:cs="Times New Roman"/>
-                <w:sz w:val="18"/>
-              </w:rPr>
-              <w:t>Booking</w:t>
-            </w:r>
-          </w:p>
-        </w:tc>
-        <w:tc>
-          <w:tcPr>
-            <w:tcW w:w="2556" w:type="dxa"/>
+            <w:tcW w:w="2553" w:type="dxa"/>
+          </w:tcPr>
+          <w:p>
+            <w:pPr>
+              <w:rPr>
+                <w:rFonts w:ascii="Times New Roman" w:hAnsi="Times New Roman" w:cs="Times New Roman"/>
+              </w:rPr>
+            </w:pPr>
+            <w:r>
+              <w:rPr>
+                <w:rFonts w:ascii="Times New Roman" w:hAnsi="Times New Roman" w:cs="Times New Roman"/>
+              </w:rPr>
+              <w:t>User</w:t>
+            </w:r>
+          </w:p>
+        </w:tc>
+        <w:tc>
+          <w:tcPr>
+            <w:tcW w:w="2554" w:type="dxa"/>
           </w:tcPr>
           <w:p>
             <w:pPr>
@@ -15694,15 +15704,13 @@
             <w:r>
               <w:rPr>
                 <w:rFonts w:ascii="Times New Roman" w:hAnsi="Times New Roman" w:cs="Times New Roman"/>
-                <w:sz w:val="18"/>
-              </w:rPr>
-              <w:t>bookingId</w:t>
+              </w:rPr>
+              <w:t>userId</w:t>
             </w:r>
             <w:proofErr w:type="spellEnd"/>
             <w:r>
               <w:rPr>
                 <w:rFonts w:ascii="Times New Roman" w:hAnsi="Times New Roman" w:cs="Times New Roman"/>
-                <w:sz w:val="18"/>
               </w:rPr>
               <w:t xml:space="preserve">, </w:t>
             </w:r>
@@ -15710,55 +15718,81 @@
             <w:r>
               <w:rPr>
                 <w:rFonts w:ascii="Times New Roman" w:hAnsi="Times New Roman" w:cs="Times New Roman"/>
-                <w:sz w:val="18"/>
-              </w:rPr>
-              <w:t>bookingDate</w:t>
+              </w:rPr>
+              <w:t>firstName</w:t>
             </w:r>
             <w:proofErr w:type="spellEnd"/>
             <w:r>
               <w:rPr>
                 <w:rFonts w:ascii="Times New Roman" w:hAnsi="Times New Roman" w:cs="Times New Roman"/>
-                <w:sz w:val="18"/>
-              </w:rPr>
-              <w:t>, status</w:t>
-            </w:r>
-          </w:p>
-        </w:tc>
-        <w:tc>
-          <w:tcPr>
-            <w:tcW w:w="2556" w:type="dxa"/>
-          </w:tcPr>
-          <w:p>
-            <w:pPr>
-              <w:rPr>
-                <w:rFonts w:ascii="Times New Roman" w:hAnsi="Times New Roman" w:cs="Times New Roman"/>
-              </w:rPr>
-            </w:pPr>
-            <w:r>
-              <w:rPr>
-                <w:rFonts w:ascii="Times New Roman" w:hAnsi="Times New Roman" w:cs="Times New Roman"/>
-                <w:sz w:val="18"/>
-              </w:rPr>
-              <w:t>Student creates Booking; Booking reserves Equipment</w:t>
-            </w:r>
-          </w:p>
-        </w:tc>
-        <w:tc>
-          <w:tcPr>
-            <w:tcW w:w="2556" w:type="dxa"/>
-          </w:tcPr>
-          <w:p>
-            <w:pPr>
-              <w:rPr>
-                <w:rFonts w:ascii="Times New Roman" w:hAnsi="Times New Roman" w:cs="Times New Roman"/>
-              </w:rPr>
-            </w:pPr>
-            <w:r>
-              <w:rPr>
-                <w:rFonts w:ascii="Times New Roman" w:hAnsi="Times New Roman" w:cs="Times New Roman"/>
-                <w:sz w:val="18"/>
-              </w:rPr>
-              <w:t>Core entity for reservation flow</w:t>
+              </w:rPr>
+              <w:t xml:space="preserve">, </w:t>
+            </w:r>
+            <w:proofErr w:type="spellStart"/>
+            <w:r>
+              <w:rPr>
+                <w:rFonts w:ascii="Times New Roman" w:hAnsi="Times New Roman" w:cs="Times New Roman"/>
+              </w:rPr>
+              <w:t>lastName</w:t>
+            </w:r>
+            <w:proofErr w:type="spellEnd"/>
+            <w:r>
+              <w:rPr>
+                <w:rFonts w:ascii="Times New Roman" w:hAnsi="Times New Roman" w:cs="Times New Roman"/>
+              </w:rPr>
+              <w:t xml:space="preserve">, email, </w:t>
+            </w:r>
+            <w:proofErr w:type="spellStart"/>
+            <w:r>
+              <w:rPr>
+                <w:rFonts w:ascii="Times New Roman" w:hAnsi="Times New Roman" w:cs="Times New Roman"/>
+              </w:rPr>
+              <w:t>preferredCurrency</w:t>
+            </w:r>
+            <w:proofErr w:type="spellEnd"/>
+          </w:p>
+        </w:tc>
+        <w:tc>
+          <w:tcPr>
+            <w:tcW w:w="2554" w:type="dxa"/>
+          </w:tcPr>
+          <w:p>
+            <w:pPr>
+              <w:rPr>
+                <w:rFonts w:ascii="Times New Roman" w:hAnsi="Times New Roman" w:cs="Times New Roman"/>
+              </w:rPr>
+            </w:pPr>
+            <w:r>
+              <w:rPr>
+                <w:rFonts w:ascii="Times New Roman" w:hAnsi="Times New Roman" w:cs="Times New Roman"/>
+              </w:rPr>
+              <w:t xml:space="preserve">Creates Transactions and Budgets; Owns </w:t>
+            </w:r>
+            <w:proofErr w:type="spellStart"/>
+            <w:r>
+              <w:rPr>
+                <w:rFonts w:ascii="Times New Roman" w:hAnsi="Times New Roman" w:cs="Times New Roman"/>
+              </w:rPr>
+              <w:t>FinancialReports</w:t>
+            </w:r>
+            <w:proofErr w:type="spellEnd"/>
+          </w:p>
+        </w:tc>
+        <w:tc>
+          <w:tcPr>
+            <w:tcW w:w="2553" w:type="dxa"/>
+          </w:tcPr>
+          <w:p>
+            <w:pPr>
+              <w:rPr>
+                <w:rFonts w:ascii="Times New Roman" w:hAnsi="Times New Roman" w:cs="Times New Roman"/>
+              </w:rPr>
+            </w:pPr>
+            <w:r>
+              <w:rPr>
+                <w:rFonts w:ascii="Times New Roman" w:hAnsi="Times New Roman" w:cs="Times New Roman"/>
+              </w:rPr>
+              <w:t>Represents registered users of the Smart Spend system.</w:t>
             </w:r>
           </w:p>
         </w:tc>
@@ -15769,50 +15803,104 @@
         </w:trPr>
         <w:tc>
           <w:tcPr>
-            <w:tcW w:w="2556" w:type="dxa"/>
-          </w:tcPr>
-          <w:p>
-            <w:pPr>
-              <w:rPr>
-                <w:rFonts w:ascii="Times New Roman" w:hAnsi="Times New Roman" w:cs="Times New Roman"/>
-              </w:rPr>
-            </w:pPr>
-          </w:p>
-        </w:tc>
-        <w:tc>
-          <w:tcPr>
-            <w:tcW w:w="2556" w:type="dxa"/>
-          </w:tcPr>
-          <w:p>
-            <w:pPr>
-              <w:rPr>
-                <w:rFonts w:ascii="Times New Roman" w:hAnsi="Times New Roman" w:cs="Times New Roman"/>
-              </w:rPr>
-            </w:pPr>
-          </w:p>
-        </w:tc>
-        <w:tc>
-          <w:tcPr>
-            <w:tcW w:w="2556" w:type="dxa"/>
-          </w:tcPr>
-          <w:p>
-            <w:pPr>
-              <w:rPr>
-                <w:rFonts w:ascii="Times New Roman" w:hAnsi="Times New Roman" w:cs="Times New Roman"/>
-              </w:rPr>
-            </w:pPr>
-          </w:p>
-        </w:tc>
-        <w:tc>
-          <w:tcPr>
-            <w:tcW w:w="2556" w:type="dxa"/>
-          </w:tcPr>
-          <w:p>
-            <w:pPr>
-              <w:rPr>
-                <w:rFonts w:ascii="Times New Roman" w:hAnsi="Times New Roman" w:cs="Times New Roman"/>
-              </w:rPr>
-            </w:pPr>
+            <w:tcW w:w="2553" w:type="dxa"/>
+          </w:tcPr>
+          <w:p>
+            <w:pPr>
+              <w:rPr>
+                <w:rFonts w:ascii="Times New Roman" w:hAnsi="Times New Roman" w:cs="Times New Roman"/>
+              </w:rPr>
+            </w:pPr>
+            <w:r>
+              <w:rPr>
+                <w:rFonts w:ascii="Times New Roman" w:hAnsi="Times New Roman" w:cs="Times New Roman"/>
+              </w:rPr>
+              <w:t>Transaction</w:t>
+            </w:r>
+          </w:p>
+        </w:tc>
+        <w:tc>
+          <w:tcPr>
+            <w:tcW w:w="2554" w:type="dxa"/>
+          </w:tcPr>
+          <w:p>
+            <w:pPr>
+              <w:rPr>
+                <w:rFonts w:ascii="Times New Roman" w:hAnsi="Times New Roman" w:cs="Times New Roman"/>
+              </w:rPr>
+            </w:pPr>
+            <w:proofErr w:type="spellStart"/>
+            <w:r>
+              <w:rPr>
+                <w:rFonts w:ascii="Times New Roman" w:hAnsi="Times New Roman" w:cs="Times New Roman"/>
+              </w:rPr>
+              <w:t>transactionId</w:t>
+            </w:r>
+            <w:proofErr w:type="spellEnd"/>
+            <w:r>
+              <w:rPr>
+                <w:rFonts w:ascii="Times New Roman" w:hAnsi="Times New Roman" w:cs="Times New Roman"/>
+              </w:rPr>
+              <w:t xml:space="preserve">, amount, currency, </w:t>
+            </w:r>
+            <w:proofErr w:type="spellStart"/>
+            <w:r>
+              <w:rPr>
+                <w:rFonts w:ascii="Times New Roman" w:hAnsi="Times New Roman" w:cs="Times New Roman"/>
+              </w:rPr>
+              <w:t>transactionDate</w:t>
+            </w:r>
+            <w:proofErr w:type="spellEnd"/>
+            <w:r>
+              <w:rPr>
+                <w:rFonts w:ascii="Times New Roman" w:hAnsi="Times New Roman" w:cs="Times New Roman"/>
+              </w:rPr>
+              <w:t xml:space="preserve">, </w:t>
+            </w:r>
+            <w:proofErr w:type="spellStart"/>
+            <w:r>
+              <w:rPr>
+                <w:rFonts w:ascii="Times New Roman" w:hAnsi="Times New Roman" w:cs="Times New Roman"/>
+              </w:rPr>
+              <w:t>transactionType</w:t>
+            </w:r>
+            <w:proofErr w:type="spellEnd"/>
+          </w:p>
+        </w:tc>
+        <w:tc>
+          <w:tcPr>
+            <w:tcW w:w="2554" w:type="dxa"/>
+          </w:tcPr>
+          <w:p>
+            <w:pPr>
+              <w:rPr>
+                <w:rFonts w:ascii="Times New Roman" w:hAnsi="Times New Roman" w:cs="Times New Roman"/>
+              </w:rPr>
+            </w:pPr>
+            <w:r>
+              <w:rPr>
+                <w:rFonts w:ascii="Times New Roman" w:hAnsi="Times New Roman" w:cs="Times New Roman"/>
+              </w:rPr>
+              <w:t>Created by User; Belongs to Category; Tracked by Budget</w:t>
+            </w:r>
+          </w:p>
+        </w:tc>
+        <w:tc>
+          <w:tcPr>
+            <w:tcW w:w="2553" w:type="dxa"/>
+          </w:tcPr>
+          <w:p>
+            <w:pPr>
+              <w:rPr>
+                <w:rFonts w:ascii="Times New Roman" w:hAnsi="Times New Roman" w:cs="Times New Roman"/>
+              </w:rPr>
+            </w:pPr>
+            <w:r>
+              <w:rPr>
+                <w:rFonts w:ascii="Times New Roman" w:hAnsi="Times New Roman" w:cs="Times New Roman"/>
+              </w:rPr>
+              <w:t>Stores income and expense records.</w:t>
+            </w:r>
           </w:p>
         </w:tc>
       </w:tr>
@@ -15822,50 +15910,104 @@
         </w:trPr>
         <w:tc>
           <w:tcPr>
-            <w:tcW w:w="2556" w:type="dxa"/>
-          </w:tcPr>
-          <w:p>
-            <w:pPr>
-              <w:rPr>
-                <w:rFonts w:ascii="Times New Roman" w:hAnsi="Times New Roman" w:cs="Times New Roman"/>
-              </w:rPr>
-            </w:pPr>
-          </w:p>
-        </w:tc>
-        <w:tc>
-          <w:tcPr>
-            <w:tcW w:w="2556" w:type="dxa"/>
-          </w:tcPr>
-          <w:p>
-            <w:pPr>
-              <w:rPr>
-                <w:rFonts w:ascii="Times New Roman" w:hAnsi="Times New Roman" w:cs="Times New Roman"/>
-              </w:rPr>
-            </w:pPr>
-          </w:p>
-        </w:tc>
-        <w:tc>
-          <w:tcPr>
-            <w:tcW w:w="2556" w:type="dxa"/>
-          </w:tcPr>
-          <w:p>
-            <w:pPr>
-              <w:rPr>
-                <w:rFonts w:ascii="Times New Roman" w:hAnsi="Times New Roman" w:cs="Times New Roman"/>
-              </w:rPr>
-            </w:pPr>
-          </w:p>
-        </w:tc>
-        <w:tc>
-          <w:tcPr>
-            <w:tcW w:w="2556" w:type="dxa"/>
-          </w:tcPr>
-          <w:p>
-            <w:pPr>
-              <w:rPr>
-                <w:rFonts w:ascii="Times New Roman" w:hAnsi="Times New Roman" w:cs="Times New Roman"/>
-              </w:rPr>
-            </w:pPr>
+            <w:tcW w:w="2553" w:type="dxa"/>
+          </w:tcPr>
+          <w:p>
+            <w:pPr>
+              <w:rPr>
+                <w:rFonts w:ascii="Times New Roman" w:hAnsi="Times New Roman" w:cs="Times New Roman"/>
+              </w:rPr>
+            </w:pPr>
+            <w:r>
+              <w:rPr>
+                <w:rFonts w:ascii="Times New Roman" w:hAnsi="Times New Roman" w:cs="Times New Roman"/>
+              </w:rPr>
+              <w:t>Category</w:t>
+            </w:r>
+          </w:p>
+        </w:tc>
+        <w:tc>
+          <w:tcPr>
+            <w:tcW w:w="2554" w:type="dxa"/>
+          </w:tcPr>
+          <w:p>
+            <w:pPr>
+              <w:rPr>
+                <w:rFonts w:ascii="Times New Roman" w:hAnsi="Times New Roman" w:cs="Times New Roman"/>
+              </w:rPr>
+            </w:pPr>
+            <w:proofErr w:type="spellStart"/>
+            <w:r>
+              <w:rPr>
+                <w:rFonts w:ascii="Times New Roman" w:hAnsi="Times New Roman" w:cs="Times New Roman"/>
+              </w:rPr>
+              <w:t>categoryId</w:t>
+            </w:r>
+            <w:proofErr w:type="spellEnd"/>
+            <w:r>
+              <w:rPr>
+                <w:rFonts w:ascii="Times New Roman" w:hAnsi="Times New Roman" w:cs="Times New Roman"/>
+              </w:rPr>
+              <w:t xml:space="preserve">, </w:t>
+            </w:r>
+            <w:proofErr w:type="spellStart"/>
+            <w:r>
+              <w:rPr>
+                <w:rFonts w:ascii="Times New Roman" w:hAnsi="Times New Roman" w:cs="Times New Roman"/>
+              </w:rPr>
+              <w:t>categoryName</w:t>
+            </w:r>
+            <w:proofErr w:type="spellEnd"/>
+            <w:r>
+              <w:rPr>
+                <w:rFonts w:ascii="Times New Roman" w:hAnsi="Times New Roman" w:cs="Times New Roman"/>
+              </w:rPr>
+              <w:t xml:space="preserve">, </w:t>
+            </w:r>
+            <w:proofErr w:type="spellStart"/>
+            <w:r>
+              <w:rPr>
+                <w:rFonts w:ascii="Times New Roman" w:hAnsi="Times New Roman" w:cs="Times New Roman"/>
+              </w:rPr>
+              <w:t>categoryType</w:t>
+            </w:r>
+            <w:proofErr w:type="spellEnd"/>
+          </w:p>
+        </w:tc>
+        <w:tc>
+          <w:tcPr>
+            <w:tcW w:w="2554" w:type="dxa"/>
+          </w:tcPr>
+          <w:p>
+            <w:pPr>
+              <w:rPr>
+                <w:rFonts w:ascii="Times New Roman" w:hAnsi="Times New Roman" w:cs="Times New Roman"/>
+              </w:rPr>
+            </w:pPr>
+            <w:r>
+              <w:rPr>
+                <w:rFonts w:ascii="Times New Roman" w:hAnsi="Times New Roman" w:cs="Times New Roman"/>
+              </w:rPr>
+              <w:t>One Category contains many Transactions</w:t>
+            </w:r>
+          </w:p>
+        </w:tc>
+        <w:tc>
+          <w:tcPr>
+            <w:tcW w:w="2553" w:type="dxa"/>
+          </w:tcPr>
+          <w:p>
+            <w:pPr>
+              <w:rPr>
+                <w:rFonts w:ascii="Times New Roman" w:hAnsi="Times New Roman" w:cs="Times New Roman"/>
+              </w:rPr>
+            </w:pPr>
+            <w:r>
+              <w:rPr>
+                <w:rFonts w:ascii="Times New Roman" w:hAnsi="Times New Roman" w:cs="Times New Roman"/>
+              </w:rPr>
+              <w:t>Organizes transactions into predefined categories.</w:t>
+            </w:r>
           </w:p>
         </w:tc>
       </w:tr>
@@ -15875,50 +16017,118 @@
         </w:trPr>
         <w:tc>
           <w:tcPr>
-            <w:tcW w:w="2556" w:type="dxa"/>
-          </w:tcPr>
-          <w:p>
-            <w:pPr>
-              <w:rPr>
-                <w:rFonts w:ascii="Times New Roman" w:hAnsi="Times New Roman" w:cs="Times New Roman"/>
-              </w:rPr>
-            </w:pPr>
-          </w:p>
-        </w:tc>
-        <w:tc>
-          <w:tcPr>
-            <w:tcW w:w="2556" w:type="dxa"/>
-          </w:tcPr>
-          <w:p>
-            <w:pPr>
-              <w:rPr>
-                <w:rFonts w:ascii="Times New Roman" w:hAnsi="Times New Roman" w:cs="Times New Roman"/>
-              </w:rPr>
-            </w:pPr>
-          </w:p>
-        </w:tc>
-        <w:tc>
-          <w:tcPr>
-            <w:tcW w:w="2556" w:type="dxa"/>
-          </w:tcPr>
-          <w:p>
-            <w:pPr>
-              <w:rPr>
-                <w:rFonts w:ascii="Times New Roman" w:hAnsi="Times New Roman" w:cs="Times New Roman"/>
-              </w:rPr>
-            </w:pPr>
-          </w:p>
-        </w:tc>
-        <w:tc>
-          <w:tcPr>
-            <w:tcW w:w="2556" w:type="dxa"/>
-          </w:tcPr>
-          <w:p>
-            <w:pPr>
-              <w:rPr>
-                <w:rFonts w:ascii="Times New Roman" w:hAnsi="Times New Roman" w:cs="Times New Roman"/>
-              </w:rPr>
-            </w:pPr>
+            <w:tcW w:w="2553" w:type="dxa"/>
+          </w:tcPr>
+          <w:p>
+            <w:pPr>
+              <w:rPr>
+                <w:rFonts w:ascii="Times New Roman" w:hAnsi="Times New Roman" w:cs="Times New Roman"/>
+              </w:rPr>
+            </w:pPr>
+            <w:r>
+              <w:rPr>
+                <w:rFonts w:ascii="Times New Roman" w:hAnsi="Times New Roman" w:cs="Times New Roman"/>
+              </w:rPr>
+              <w:t>Budget</w:t>
+            </w:r>
+          </w:p>
+        </w:tc>
+        <w:tc>
+          <w:tcPr>
+            <w:tcW w:w="2554" w:type="dxa"/>
+          </w:tcPr>
+          <w:p>
+            <w:pPr>
+              <w:rPr>
+                <w:rFonts w:ascii="Times New Roman" w:hAnsi="Times New Roman" w:cs="Times New Roman"/>
+              </w:rPr>
+            </w:pPr>
+            <w:proofErr w:type="spellStart"/>
+            <w:r>
+              <w:rPr>
+                <w:rFonts w:ascii="Times New Roman" w:hAnsi="Times New Roman" w:cs="Times New Roman"/>
+              </w:rPr>
+              <w:t>budgetId</w:t>
+            </w:r>
+            <w:proofErr w:type="spellEnd"/>
+            <w:r>
+              <w:rPr>
+                <w:rFonts w:ascii="Times New Roman" w:hAnsi="Times New Roman" w:cs="Times New Roman"/>
+              </w:rPr>
+              <w:t xml:space="preserve">, month, </w:t>
+            </w:r>
+            <w:proofErr w:type="spellStart"/>
+            <w:r>
+              <w:rPr>
+                <w:rFonts w:ascii="Times New Roman" w:hAnsi="Times New Roman" w:cs="Times New Roman"/>
+              </w:rPr>
+              <w:t>budgetAmount</w:t>
+            </w:r>
+            <w:proofErr w:type="spellEnd"/>
+            <w:r>
+              <w:rPr>
+                <w:rFonts w:ascii="Times New Roman" w:hAnsi="Times New Roman" w:cs="Times New Roman"/>
+              </w:rPr>
+              <w:t xml:space="preserve">, </w:t>
+            </w:r>
+            <w:proofErr w:type="spellStart"/>
+            <w:r>
+              <w:rPr>
+                <w:rFonts w:ascii="Times New Roman" w:hAnsi="Times New Roman" w:cs="Times New Roman"/>
+              </w:rPr>
+              <w:t>remainingBalance</w:t>
+            </w:r>
+            <w:proofErr w:type="spellEnd"/>
+          </w:p>
+        </w:tc>
+        <w:tc>
+          <w:tcPr>
+            <w:tcW w:w="2554" w:type="dxa"/>
+          </w:tcPr>
+          <w:p>
+            <w:pPr>
+              <w:rPr>
+                <w:rFonts w:ascii="Times New Roman" w:hAnsi="Times New Roman" w:cs="Times New Roman"/>
+              </w:rPr>
+            </w:pPr>
+            <w:r>
+              <w:rPr>
+                <w:rFonts w:ascii="Times New Roman" w:hAnsi="Times New Roman" w:cs="Times New Roman"/>
+              </w:rPr>
+              <w:t>Created by User; Tracks Transactions</w:t>
+            </w:r>
+          </w:p>
+        </w:tc>
+        <w:tc>
+          <w:tcPr>
+            <w:tcW w:w="2553" w:type="dxa"/>
+          </w:tcPr>
+          <w:p>
+            <w:pPr>
+              <w:rPr>
+                <w:rFonts w:ascii="Times New Roman" w:hAnsi="Times New Roman" w:cs="Times New Roman"/>
+              </w:rPr>
+            </w:pPr>
+            <w:r>
+              <w:rPr>
+                <w:rFonts w:ascii="Times New Roman" w:hAnsi="Times New Roman" w:cs="Times New Roman"/>
+              </w:rPr>
+              <w:t xml:space="preserve">Manages monthly spending limits and </w:t>
+            </w:r>
+            <w:proofErr w:type="gramStart"/>
+            <w:r>
+              <w:rPr>
+                <w:rFonts w:ascii="Times New Roman" w:hAnsi="Times New Roman" w:cs="Times New Roman"/>
+              </w:rPr>
+              <w:t>remaining</w:t>
+            </w:r>
+            <w:proofErr w:type="gramEnd"/>
+            <w:r>
+              <w:rPr>
+                <w:rFonts w:ascii="Times New Roman" w:hAnsi="Times New Roman" w:cs="Times New Roman"/>
+              </w:rPr>
+              <w:t xml:space="preserve"> balance.</w:t>
+            </w:r>
           </w:p>
         </w:tc>
       </w:tr>
@@ -15928,180 +16138,134 @@
         </w:trPr>
         <w:tc>
           <w:tcPr>
-            <w:tcW w:w="2556" w:type="dxa"/>
-          </w:tcPr>
-          <w:p>
-            <w:pPr>
-              <w:rPr>
-                <w:rFonts w:ascii="Times New Roman" w:hAnsi="Times New Roman" w:cs="Times New Roman"/>
-              </w:rPr>
-            </w:pPr>
-          </w:p>
-        </w:tc>
-        <w:tc>
-          <w:tcPr>
-            <w:tcW w:w="2556" w:type="dxa"/>
-          </w:tcPr>
-          <w:p>
-            <w:pPr>
-              <w:rPr>
-                <w:rFonts w:ascii="Times New Roman" w:hAnsi="Times New Roman" w:cs="Times New Roman"/>
-              </w:rPr>
-            </w:pPr>
-          </w:p>
-        </w:tc>
-        <w:tc>
-          <w:tcPr>
-            <w:tcW w:w="2556" w:type="dxa"/>
-          </w:tcPr>
-          <w:p>
-            <w:pPr>
-              <w:rPr>
-                <w:rFonts w:ascii="Times New Roman" w:hAnsi="Times New Roman" w:cs="Times New Roman"/>
-              </w:rPr>
-            </w:pPr>
-          </w:p>
-        </w:tc>
-        <w:tc>
-          <w:tcPr>
-            <w:tcW w:w="2556" w:type="dxa"/>
-          </w:tcPr>
-          <w:p>
-            <w:pPr>
-              <w:rPr>
-                <w:rFonts w:ascii="Times New Roman" w:hAnsi="Times New Roman" w:cs="Times New Roman"/>
-              </w:rPr>
-            </w:pPr>
-          </w:p>
-        </w:tc>
-      </w:tr>
-      <w:tr>
-        <w:trPr>
-          <w:jc w:val="center"/>
-        </w:trPr>
-        <w:tc>
-          <w:tcPr>
-            <w:tcW w:w="2556" w:type="dxa"/>
-          </w:tcPr>
-          <w:p>
-            <w:pPr>
-              <w:rPr>
-                <w:rFonts w:ascii="Times New Roman" w:hAnsi="Times New Roman" w:cs="Times New Roman"/>
-              </w:rPr>
-            </w:pPr>
-          </w:p>
-        </w:tc>
-        <w:tc>
-          <w:tcPr>
-            <w:tcW w:w="2556" w:type="dxa"/>
-          </w:tcPr>
-          <w:p>
-            <w:pPr>
-              <w:rPr>
-                <w:rFonts w:ascii="Times New Roman" w:hAnsi="Times New Roman" w:cs="Times New Roman"/>
-              </w:rPr>
-            </w:pPr>
-          </w:p>
-        </w:tc>
-        <w:tc>
-          <w:tcPr>
-            <w:tcW w:w="2556" w:type="dxa"/>
-          </w:tcPr>
-          <w:p>
-            <w:pPr>
-              <w:rPr>
-                <w:rFonts w:ascii="Times New Roman" w:hAnsi="Times New Roman" w:cs="Times New Roman"/>
-              </w:rPr>
-            </w:pPr>
-          </w:p>
-        </w:tc>
-        <w:tc>
-          <w:tcPr>
-            <w:tcW w:w="2556" w:type="dxa"/>
-          </w:tcPr>
-          <w:p>
-            <w:pPr>
-              <w:rPr>
-                <w:rFonts w:ascii="Times New Roman" w:hAnsi="Times New Roman" w:cs="Times New Roman"/>
-              </w:rPr>
-            </w:pPr>
-          </w:p>
-        </w:tc>
-      </w:tr>
-      <w:tr>
-        <w:trPr>
-          <w:jc w:val="center"/>
-        </w:trPr>
-        <w:tc>
-          <w:tcPr>
-            <w:tcW w:w="2556" w:type="dxa"/>
-          </w:tcPr>
-          <w:p>
-            <w:pPr>
-              <w:rPr>
-                <w:rFonts w:ascii="Times New Roman" w:hAnsi="Times New Roman" w:cs="Times New Roman"/>
-              </w:rPr>
-            </w:pPr>
-          </w:p>
-        </w:tc>
-        <w:tc>
-          <w:tcPr>
-            <w:tcW w:w="2556" w:type="dxa"/>
-          </w:tcPr>
-          <w:p>
-            <w:pPr>
-              <w:rPr>
-                <w:rFonts w:ascii="Times New Roman" w:hAnsi="Times New Roman" w:cs="Times New Roman"/>
-              </w:rPr>
-            </w:pPr>
-          </w:p>
-        </w:tc>
-        <w:tc>
-          <w:tcPr>
-            <w:tcW w:w="2556" w:type="dxa"/>
-          </w:tcPr>
-          <w:p>
-            <w:pPr>
-              <w:rPr>
-                <w:rFonts w:ascii="Times New Roman" w:hAnsi="Times New Roman" w:cs="Times New Roman"/>
-              </w:rPr>
-            </w:pPr>
-          </w:p>
-        </w:tc>
-        <w:tc>
-          <w:tcPr>
-            <w:tcW w:w="2556" w:type="dxa"/>
-          </w:tcPr>
-          <w:p>
-            <w:pPr>
-              <w:rPr>
-                <w:rFonts w:ascii="Times New Roman" w:hAnsi="Times New Roman" w:cs="Times New Roman"/>
-              </w:rPr>
-            </w:pPr>
+            <w:tcW w:w="2553" w:type="dxa"/>
+          </w:tcPr>
+          <w:p>
+            <w:pPr>
+              <w:rPr>
+                <w:rFonts w:ascii="Times New Roman" w:hAnsi="Times New Roman" w:cs="Times New Roman"/>
+              </w:rPr>
+            </w:pPr>
+            <w:proofErr w:type="spellStart"/>
+            <w:r>
+              <w:rPr>
+                <w:rFonts w:ascii="Times New Roman" w:hAnsi="Times New Roman" w:cs="Times New Roman"/>
+              </w:rPr>
+              <w:t>FinancialReport</w:t>
+            </w:r>
+            <w:proofErr w:type="spellEnd"/>
+          </w:p>
+        </w:tc>
+        <w:tc>
+          <w:tcPr>
+            <w:tcW w:w="2554" w:type="dxa"/>
+          </w:tcPr>
+          <w:p>
+            <w:pPr>
+              <w:rPr>
+                <w:rFonts w:ascii="Times New Roman" w:hAnsi="Times New Roman" w:cs="Times New Roman"/>
+              </w:rPr>
+            </w:pPr>
+            <w:proofErr w:type="spellStart"/>
+            <w:r>
+              <w:rPr>
+                <w:rFonts w:ascii="Times New Roman" w:hAnsi="Times New Roman" w:cs="Times New Roman"/>
+              </w:rPr>
+              <w:t>reportId</w:t>
+            </w:r>
+            <w:proofErr w:type="spellEnd"/>
+            <w:r>
+              <w:rPr>
+                <w:rFonts w:ascii="Times New Roman" w:hAnsi="Times New Roman" w:cs="Times New Roman"/>
+              </w:rPr>
+              <w:t xml:space="preserve">, </w:t>
+            </w:r>
+            <w:proofErr w:type="spellStart"/>
+            <w:r>
+              <w:rPr>
+                <w:rFonts w:ascii="Times New Roman" w:hAnsi="Times New Roman" w:cs="Times New Roman"/>
+              </w:rPr>
+              <w:t>totalIncome</w:t>
+            </w:r>
+            <w:proofErr w:type="spellEnd"/>
+            <w:r>
+              <w:rPr>
+                <w:rFonts w:ascii="Times New Roman" w:hAnsi="Times New Roman" w:cs="Times New Roman"/>
+              </w:rPr>
+              <w:t xml:space="preserve">, </w:t>
+            </w:r>
+            <w:proofErr w:type="spellStart"/>
+            <w:r>
+              <w:rPr>
+                <w:rFonts w:ascii="Times New Roman" w:hAnsi="Times New Roman" w:cs="Times New Roman"/>
+              </w:rPr>
+              <w:t>totalExpense</w:t>
+            </w:r>
+            <w:proofErr w:type="spellEnd"/>
+            <w:r>
+              <w:rPr>
+                <w:rFonts w:ascii="Times New Roman" w:hAnsi="Times New Roman" w:cs="Times New Roman"/>
+              </w:rPr>
+              <w:t xml:space="preserve">, </w:t>
+            </w:r>
+            <w:proofErr w:type="spellStart"/>
+            <w:r>
+              <w:rPr>
+                <w:rFonts w:ascii="Times New Roman" w:hAnsi="Times New Roman" w:cs="Times New Roman"/>
+              </w:rPr>
+              <w:t>spendingHealthScore</w:t>
+            </w:r>
+            <w:proofErr w:type="spellEnd"/>
+          </w:p>
+        </w:tc>
+        <w:tc>
+          <w:tcPr>
+            <w:tcW w:w="2554" w:type="dxa"/>
+          </w:tcPr>
+          <w:p>
+            <w:pPr>
+              <w:rPr>
+                <w:rFonts w:ascii="Times New Roman" w:hAnsi="Times New Roman" w:cs="Times New Roman"/>
+              </w:rPr>
+            </w:pPr>
+            <w:r>
+              <w:rPr>
+                <w:rFonts w:ascii="Times New Roman" w:hAnsi="Times New Roman" w:cs="Times New Roman"/>
+              </w:rPr>
+              <w:t>Owned by User</w:t>
+            </w:r>
+          </w:p>
+        </w:tc>
+        <w:tc>
+          <w:tcPr>
+            <w:tcW w:w="2553" w:type="dxa"/>
+          </w:tcPr>
+          <w:p>
+            <w:pPr>
+              <w:rPr>
+                <w:rFonts w:ascii="Times New Roman" w:hAnsi="Times New Roman" w:cs="Times New Roman"/>
+              </w:rPr>
+            </w:pPr>
+            <w:r>
+              <w:rPr>
+                <w:rFonts w:ascii="Times New Roman" w:hAnsi="Times New Roman" w:cs="Times New Roman"/>
+              </w:rPr>
+              <w:t>Provides financial summaries and spending insights.</w:t>
+            </w:r>
           </w:p>
         </w:tc>
       </w:tr>
     </w:tbl>
     <w:p>
       <w:pPr>
+        <w:pStyle w:val="Heading1"/>
         <w:rPr>
           <w:rFonts w:ascii="Times New Roman" w:hAnsi="Times New Roman" w:cs="Times New Roman"/>
         </w:rPr>
       </w:pPr>
       <w:r>
-        <w:rPr>
-          <w:rFonts w:ascii="Times New Roman" w:hAnsi="Times New Roman" w:cs="Times New Roman"/>
-        </w:rPr>
         <w:br w:type="page"/>
       </w:r>
-    </w:p>
-    <w:p>
-      <w:pPr>
-        <w:pStyle w:val="Heading1"/>
-        <w:rPr>
-          <w:rFonts w:ascii="Times New Roman" w:hAnsi="Times New Roman" w:cs="Times New Roman"/>
-        </w:rPr>
-      </w:pPr>
       <w:bookmarkStart w:id="28" w:name="sec5"/>
       <w:r>
         <w:rPr>
@@ -16114,15 +16278,47 @@
     </w:p>
     <w:p>
       <w:pPr>
-        <w:rPr>
-          <w:rFonts w:ascii="Times New Roman" w:hAnsi="Times New Roman" w:cs="Times New Roman"/>
-        </w:rPr>
-      </w:pPr>
+        <w:pStyle w:val="Heading2"/>
+        <w:rPr>
+          <w:rFonts w:ascii="Times New Roman" w:eastAsiaTheme="minorEastAsia" w:hAnsi="Times New Roman" w:cs="Times New Roman"/>
+          <w:b w:val="0"/>
+          <w:bCs w:val="0"/>
+          <w:color w:val="auto"/>
+          <w:sz w:val="20"/>
+          <w:szCs w:val="22"/>
+        </w:rPr>
+      </w:pPr>
+      <w:bookmarkStart w:id="29" w:name="sec5_1"/>
       <w:r>
         <w:rPr>
-          <w:rFonts w:ascii="Times New Roman" w:hAnsi="Times New Roman" w:cs="Times New Roman"/>
-        </w:rPr>
-        <w:t>Choose the database design approach that best fits the system. If both RDBMS and NoSQL are used, complete both relevant subsections.</w:t>
+          <w:rFonts w:ascii="Times New Roman" w:eastAsiaTheme="minorEastAsia" w:hAnsi="Times New Roman" w:cs="Times New Roman"/>
+          <w:b w:val="0"/>
+          <w:bCs w:val="0"/>
+          <w:color w:val="auto"/>
+          <w:sz w:val="20"/>
+          <w:szCs w:val="22"/>
+        </w:rPr>
+        <w:t xml:space="preserve">The Smart Spend system uses MySQL, a </w:t>
+      </w:r>
+      <w:r>
+        <w:rPr>
+          <w:rFonts w:ascii="Times New Roman" w:eastAsiaTheme="minorEastAsia" w:hAnsi="Times New Roman" w:cs="Times New Roman"/>
+          <w:color w:val="auto"/>
+          <w:sz w:val="20"/>
+          <w:szCs w:val="22"/>
+        </w:rPr>
+        <w:t>Relational Database Management System (RDBMS)</w:t>
+      </w:r>
+      <w:r>
+        <w:rPr>
+          <w:rFonts w:ascii="Times New Roman" w:eastAsiaTheme="minorEastAsia" w:hAnsi="Times New Roman" w:cs="Times New Roman"/>
+          <w:b w:val="0"/>
+          <w:bCs w:val="0"/>
+          <w:color w:val="auto"/>
+          <w:sz w:val="20"/>
+          <w:szCs w:val="22"/>
+        </w:rPr>
+        <w:t>, as its database solution. An RDBMS was selected because the application stores structured financial data with well-defined relationships between users, transactions, categories, budgets, and financial reports. MySQL supports data integrity through primary and foreign keys and provides efficient querying for financial data management.</w:t>
       </w:r>
     </w:p>
     <w:p>
@@ -16132,7 +16328,6 @@
           <w:rFonts w:ascii="Times New Roman" w:hAnsi="Times New Roman" w:cs="Times New Roman"/>
         </w:rPr>
       </w:pPr>
-      <w:bookmarkStart w:id="29" w:name="sec5_1"/>
       <w:r>
         <w:rPr>
           <w:rFonts w:ascii="Times New Roman" w:hAnsi="Times New Roman" w:cs="Times New Roman"/>
@@ -16150,22 +16345,43 @@
       <w:r>
         <w:rPr>
           <w:rFonts w:ascii="Times New Roman" w:hAnsi="Times New Roman" w:cs="Times New Roman"/>
-        </w:rPr>
-        <w:t>Insert the Entity Relationship Diagram (ERD) and explain the major entities and relationships.</w:t>
-      </w:r>
-    </w:p>
-    <w:p>
-      <w:pPr>
-        <w:pStyle w:val="Instruction"/>
-        <w:rPr>
-          <w:rFonts w:ascii="Times New Roman" w:hAnsi="Times New Roman" w:cs="Times New Roman"/>
-        </w:rPr>
-      </w:pPr>
-      <w:r>
-        <w:rPr>
-          <w:rFonts w:ascii="Times New Roman" w:hAnsi="Times New Roman" w:cs="Times New Roman"/>
-        </w:rPr>
-        <w:t>Add or remove rows as needed. The number of rows in this template is not a required limit.</w:t>
+          <w:noProof/>
+        </w:rPr>
+        <w:drawing>
+          <wp:inline distT="0" distB="0" distL="0" distR="0" wp14:anchorId="162A2F16" wp14:editId="1D467988">
+            <wp:extent cx="6492240" cy="4348480"/>
+            <wp:effectExtent l="0" t="0" r="3810" b="0"/>
+            <wp:docPr id="215585828" name="Picture 21"/>
+            <wp:cNvGraphicFramePr>
+              <a:graphicFrameLocks xmlns:a="http://schemas.openxmlformats.org/drawingml/2006/main" noChangeAspect="1"/>
+            </wp:cNvGraphicFramePr>
+            <a:graphic xmlns:a="http://schemas.openxmlformats.org/drawingml/2006/main">
+              <a:graphicData uri="http://schemas.openxmlformats.org/drawingml/2006/picture">
+                <pic:pic xmlns:pic="http://schemas.openxmlformats.org/drawingml/2006/picture">
+                  <pic:nvPicPr>
+                    <pic:cNvPr id="215585828" name="Picture 215585828"/>
+                    <pic:cNvPicPr/>
+                  </pic:nvPicPr>
+                  <pic:blipFill>
+                    <a:blip r:embed="rId15"/>
+                    <a:stretch>
+                      <a:fillRect/>
+                    </a:stretch>
+                  </pic:blipFill>
+                  <pic:spPr>
+                    <a:xfrm>
+                      <a:off x="0" y="0"/>
+                      <a:ext cx="6492240" cy="4348480"/>
+                    </a:xfrm>
+                    <a:prstGeom prst="rect">
+                      <a:avLst/>
+                    </a:prstGeom>
+                  </pic:spPr>
+                </pic:pic>
+              </a:graphicData>
+            </a:graphic>
+          </wp:inline>
+        </w:drawing>
       </w:r>
     </w:p>
     <w:tbl>
@@ -16176,8 +16392,8 @@
         <w:tblLook w:val="04A0" w:firstRow="1" w:lastRow="0" w:firstColumn="1" w:lastColumn="0" w:noHBand="0" w:noVBand="1"/>
       </w:tblPr>
       <w:tblGrid>
+        <w:gridCol w:w="2554"/>
         <w:gridCol w:w="2553"/>
-        <w:gridCol w:w="2554"/>
         <w:gridCol w:w="2554"/>
         <w:gridCol w:w="2553"/>
       </w:tblGrid>
@@ -16187,7 +16403,7 @@
         </w:trPr>
         <w:tc>
           <w:tcPr>
-            <w:tcW w:w="2556" w:type="dxa"/>
+            <w:tcW w:w="2554" w:type="dxa"/>
           </w:tcPr>
           <w:p>
             <w:pPr>
@@ -16207,7 +16423,7 @@
         </w:tc>
         <w:tc>
           <w:tcPr>
-            <w:tcW w:w="2556" w:type="dxa"/>
+            <w:tcW w:w="2553" w:type="dxa"/>
           </w:tcPr>
           <w:p>
             <w:pPr>
@@ -16227,7 +16443,7 @@
         </w:tc>
         <w:tc>
           <w:tcPr>
-            <w:tcW w:w="2556" w:type="dxa"/>
+            <w:tcW w:w="2554" w:type="dxa"/>
           </w:tcPr>
           <w:p>
             <w:pPr>
@@ -16247,7 +16463,7 @@
         </w:tc>
         <w:tc>
           <w:tcPr>
-            <w:tcW w:w="2556" w:type="dxa"/>
+            <w:tcW w:w="2553" w:type="dxa"/>
           </w:tcPr>
           <w:p>
             <w:pPr>
@@ -16272,7 +16488,7 @@
         </w:trPr>
         <w:tc>
           <w:tcPr>
-            <w:tcW w:w="2556" w:type="dxa"/>
+            <w:tcW w:w="2554" w:type="dxa"/>
           </w:tcPr>
           <w:p>
             <w:pPr>
@@ -16285,13 +16501,13 @@
                 <w:rFonts w:ascii="Times New Roman" w:hAnsi="Times New Roman" w:cs="Times New Roman"/>
                 <w:sz w:val="18"/>
               </w:rPr>
-              <w:t>Booking</w:t>
-            </w:r>
-          </w:p>
-        </w:tc>
-        <w:tc>
-          <w:tcPr>
-            <w:tcW w:w="2556" w:type="dxa"/>
+              <w:t>Users</w:t>
+            </w:r>
+          </w:p>
+        </w:tc>
+        <w:tc>
+          <w:tcPr>
+            <w:tcW w:w="2553" w:type="dxa"/>
           </w:tcPr>
           <w:p>
             <w:pPr>
@@ -16305,14 +16521,14 @@
                 <w:rFonts w:ascii="Times New Roman" w:hAnsi="Times New Roman" w:cs="Times New Roman"/>
                 <w:sz w:val="18"/>
               </w:rPr>
-              <w:t>booking_id</w:t>
+              <w:t>user_id</w:t>
             </w:r>
             <w:proofErr w:type="spellEnd"/>
           </w:p>
         </w:tc>
         <w:tc>
           <w:tcPr>
-            <w:tcW w:w="2556" w:type="dxa"/>
+            <w:tcW w:w="2554" w:type="dxa"/>
           </w:tcPr>
           <w:p>
             <w:pPr>
@@ -16325,26 +16541,42 @@
                 <w:rFonts w:ascii="Times New Roman" w:hAnsi="Times New Roman" w:cs="Times New Roman"/>
                 <w:sz w:val="18"/>
               </w:rPr>
-              <w:t>Many bookings belong to one user; one booking reserves one equipment item.</w:t>
-            </w:r>
-          </w:p>
-        </w:tc>
-        <w:tc>
-          <w:tcPr>
-            <w:tcW w:w="2556" w:type="dxa"/>
-          </w:tcPr>
-          <w:p>
-            <w:pPr>
-              <w:rPr>
-                <w:rFonts w:ascii="Times New Roman" w:hAnsi="Times New Roman" w:cs="Times New Roman"/>
-              </w:rPr>
-            </w:pPr>
+              <w:t xml:space="preserve">One user has many Transactions, Budgets, and </w:t>
+            </w:r>
+            <w:proofErr w:type="spellStart"/>
             <w:r>
               <w:rPr>
                 <w:rFonts w:ascii="Times New Roman" w:hAnsi="Times New Roman" w:cs="Times New Roman"/>
                 <w:sz w:val="18"/>
               </w:rPr>
-              <w:t>Supports the main booking scenario.</w:t>
+              <w:t>FinancialReports</w:t>
+            </w:r>
+            <w:proofErr w:type="spellEnd"/>
+            <w:r>
+              <w:rPr>
+                <w:rFonts w:ascii="Times New Roman" w:hAnsi="Times New Roman" w:cs="Times New Roman"/>
+                <w:sz w:val="18"/>
+              </w:rPr>
+              <w:t>.</w:t>
+            </w:r>
+          </w:p>
+        </w:tc>
+        <w:tc>
+          <w:tcPr>
+            <w:tcW w:w="2553" w:type="dxa"/>
+          </w:tcPr>
+          <w:p>
+            <w:pPr>
+              <w:rPr>
+                <w:rFonts w:ascii="Times New Roman" w:hAnsi="Times New Roman" w:cs="Times New Roman"/>
+              </w:rPr>
+            </w:pPr>
+            <w:r>
+              <w:rPr>
+                <w:rFonts w:ascii="Times New Roman" w:hAnsi="Times New Roman" w:cs="Times New Roman"/>
+                <w:sz w:val="18"/>
+              </w:rPr>
+              <w:t>Stores user account information.</w:t>
             </w:r>
           </w:p>
         </w:tc>
@@ -16355,50 +16587,76 @@
         </w:trPr>
         <w:tc>
           <w:tcPr>
-            <w:tcW w:w="2556" w:type="dxa"/>
-          </w:tcPr>
-          <w:p>
-            <w:pPr>
-              <w:rPr>
-                <w:rFonts w:ascii="Times New Roman" w:hAnsi="Times New Roman" w:cs="Times New Roman"/>
-              </w:rPr>
-            </w:pPr>
-          </w:p>
-        </w:tc>
-        <w:tc>
-          <w:tcPr>
-            <w:tcW w:w="2556" w:type="dxa"/>
-          </w:tcPr>
-          <w:p>
-            <w:pPr>
-              <w:rPr>
-                <w:rFonts w:ascii="Times New Roman" w:hAnsi="Times New Roman" w:cs="Times New Roman"/>
-              </w:rPr>
-            </w:pPr>
-          </w:p>
-        </w:tc>
-        <w:tc>
-          <w:tcPr>
-            <w:tcW w:w="2556" w:type="dxa"/>
-          </w:tcPr>
-          <w:p>
-            <w:pPr>
-              <w:rPr>
-                <w:rFonts w:ascii="Times New Roman" w:hAnsi="Times New Roman" w:cs="Times New Roman"/>
-              </w:rPr>
-            </w:pPr>
-          </w:p>
-        </w:tc>
-        <w:tc>
-          <w:tcPr>
-            <w:tcW w:w="2556" w:type="dxa"/>
-          </w:tcPr>
-          <w:p>
-            <w:pPr>
-              <w:rPr>
-                <w:rFonts w:ascii="Times New Roman" w:hAnsi="Times New Roman" w:cs="Times New Roman"/>
-              </w:rPr>
-            </w:pPr>
+            <w:tcW w:w="2554" w:type="dxa"/>
+          </w:tcPr>
+          <w:p>
+            <w:pPr>
+              <w:rPr>
+                <w:rFonts w:ascii="Times New Roman" w:hAnsi="Times New Roman" w:cs="Times New Roman"/>
+              </w:rPr>
+            </w:pPr>
+            <w:r>
+              <w:rPr>
+                <w:rFonts w:ascii="Times New Roman" w:hAnsi="Times New Roman" w:cs="Times New Roman"/>
+              </w:rPr>
+              <w:t>Transactions</w:t>
+            </w:r>
+          </w:p>
+        </w:tc>
+        <w:tc>
+          <w:tcPr>
+            <w:tcW w:w="2553" w:type="dxa"/>
+          </w:tcPr>
+          <w:p>
+            <w:pPr>
+              <w:rPr>
+                <w:rFonts w:ascii="Times New Roman" w:hAnsi="Times New Roman" w:cs="Times New Roman"/>
+              </w:rPr>
+            </w:pPr>
+            <w:proofErr w:type="spellStart"/>
+            <w:r>
+              <w:rPr>
+                <w:rFonts w:ascii="Times New Roman" w:hAnsi="Times New Roman" w:cs="Times New Roman"/>
+              </w:rPr>
+              <w:t>transaction_id</w:t>
+            </w:r>
+            <w:proofErr w:type="spellEnd"/>
+          </w:p>
+        </w:tc>
+        <w:tc>
+          <w:tcPr>
+            <w:tcW w:w="2554" w:type="dxa"/>
+          </w:tcPr>
+          <w:p>
+            <w:pPr>
+              <w:rPr>
+                <w:rFonts w:ascii="Times New Roman" w:hAnsi="Times New Roman" w:cs="Times New Roman"/>
+              </w:rPr>
+            </w:pPr>
+            <w:r>
+              <w:rPr>
+                <w:rFonts w:ascii="Times New Roman" w:hAnsi="Times New Roman" w:cs="Times New Roman"/>
+              </w:rPr>
+              <w:t>Belongs to one User and one Category.</w:t>
+            </w:r>
+          </w:p>
+        </w:tc>
+        <w:tc>
+          <w:tcPr>
+            <w:tcW w:w="2553" w:type="dxa"/>
+          </w:tcPr>
+          <w:p>
+            <w:pPr>
+              <w:rPr>
+                <w:rFonts w:ascii="Times New Roman" w:hAnsi="Times New Roman" w:cs="Times New Roman"/>
+              </w:rPr>
+            </w:pPr>
+            <w:r>
+              <w:rPr>
+                <w:rFonts w:ascii="Times New Roman" w:hAnsi="Times New Roman" w:cs="Times New Roman"/>
+              </w:rPr>
+              <w:t>Stores income and expense records.</w:t>
+            </w:r>
           </w:p>
         </w:tc>
       </w:tr>
@@ -16408,50 +16666,76 @@
         </w:trPr>
         <w:tc>
           <w:tcPr>
-            <w:tcW w:w="2556" w:type="dxa"/>
-          </w:tcPr>
-          <w:p>
-            <w:pPr>
-              <w:rPr>
-                <w:rFonts w:ascii="Times New Roman" w:hAnsi="Times New Roman" w:cs="Times New Roman"/>
-              </w:rPr>
-            </w:pPr>
-          </w:p>
-        </w:tc>
-        <w:tc>
-          <w:tcPr>
-            <w:tcW w:w="2556" w:type="dxa"/>
-          </w:tcPr>
-          <w:p>
-            <w:pPr>
-              <w:rPr>
-                <w:rFonts w:ascii="Times New Roman" w:hAnsi="Times New Roman" w:cs="Times New Roman"/>
-              </w:rPr>
-            </w:pPr>
-          </w:p>
-        </w:tc>
-        <w:tc>
-          <w:tcPr>
-            <w:tcW w:w="2556" w:type="dxa"/>
-          </w:tcPr>
-          <w:p>
-            <w:pPr>
-              <w:rPr>
-                <w:rFonts w:ascii="Times New Roman" w:hAnsi="Times New Roman" w:cs="Times New Roman"/>
-              </w:rPr>
-            </w:pPr>
-          </w:p>
-        </w:tc>
-        <w:tc>
-          <w:tcPr>
-            <w:tcW w:w="2556" w:type="dxa"/>
-          </w:tcPr>
-          <w:p>
-            <w:pPr>
-              <w:rPr>
-                <w:rFonts w:ascii="Times New Roman" w:hAnsi="Times New Roman" w:cs="Times New Roman"/>
-              </w:rPr>
-            </w:pPr>
+            <w:tcW w:w="2554" w:type="dxa"/>
+          </w:tcPr>
+          <w:p>
+            <w:pPr>
+              <w:rPr>
+                <w:rFonts w:ascii="Times New Roman" w:hAnsi="Times New Roman" w:cs="Times New Roman"/>
+              </w:rPr>
+            </w:pPr>
+            <w:r>
+              <w:rPr>
+                <w:rFonts w:ascii="Times New Roman" w:hAnsi="Times New Roman" w:cs="Times New Roman"/>
+              </w:rPr>
+              <w:t>Categories</w:t>
+            </w:r>
+          </w:p>
+        </w:tc>
+        <w:tc>
+          <w:tcPr>
+            <w:tcW w:w="2553" w:type="dxa"/>
+          </w:tcPr>
+          <w:p>
+            <w:pPr>
+              <w:rPr>
+                <w:rFonts w:ascii="Times New Roman" w:hAnsi="Times New Roman" w:cs="Times New Roman"/>
+              </w:rPr>
+            </w:pPr>
+            <w:proofErr w:type="spellStart"/>
+            <w:r>
+              <w:rPr>
+                <w:rFonts w:ascii="Times New Roman" w:hAnsi="Times New Roman" w:cs="Times New Roman"/>
+              </w:rPr>
+              <w:t>category_id</w:t>
+            </w:r>
+            <w:proofErr w:type="spellEnd"/>
+          </w:p>
+        </w:tc>
+        <w:tc>
+          <w:tcPr>
+            <w:tcW w:w="2554" w:type="dxa"/>
+          </w:tcPr>
+          <w:p>
+            <w:pPr>
+              <w:rPr>
+                <w:rFonts w:ascii="Times New Roman" w:hAnsi="Times New Roman" w:cs="Times New Roman"/>
+              </w:rPr>
+            </w:pPr>
+            <w:r>
+              <w:rPr>
+                <w:rFonts w:ascii="Times New Roman" w:hAnsi="Times New Roman" w:cs="Times New Roman"/>
+              </w:rPr>
+              <w:t>One category contains many Transactions.</w:t>
+            </w:r>
+          </w:p>
+        </w:tc>
+        <w:tc>
+          <w:tcPr>
+            <w:tcW w:w="2553" w:type="dxa"/>
+          </w:tcPr>
+          <w:p>
+            <w:pPr>
+              <w:rPr>
+                <w:rFonts w:ascii="Times New Roman" w:hAnsi="Times New Roman" w:cs="Times New Roman"/>
+              </w:rPr>
+            </w:pPr>
+            <w:r>
+              <w:rPr>
+                <w:rFonts w:ascii="Times New Roman" w:hAnsi="Times New Roman" w:cs="Times New Roman"/>
+              </w:rPr>
+              <w:t>Organizes transactions into predefined categories.</w:t>
+            </w:r>
           </w:p>
         </w:tc>
       </w:tr>
@@ -16461,50 +16745,76 @@
         </w:trPr>
         <w:tc>
           <w:tcPr>
-            <w:tcW w:w="2556" w:type="dxa"/>
-          </w:tcPr>
-          <w:p>
-            <w:pPr>
-              <w:rPr>
-                <w:rFonts w:ascii="Times New Roman" w:hAnsi="Times New Roman" w:cs="Times New Roman"/>
-              </w:rPr>
-            </w:pPr>
-          </w:p>
-        </w:tc>
-        <w:tc>
-          <w:tcPr>
-            <w:tcW w:w="2556" w:type="dxa"/>
-          </w:tcPr>
-          <w:p>
-            <w:pPr>
-              <w:rPr>
-                <w:rFonts w:ascii="Times New Roman" w:hAnsi="Times New Roman" w:cs="Times New Roman"/>
-              </w:rPr>
-            </w:pPr>
-          </w:p>
-        </w:tc>
-        <w:tc>
-          <w:tcPr>
-            <w:tcW w:w="2556" w:type="dxa"/>
-          </w:tcPr>
-          <w:p>
-            <w:pPr>
-              <w:rPr>
-                <w:rFonts w:ascii="Times New Roman" w:hAnsi="Times New Roman" w:cs="Times New Roman"/>
-              </w:rPr>
-            </w:pPr>
-          </w:p>
-        </w:tc>
-        <w:tc>
-          <w:tcPr>
-            <w:tcW w:w="2556" w:type="dxa"/>
-          </w:tcPr>
-          <w:p>
-            <w:pPr>
-              <w:rPr>
-                <w:rFonts w:ascii="Times New Roman" w:hAnsi="Times New Roman" w:cs="Times New Roman"/>
-              </w:rPr>
-            </w:pPr>
+            <w:tcW w:w="2554" w:type="dxa"/>
+          </w:tcPr>
+          <w:p>
+            <w:pPr>
+              <w:rPr>
+                <w:rFonts w:ascii="Times New Roman" w:hAnsi="Times New Roman" w:cs="Times New Roman"/>
+              </w:rPr>
+            </w:pPr>
+            <w:r>
+              <w:rPr>
+                <w:rFonts w:ascii="Times New Roman" w:hAnsi="Times New Roman" w:cs="Times New Roman"/>
+              </w:rPr>
+              <w:t>Budgets</w:t>
+            </w:r>
+          </w:p>
+        </w:tc>
+        <w:tc>
+          <w:tcPr>
+            <w:tcW w:w="2553" w:type="dxa"/>
+          </w:tcPr>
+          <w:p>
+            <w:pPr>
+              <w:rPr>
+                <w:rFonts w:ascii="Times New Roman" w:hAnsi="Times New Roman" w:cs="Times New Roman"/>
+              </w:rPr>
+            </w:pPr>
+            <w:proofErr w:type="spellStart"/>
+            <w:r>
+              <w:rPr>
+                <w:rFonts w:ascii="Times New Roman" w:hAnsi="Times New Roman" w:cs="Times New Roman"/>
+              </w:rPr>
+              <w:t>budget_id</w:t>
+            </w:r>
+            <w:proofErr w:type="spellEnd"/>
+          </w:p>
+        </w:tc>
+        <w:tc>
+          <w:tcPr>
+            <w:tcW w:w="2554" w:type="dxa"/>
+          </w:tcPr>
+          <w:p>
+            <w:pPr>
+              <w:rPr>
+                <w:rFonts w:ascii="Times New Roman" w:hAnsi="Times New Roman" w:cs="Times New Roman"/>
+              </w:rPr>
+            </w:pPr>
+            <w:r>
+              <w:rPr>
+                <w:rFonts w:ascii="Times New Roman" w:hAnsi="Times New Roman" w:cs="Times New Roman"/>
+              </w:rPr>
+              <w:t>Belongs to one User.</w:t>
+            </w:r>
+          </w:p>
+        </w:tc>
+        <w:tc>
+          <w:tcPr>
+            <w:tcW w:w="2553" w:type="dxa"/>
+          </w:tcPr>
+          <w:p>
+            <w:pPr>
+              <w:rPr>
+                <w:rFonts w:ascii="Times New Roman" w:hAnsi="Times New Roman" w:cs="Times New Roman"/>
+              </w:rPr>
+            </w:pPr>
+            <w:r>
+              <w:rPr>
+                <w:rFonts w:ascii="Times New Roman" w:hAnsi="Times New Roman" w:cs="Times New Roman"/>
+              </w:rPr>
+              <w:t>Stores users' monthly</w:t>
+            </w:r>
           </w:p>
         </w:tc>
       </w:tr>
@@ -16514,103 +16824,78 @@
         </w:trPr>
         <w:tc>
           <w:tcPr>
-            <w:tcW w:w="2556" w:type="dxa"/>
-          </w:tcPr>
-          <w:p>
-            <w:pPr>
-              <w:rPr>
-                <w:rFonts w:ascii="Times New Roman" w:hAnsi="Times New Roman" w:cs="Times New Roman"/>
-              </w:rPr>
-            </w:pPr>
-          </w:p>
-        </w:tc>
-        <w:tc>
-          <w:tcPr>
-            <w:tcW w:w="2556" w:type="dxa"/>
-          </w:tcPr>
-          <w:p>
-            <w:pPr>
-              <w:rPr>
-                <w:rFonts w:ascii="Times New Roman" w:hAnsi="Times New Roman" w:cs="Times New Roman"/>
-              </w:rPr>
-            </w:pPr>
-          </w:p>
-        </w:tc>
-        <w:tc>
-          <w:tcPr>
-            <w:tcW w:w="2556" w:type="dxa"/>
-          </w:tcPr>
-          <w:p>
-            <w:pPr>
-              <w:rPr>
-                <w:rFonts w:ascii="Times New Roman" w:hAnsi="Times New Roman" w:cs="Times New Roman"/>
-              </w:rPr>
-            </w:pPr>
-          </w:p>
-        </w:tc>
-        <w:tc>
-          <w:tcPr>
-            <w:tcW w:w="2556" w:type="dxa"/>
-          </w:tcPr>
-          <w:p>
-            <w:pPr>
-              <w:rPr>
-                <w:rFonts w:ascii="Times New Roman" w:hAnsi="Times New Roman" w:cs="Times New Roman"/>
-              </w:rPr>
-            </w:pPr>
-          </w:p>
-        </w:tc>
-      </w:tr>
-      <w:tr>
-        <w:trPr>
-          <w:jc w:val="center"/>
-        </w:trPr>
-        <w:tc>
-          <w:tcPr>
-            <w:tcW w:w="2556" w:type="dxa"/>
-          </w:tcPr>
-          <w:p>
-            <w:pPr>
-              <w:rPr>
-                <w:rFonts w:ascii="Times New Roman" w:hAnsi="Times New Roman" w:cs="Times New Roman"/>
-              </w:rPr>
-            </w:pPr>
-          </w:p>
-        </w:tc>
-        <w:tc>
-          <w:tcPr>
-            <w:tcW w:w="2556" w:type="dxa"/>
-          </w:tcPr>
-          <w:p>
-            <w:pPr>
-              <w:rPr>
-                <w:rFonts w:ascii="Times New Roman" w:hAnsi="Times New Roman" w:cs="Times New Roman"/>
-              </w:rPr>
-            </w:pPr>
-          </w:p>
-        </w:tc>
-        <w:tc>
-          <w:tcPr>
-            <w:tcW w:w="2556" w:type="dxa"/>
-          </w:tcPr>
-          <w:p>
-            <w:pPr>
-              <w:rPr>
-                <w:rFonts w:ascii="Times New Roman" w:hAnsi="Times New Roman" w:cs="Times New Roman"/>
-              </w:rPr>
-            </w:pPr>
-          </w:p>
-        </w:tc>
-        <w:tc>
-          <w:tcPr>
-            <w:tcW w:w="2556" w:type="dxa"/>
-          </w:tcPr>
-          <w:p>
-            <w:pPr>
-              <w:rPr>
-                <w:rFonts w:ascii="Times New Roman" w:hAnsi="Times New Roman" w:cs="Times New Roman"/>
-              </w:rPr>
-            </w:pPr>
+            <w:tcW w:w="2554" w:type="dxa"/>
+          </w:tcPr>
+          <w:p>
+            <w:pPr>
+              <w:rPr>
+                <w:rFonts w:ascii="Times New Roman" w:hAnsi="Times New Roman" w:cs="Times New Roman"/>
+              </w:rPr>
+            </w:pPr>
+            <w:proofErr w:type="spellStart"/>
+            <w:r>
+              <w:rPr>
+                <w:rFonts w:ascii="Times New Roman" w:hAnsi="Times New Roman" w:cs="Times New Roman"/>
+              </w:rPr>
+              <w:t>FinancialReports</w:t>
+            </w:r>
+            <w:proofErr w:type="spellEnd"/>
+          </w:p>
+        </w:tc>
+        <w:tc>
+          <w:tcPr>
+            <w:tcW w:w="2553" w:type="dxa"/>
+          </w:tcPr>
+          <w:p>
+            <w:pPr>
+              <w:rPr>
+                <w:rFonts w:ascii="Times New Roman" w:hAnsi="Times New Roman" w:cs="Times New Roman"/>
+              </w:rPr>
+            </w:pPr>
+            <w:proofErr w:type="spellStart"/>
+            <w:r>
+              <w:rPr>
+                <w:rFonts w:ascii="Times New Roman" w:hAnsi="Times New Roman" w:cs="Times New Roman"/>
+              </w:rPr>
+              <w:t>report_id</w:t>
+            </w:r>
+            <w:proofErr w:type="spellEnd"/>
+          </w:p>
+        </w:tc>
+        <w:tc>
+          <w:tcPr>
+            <w:tcW w:w="2554" w:type="dxa"/>
+          </w:tcPr>
+          <w:p>
+            <w:pPr>
+              <w:rPr>
+                <w:rFonts w:ascii="Times New Roman" w:hAnsi="Times New Roman" w:cs="Times New Roman"/>
+              </w:rPr>
+            </w:pPr>
+            <w:r>
+              <w:rPr>
+                <w:rFonts w:ascii="Times New Roman" w:hAnsi="Times New Roman" w:cs="Times New Roman"/>
+              </w:rPr>
+              <w:t>Belongs to one User.</w:t>
+            </w:r>
+          </w:p>
+        </w:tc>
+        <w:tc>
+          <w:tcPr>
+            <w:tcW w:w="2553" w:type="dxa"/>
+          </w:tcPr>
+          <w:p>
+            <w:pPr>
+              <w:rPr>
+                <w:rFonts w:ascii="Times New Roman" w:hAnsi="Times New Roman" w:cs="Times New Roman"/>
+              </w:rPr>
+            </w:pPr>
+            <w:r>
+              <w:rPr>
+                <w:rFonts w:ascii="Times New Roman" w:hAnsi="Times New Roman" w:cs="Times New Roman"/>
+              </w:rPr>
+              <w:t>Stores generated financial reports and spending analysis.</w:t>
+            </w:r>
           </w:p>
         </w:tc>
       </w:tr>
@@ -16630,33 +16915,6 @@
         <w:t>5.2 RDBMS Design: Data Dictionary</w:t>
       </w:r>
       <w:bookmarkEnd w:id="30"/>
-    </w:p>
-    <w:p>
-      <w:pPr>
-        <w:rPr>
-          <w:rFonts w:ascii="Times New Roman" w:hAnsi="Times New Roman" w:cs="Times New Roman"/>
-        </w:rPr>
-      </w:pPr>
-      <w:r>
-        <w:rPr>
-          <w:rFonts w:ascii="Times New Roman" w:hAnsi="Times New Roman" w:cs="Times New Roman"/>
-        </w:rPr>
-        <w:t>Complete this table for the key entities and fields shown in the ERD.</w:t>
-      </w:r>
-    </w:p>
-    <w:p>
-      <w:pPr>
-        <w:pStyle w:val="Instruction"/>
-        <w:rPr>
-          <w:rFonts w:ascii="Times New Roman" w:hAnsi="Times New Roman" w:cs="Times New Roman"/>
-        </w:rPr>
-      </w:pPr>
-      <w:r>
-        <w:rPr>
-          <w:rFonts w:ascii="Times New Roman" w:hAnsi="Times New Roman" w:cs="Times New Roman"/>
-        </w:rPr>
-        <w:t>Add or remove rows as needed. The number of rows in this template is not a required limit.</w:t>
-      </w:r>
     </w:p>
     <w:tbl>
       <w:tblPr>
@@ -16666,11 +16924,11 @@
         <w:tblLook w:val="04A0" w:firstRow="1" w:lastRow="0" w:firstColumn="1" w:lastColumn="0" w:noHBand="0" w:noVBand="1"/>
       </w:tblPr>
       <w:tblGrid>
-        <w:gridCol w:w="2043"/>
-        <w:gridCol w:w="2043"/>
-        <w:gridCol w:w="2042"/>
-        <w:gridCol w:w="2043"/>
-        <w:gridCol w:w="2043"/>
+        <w:gridCol w:w="2008"/>
+        <w:gridCol w:w="2110"/>
+        <w:gridCol w:w="1994"/>
+        <w:gridCol w:w="1965"/>
+        <w:gridCol w:w="2137"/>
       </w:tblGrid>
       <w:tr>
         <w:trPr>
@@ -16678,19 +16936,19 @@
         </w:trPr>
         <w:tc>
           <w:tcPr>
-            <w:tcW w:w="2045" w:type="dxa"/>
-          </w:tcPr>
-          <w:p>
-            <w:pPr>
-              <w:rPr>
-                <w:rFonts w:ascii="Times New Roman" w:hAnsi="Times New Roman" w:cs="Times New Roman"/>
-              </w:rPr>
-            </w:pPr>
-            <w:r>
-              <w:rPr>
-                <w:rFonts w:ascii="Times New Roman" w:hAnsi="Times New Roman" w:cs="Times New Roman"/>
+            <w:tcW w:w="2025" w:type="dxa"/>
+            <w:vAlign w:val="center"/>
+          </w:tcPr>
+          <w:p>
+            <w:pPr>
+              <w:rPr>
+                <w:rFonts w:ascii="Times New Roman" w:hAnsi="Times New Roman" w:cs="Times New Roman"/>
+              </w:rPr>
+            </w:pPr>
+            <w:r>
+              <w:rPr>
                 <w:b/>
-                <w:sz w:val="18"/>
+                <w:bCs/>
               </w:rPr>
               <w:t>Entity / Table</w:t>
             </w:r>
@@ -16698,19 +16956,19 @@
         </w:tc>
         <w:tc>
           <w:tcPr>
-            <w:tcW w:w="2045" w:type="dxa"/>
-          </w:tcPr>
-          <w:p>
-            <w:pPr>
-              <w:rPr>
-                <w:rFonts w:ascii="Times New Roman" w:hAnsi="Times New Roman" w:cs="Times New Roman"/>
-              </w:rPr>
-            </w:pPr>
-            <w:r>
-              <w:rPr>
-                <w:rFonts w:ascii="Times New Roman" w:hAnsi="Times New Roman" w:cs="Times New Roman"/>
+            <w:tcW w:w="2033" w:type="dxa"/>
+            <w:vAlign w:val="center"/>
+          </w:tcPr>
+          <w:p>
+            <w:pPr>
+              <w:rPr>
+                <w:rFonts w:ascii="Times New Roman" w:hAnsi="Times New Roman" w:cs="Times New Roman"/>
+              </w:rPr>
+            </w:pPr>
+            <w:r>
+              <w:rPr>
                 <w:b/>
-                <w:sz w:val="18"/>
+                <w:bCs/>
               </w:rPr>
               <w:t>Field Name</w:t>
             </w:r>
@@ -16718,19 +16976,19 @@
         </w:tc>
         <w:tc>
           <w:tcPr>
-            <w:tcW w:w="2045" w:type="dxa"/>
-          </w:tcPr>
-          <w:p>
-            <w:pPr>
-              <w:rPr>
-                <w:rFonts w:ascii="Times New Roman" w:hAnsi="Times New Roman" w:cs="Times New Roman"/>
-              </w:rPr>
-            </w:pPr>
-            <w:r>
-              <w:rPr>
-                <w:rFonts w:ascii="Times New Roman" w:hAnsi="Times New Roman" w:cs="Times New Roman"/>
+            <w:tcW w:w="2017" w:type="dxa"/>
+            <w:vAlign w:val="center"/>
+          </w:tcPr>
+          <w:p>
+            <w:pPr>
+              <w:rPr>
+                <w:rFonts w:ascii="Times New Roman" w:hAnsi="Times New Roman" w:cs="Times New Roman"/>
+              </w:rPr>
+            </w:pPr>
+            <w:r>
+              <w:rPr>
                 <w:b/>
-                <w:sz w:val="18"/>
+                <w:bCs/>
               </w:rPr>
               <w:t>Data Type</w:t>
             </w:r>
@@ -16738,19 +16996,19 @@
         </w:tc>
         <w:tc>
           <w:tcPr>
-            <w:tcW w:w="2045" w:type="dxa"/>
-          </w:tcPr>
-          <w:p>
-            <w:pPr>
-              <w:rPr>
-                <w:rFonts w:ascii="Times New Roman" w:hAnsi="Times New Roman" w:cs="Times New Roman"/>
-              </w:rPr>
-            </w:pPr>
-            <w:r>
-              <w:rPr>
-                <w:rFonts w:ascii="Times New Roman" w:hAnsi="Times New Roman" w:cs="Times New Roman"/>
+            <w:tcW w:w="2002" w:type="dxa"/>
+            <w:vAlign w:val="center"/>
+          </w:tcPr>
+          <w:p>
+            <w:pPr>
+              <w:rPr>
+                <w:rFonts w:ascii="Times New Roman" w:hAnsi="Times New Roman" w:cs="Times New Roman"/>
+              </w:rPr>
+            </w:pPr>
+            <w:r>
+              <w:rPr>
                 <w:b/>
-                <w:sz w:val="18"/>
+                <w:bCs/>
               </w:rPr>
               <w:t>Required?</w:t>
             </w:r>
@@ -16758,19 +17016,19 @@
         </w:tc>
         <w:tc>
           <w:tcPr>
-            <w:tcW w:w="2045" w:type="dxa"/>
-          </w:tcPr>
-          <w:p>
-            <w:pPr>
-              <w:rPr>
-                <w:rFonts w:ascii="Times New Roman" w:hAnsi="Times New Roman" w:cs="Times New Roman"/>
-              </w:rPr>
-            </w:pPr>
-            <w:r>
-              <w:rPr>
-                <w:rFonts w:ascii="Times New Roman" w:hAnsi="Times New Roman" w:cs="Times New Roman"/>
+            <w:tcW w:w="2137" w:type="dxa"/>
+            <w:vAlign w:val="center"/>
+          </w:tcPr>
+          <w:p>
+            <w:pPr>
+              <w:rPr>
+                <w:rFonts w:ascii="Times New Roman" w:hAnsi="Times New Roman" w:cs="Times New Roman"/>
+              </w:rPr>
+            </w:pPr>
+            <w:r>
+              <w:rPr>
                 <w:b/>
-                <w:sz w:val="18"/>
+                <w:bCs/>
               </w:rPr>
               <w:t>Description / Validation Rule</w:t>
             </w:r>
@@ -16783,26 +17041,28 @@
         </w:trPr>
         <w:tc>
           <w:tcPr>
-            <w:tcW w:w="2045" w:type="dxa"/>
-          </w:tcPr>
-          <w:p>
-            <w:pPr>
-              <w:rPr>
-                <w:rFonts w:ascii="Times New Roman" w:hAnsi="Times New Roman" w:cs="Times New Roman"/>
-              </w:rPr>
-            </w:pPr>
-            <w:r>
-              <w:rPr>
-                <w:rFonts w:ascii="Times New Roman" w:hAnsi="Times New Roman" w:cs="Times New Roman"/>
-                <w:sz w:val="18"/>
-              </w:rPr>
-              <w:t>Booking</w:t>
-            </w:r>
-          </w:p>
-        </w:tc>
-        <w:tc>
-          <w:tcPr>
-            <w:tcW w:w="2045" w:type="dxa"/>
+            <w:tcW w:w="2025" w:type="dxa"/>
+            <w:vAlign w:val="center"/>
+          </w:tcPr>
+          <w:p>
+            <w:pPr>
+              <w:rPr>
+                <w:rFonts w:ascii="Times New Roman" w:hAnsi="Times New Roman" w:cs="Times New Roman"/>
+              </w:rPr>
+            </w:pPr>
+            <w:r>
+              <w:rPr>
+                <w:rStyle w:val="Strong"/>
+              </w:rPr>
+              <w:lastRenderedPageBreak/>
+              <w:t>Users</w:t>
+            </w:r>
+          </w:p>
+        </w:tc>
+        <w:tc>
+          <w:tcPr>
+            <w:tcW w:w="2033" w:type="dxa"/>
+            <w:vAlign w:val="center"/>
           </w:tcPr>
           <w:p>
             <w:pPr>
@@ -16812,69 +17072,56 @@
             </w:pPr>
             <w:proofErr w:type="spellStart"/>
             <w:r>
-              <w:rPr>
-                <w:rFonts w:ascii="Times New Roman" w:hAnsi="Times New Roman" w:cs="Times New Roman"/>
-                <w:sz w:val="18"/>
-              </w:rPr>
-              <w:t>booking_id</w:t>
+              <w:t>user_id</w:t>
             </w:r>
             <w:proofErr w:type="spellEnd"/>
           </w:p>
         </w:tc>
         <w:tc>
           <w:tcPr>
-            <w:tcW w:w="2045" w:type="dxa"/>
-          </w:tcPr>
-          <w:p>
-            <w:pPr>
-              <w:rPr>
-                <w:rFonts w:ascii="Times New Roman" w:hAnsi="Times New Roman" w:cs="Times New Roman"/>
-              </w:rPr>
-            </w:pPr>
-            <w:r>
-              <w:rPr>
-                <w:rFonts w:ascii="Times New Roman" w:hAnsi="Times New Roman" w:cs="Times New Roman"/>
-                <w:sz w:val="18"/>
-              </w:rPr>
+            <w:tcW w:w="2017" w:type="dxa"/>
+            <w:vAlign w:val="center"/>
+          </w:tcPr>
+          <w:p>
+            <w:pPr>
+              <w:rPr>
+                <w:rFonts w:ascii="Times New Roman" w:hAnsi="Times New Roman" w:cs="Times New Roman"/>
+              </w:rPr>
+            </w:pPr>
+            <w:r>
               <w:t>INT</w:t>
             </w:r>
           </w:p>
         </w:tc>
         <w:tc>
           <w:tcPr>
-            <w:tcW w:w="2045" w:type="dxa"/>
-          </w:tcPr>
-          <w:p>
-            <w:pPr>
-              <w:rPr>
-                <w:rFonts w:ascii="Times New Roman" w:hAnsi="Times New Roman" w:cs="Times New Roman"/>
-              </w:rPr>
-            </w:pPr>
-            <w:r>
-              <w:rPr>
-                <w:rFonts w:ascii="Times New Roman" w:hAnsi="Times New Roman" w:cs="Times New Roman"/>
-                <w:sz w:val="18"/>
-              </w:rPr>
+            <w:tcW w:w="2002" w:type="dxa"/>
+            <w:vAlign w:val="center"/>
+          </w:tcPr>
+          <w:p>
+            <w:pPr>
+              <w:rPr>
+                <w:rFonts w:ascii="Times New Roman" w:hAnsi="Times New Roman" w:cs="Times New Roman"/>
+              </w:rPr>
+            </w:pPr>
+            <w:r>
               <w:t>Yes</w:t>
             </w:r>
           </w:p>
         </w:tc>
         <w:tc>
           <w:tcPr>
-            <w:tcW w:w="2045" w:type="dxa"/>
-          </w:tcPr>
-          <w:p>
-            <w:pPr>
-              <w:rPr>
-                <w:rFonts w:ascii="Times New Roman" w:hAnsi="Times New Roman" w:cs="Times New Roman"/>
-              </w:rPr>
-            </w:pPr>
-            <w:r>
-              <w:rPr>
-                <w:rFonts w:ascii="Times New Roman" w:hAnsi="Times New Roman" w:cs="Times New Roman"/>
-                <w:sz w:val="18"/>
-              </w:rPr>
-              <w:t>Unique identifier for each booking record.</w:t>
+            <w:tcW w:w="2137" w:type="dxa"/>
+            <w:vAlign w:val="center"/>
+          </w:tcPr>
+          <w:p>
+            <w:pPr>
+              <w:rPr>
+                <w:rFonts w:ascii="Times New Roman" w:hAnsi="Times New Roman" w:cs="Times New Roman"/>
+              </w:rPr>
+            </w:pPr>
+            <w:r>
+              <w:t>Primary key. Unique identifier for each user.</w:t>
             </w:r>
           </w:p>
         </w:tc>
@@ -16885,62 +17132,89 @@
         </w:trPr>
         <w:tc>
           <w:tcPr>
-            <w:tcW w:w="2045" w:type="dxa"/>
-          </w:tcPr>
-          <w:p>
-            <w:pPr>
-              <w:rPr>
-                <w:rFonts w:ascii="Times New Roman" w:hAnsi="Times New Roman" w:cs="Times New Roman"/>
-              </w:rPr>
-            </w:pPr>
-          </w:p>
-        </w:tc>
-        <w:tc>
-          <w:tcPr>
-            <w:tcW w:w="2045" w:type="dxa"/>
-          </w:tcPr>
-          <w:p>
-            <w:pPr>
-              <w:rPr>
-                <w:rFonts w:ascii="Times New Roman" w:hAnsi="Times New Roman" w:cs="Times New Roman"/>
-              </w:rPr>
-            </w:pPr>
-          </w:p>
-        </w:tc>
-        <w:tc>
-          <w:tcPr>
-            <w:tcW w:w="2045" w:type="dxa"/>
-          </w:tcPr>
-          <w:p>
-            <w:pPr>
-              <w:rPr>
-                <w:rFonts w:ascii="Times New Roman" w:hAnsi="Times New Roman" w:cs="Times New Roman"/>
-              </w:rPr>
-            </w:pPr>
-          </w:p>
-        </w:tc>
-        <w:tc>
-          <w:tcPr>
-            <w:tcW w:w="2045" w:type="dxa"/>
-          </w:tcPr>
-          <w:p>
-            <w:pPr>
-              <w:rPr>
-                <w:rFonts w:ascii="Times New Roman" w:hAnsi="Times New Roman" w:cs="Times New Roman"/>
-              </w:rPr>
-            </w:pPr>
-          </w:p>
-        </w:tc>
-        <w:tc>
-          <w:tcPr>
-            <w:tcW w:w="2045" w:type="dxa"/>
-          </w:tcPr>
-          <w:p>
-            <w:pPr>
-              <w:rPr>
-                <w:rFonts w:ascii="Times New Roman" w:hAnsi="Times New Roman" w:cs="Times New Roman"/>
-              </w:rPr>
-            </w:pPr>
+            <w:tcW w:w="2025" w:type="dxa"/>
+            <w:vAlign w:val="center"/>
+          </w:tcPr>
+          <w:p>
+            <w:pPr>
+              <w:rPr>
+                <w:rFonts w:ascii="Times New Roman" w:hAnsi="Times New Roman" w:cs="Times New Roman"/>
+              </w:rPr>
+            </w:pPr>
+            <w:r>
+              <w:t>Users</w:t>
+            </w:r>
+          </w:p>
+        </w:tc>
+        <w:tc>
+          <w:tcPr>
+            <w:tcW w:w="2033" w:type="dxa"/>
+            <w:vAlign w:val="center"/>
+          </w:tcPr>
+          <w:p>
+            <w:pPr>
+              <w:rPr>
+                <w:rFonts w:ascii="Times New Roman" w:hAnsi="Times New Roman" w:cs="Times New Roman"/>
+              </w:rPr>
+            </w:pPr>
+            <w:proofErr w:type="spellStart"/>
+            <w:r>
+              <w:t>first_name</w:t>
+            </w:r>
+            <w:proofErr w:type="spellEnd"/>
+          </w:p>
+        </w:tc>
+        <w:tc>
+          <w:tcPr>
+            <w:tcW w:w="2017" w:type="dxa"/>
+            <w:vAlign w:val="center"/>
+          </w:tcPr>
+          <w:p>
+            <w:pPr>
+              <w:rPr>
+                <w:rFonts w:ascii="Times New Roman" w:hAnsi="Times New Roman" w:cs="Times New Roman"/>
+              </w:rPr>
+            </w:pPr>
+            <w:proofErr w:type="gramStart"/>
+            <w:r>
+              <w:t>VARCHAR(</w:t>
+            </w:r>
+            <w:proofErr w:type="gramEnd"/>
+            <w:r>
+              <w:t>50)</w:t>
+            </w:r>
+          </w:p>
+        </w:tc>
+        <w:tc>
+          <w:tcPr>
+            <w:tcW w:w="2002" w:type="dxa"/>
+            <w:vAlign w:val="center"/>
+          </w:tcPr>
+          <w:p>
+            <w:pPr>
+              <w:rPr>
+                <w:rFonts w:ascii="Times New Roman" w:hAnsi="Times New Roman" w:cs="Times New Roman"/>
+              </w:rPr>
+            </w:pPr>
+            <w:r>
+              <w:t>Yes</w:t>
+            </w:r>
+          </w:p>
+        </w:tc>
+        <w:tc>
+          <w:tcPr>
+            <w:tcW w:w="2137" w:type="dxa"/>
+            <w:vAlign w:val="center"/>
+          </w:tcPr>
+          <w:p>
+            <w:pPr>
+              <w:rPr>
+                <w:rFonts w:ascii="Times New Roman" w:hAnsi="Times New Roman" w:cs="Times New Roman"/>
+              </w:rPr>
+            </w:pPr>
+            <w:r>
+              <w:t>User's first name.</w:t>
+            </w:r>
           </w:p>
         </w:tc>
       </w:tr>
@@ -16950,62 +17224,89 @@
         </w:trPr>
         <w:tc>
           <w:tcPr>
-            <w:tcW w:w="2045" w:type="dxa"/>
-          </w:tcPr>
-          <w:p>
-            <w:pPr>
-              <w:rPr>
-                <w:rFonts w:ascii="Times New Roman" w:hAnsi="Times New Roman" w:cs="Times New Roman"/>
-              </w:rPr>
-            </w:pPr>
-          </w:p>
-        </w:tc>
-        <w:tc>
-          <w:tcPr>
-            <w:tcW w:w="2045" w:type="dxa"/>
-          </w:tcPr>
-          <w:p>
-            <w:pPr>
-              <w:rPr>
-                <w:rFonts w:ascii="Times New Roman" w:hAnsi="Times New Roman" w:cs="Times New Roman"/>
-              </w:rPr>
-            </w:pPr>
-          </w:p>
-        </w:tc>
-        <w:tc>
-          <w:tcPr>
-            <w:tcW w:w="2045" w:type="dxa"/>
-          </w:tcPr>
-          <w:p>
-            <w:pPr>
-              <w:rPr>
-                <w:rFonts w:ascii="Times New Roman" w:hAnsi="Times New Roman" w:cs="Times New Roman"/>
-              </w:rPr>
-            </w:pPr>
-          </w:p>
-        </w:tc>
-        <w:tc>
-          <w:tcPr>
-            <w:tcW w:w="2045" w:type="dxa"/>
-          </w:tcPr>
-          <w:p>
-            <w:pPr>
-              <w:rPr>
-                <w:rFonts w:ascii="Times New Roman" w:hAnsi="Times New Roman" w:cs="Times New Roman"/>
-              </w:rPr>
-            </w:pPr>
-          </w:p>
-        </w:tc>
-        <w:tc>
-          <w:tcPr>
-            <w:tcW w:w="2045" w:type="dxa"/>
-          </w:tcPr>
-          <w:p>
-            <w:pPr>
-              <w:rPr>
-                <w:rFonts w:ascii="Times New Roman" w:hAnsi="Times New Roman" w:cs="Times New Roman"/>
-              </w:rPr>
-            </w:pPr>
+            <w:tcW w:w="2025" w:type="dxa"/>
+            <w:vAlign w:val="center"/>
+          </w:tcPr>
+          <w:p>
+            <w:pPr>
+              <w:rPr>
+                <w:rFonts w:ascii="Times New Roman" w:hAnsi="Times New Roman" w:cs="Times New Roman"/>
+              </w:rPr>
+            </w:pPr>
+            <w:r>
+              <w:t>Users</w:t>
+            </w:r>
+          </w:p>
+        </w:tc>
+        <w:tc>
+          <w:tcPr>
+            <w:tcW w:w="2033" w:type="dxa"/>
+            <w:vAlign w:val="center"/>
+          </w:tcPr>
+          <w:p>
+            <w:pPr>
+              <w:rPr>
+                <w:rFonts w:ascii="Times New Roman" w:hAnsi="Times New Roman" w:cs="Times New Roman"/>
+              </w:rPr>
+            </w:pPr>
+            <w:proofErr w:type="spellStart"/>
+            <w:r>
+              <w:t>last_name</w:t>
+            </w:r>
+            <w:proofErr w:type="spellEnd"/>
+          </w:p>
+        </w:tc>
+        <w:tc>
+          <w:tcPr>
+            <w:tcW w:w="2017" w:type="dxa"/>
+            <w:vAlign w:val="center"/>
+          </w:tcPr>
+          <w:p>
+            <w:pPr>
+              <w:rPr>
+                <w:rFonts w:ascii="Times New Roman" w:hAnsi="Times New Roman" w:cs="Times New Roman"/>
+              </w:rPr>
+            </w:pPr>
+            <w:proofErr w:type="gramStart"/>
+            <w:r>
+              <w:t>VARCHAR(</w:t>
+            </w:r>
+            <w:proofErr w:type="gramEnd"/>
+            <w:r>
+              <w:t>50)</w:t>
+            </w:r>
+          </w:p>
+        </w:tc>
+        <w:tc>
+          <w:tcPr>
+            <w:tcW w:w="2002" w:type="dxa"/>
+            <w:vAlign w:val="center"/>
+          </w:tcPr>
+          <w:p>
+            <w:pPr>
+              <w:rPr>
+                <w:rFonts w:ascii="Times New Roman" w:hAnsi="Times New Roman" w:cs="Times New Roman"/>
+              </w:rPr>
+            </w:pPr>
+            <w:r>
+              <w:t>Yes</w:t>
+            </w:r>
+          </w:p>
+        </w:tc>
+        <w:tc>
+          <w:tcPr>
+            <w:tcW w:w="2137" w:type="dxa"/>
+            <w:vAlign w:val="center"/>
+          </w:tcPr>
+          <w:p>
+            <w:pPr>
+              <w:rPr>
+                <w:rFonts w:ascii="Times New Roman" w:hAnsi="Times New Roman" w:cs="Times New Roman"/>
+              </w:rPr>
+            </w:pPr>
+            <w:r>
+              <w:t>User's last name.</w:t>
+            </w:r>
           </w:p>
         </w:tc>
       </w:tr>
@@ -17015,62 +17316,87 @@
         </w:trPr>
         <w:tc>
           <w:tcPr>
-            <w:tcW w:w="2045" w:type="dxa"/>
-          </w:tcPr>
-          <w:p>
-            <w:pPr>
-              <w:rPr>
-                <w:rFonts w:ascii="Times New Roman" w:hAnsi="Times New Roman" w:cs="Times New Roman"/>
-              </w:rPr>
-            </w:pPr>
-          </w:p>
-        </w:tc>
-        <w:tc>
-          <w:tcPr>
-            <w:tcW w:w="2045" w:type="dxa"/>
-          </w:tcPr>
-          <w:p>
-            <w:pPr>
-              <w:rPr>
-                <w:rFonts w:ascii="Times New Roman" w:hAnsi="Times New Roman" w:cs="Times New Roman"/>
-              </w:rPr>
-            </w:pPr>
-          </w:p>
-        </w:tc>
-        <w:tc>
-          <w:tcPr>
-            <w:tcW w:w="2045" w:type="dxa"/>
-          </w:tcPr>
-          <w:p>
-            <w:pPr>
-              <w:rPr>
-                <w:rFonts w:ascii="Times New Roman" w:hAnsi="Times New Roman" w:cs="Times New Roman"/>
-              </w:rPr>
-            </w:pPr>
-          </w:p>
-        </w:tc>
-        <w:tc>
-          <w:tcPr>
-            <w:tcW w:w="2045" w:type="dxa"/>
-          </w:tcPr>
-          <w:p>
-            <w:pPr>
-              <w:rPr>
-                <w:rFonts w:ascii="Times New Roman" w:hAnsi="Times New Roman" w:cs="Times New Roman"/>
-              </w:rPr>
-            </w:pPr>
-          </w:p>
-        </w:tc>
-        <w:tc>
-          <w:tcPr>
-            <w:tcW w:w="2045" w:type="dxa"/>
-          </w:tcPr>
-          <w:p>
-            <w:pPr>
-              <w:rPr>
-                <w:rFonts w:ascii="Times New Roman" w:hAnsi="Times New Roman" w:cs="Times New Roman"/>
-              </w:rPr>
-            </w:pPr>
+            <w:tcW w:w="2025" w:type="dxa"/>
+            <w:vAlign w:val="center"/>
+          </w:tcPr>
+          <w:p>
+            <w:pPr>
+              <w:rPr>
+                <w:rFonts w:ascii="Times New Roman" w:hAnsi="Times New Roman" w:cs="Times New Roman"/>
+              </w:rPr>
+            </w:pPr>
+            <w:r>
+              <w:t>Users</w:t>
+            </w:r>
+          </w:p>
+        </w:tc>
+        <w:tc>
+          <w:tcPr>
+            <w:tcW w:w="2033" w:type="dxa"/>
+            <w:vAlign w:val="center"/>
+          </w:tcPr>
+          <w:p>
+            <w:pPr>
+              <w:rPr>
+                <w:rFonts w:ascii="Times New Roman" w:hAnsi="Times New Roman" w:cs="Times New Roman"/>
+              </w:rPr>
+            </w:pPr>
+            <w:r>
+              <w:t>email</w:t>
+            </w:r>
+          </w:p>
+        </w:tc>
+        <w:tc>
+          <w:tcPr>
+            <w:tcW w:w="2017" w:type="dxa"/>
+            <w:vAlign w:val="center"/>
+          </w:tcPr>
+          <w:p>
+            <w:pPr>
+              <w:rPr>
+                <w:rFonts w:ascii="Times New Roman" w:hAnsi="Times New Roman" w:cs="Times New Roman"/>
+              </w:rPr>
+            </w:pPr>
+            <w:proofErr w:type="gramStart"/>
+            <w:r>
+              <w:t>VARCHAR(</w:t>
+            </w:r>
+            <w:proofErr w:type="gramEnd"/>
+            <w:r>
+              <w:t>100)</w:t>
+            </w:r>
+          </w:p>
+        </w:tc>
+        <w:tc>
+          <w:tcPr>
+            <w:tcW w:w="2002" w:type="dxa"/>
+            <w:vAlign w:val="center"/>
+          </w:tcPr>
+          <w:p>
+            <w:pPr>
+              <w:rPr>
+                <w:rFonts w:ascii="Times New Roman" w:hAnsi="Times New Roman" w:cs="Times New Roman"/>
+              </w:rPr>
+            </w:pPr>
+            <w:r>
+              <w:t>Yes</w:t>
+            </w:r>
+          </w:p>
+        </w:tc>
+        <w:tc>
+          <w:tcPr>
+            <w:tcW w:w="2137" w:type="dxa"/>
+            <w:vAlign w:val="center"/>
+          </w:tcPr>
+          <w:p>
+            <w:pPr>
+              <w:rPr>
+                <w:rFonts w:ascii="Times New Roman" w:hAnsi="Times New Roman" w:cs="Times New Roman"/>
+              </w:rPr>
+            </w:pPr>
+            <w:r>
+              <w:t>Unique email address used for login.</w:t>
+            </w:r>
           </w:p>
         </w:tc>
       </w:tr>
@@ -17080,62 +17406,94 @@
         </w:trPr>
         <w:tc>
           <w:tcPr>
-            <w:tcW w:w="2045" w:type="dxa"/>
-          </w:tcPr>
-          <w:p>
-            <w:pPr>
-              <w:rPr>
-                <w:rFonts w:ascii="Times New Roman" w:hAnsi="Times New Roman" w:cs="Times New Roman"/>
-              </w:rPr>
-            </w:pPr>
-          </w:p>
-        </w:tc>
-        <w:tc>
-          <w:tcPr>
-            <w:tcW w:w="2045" w:type="dxa"/>
-          </w:tcPr>
-          <w:p>
-            <w:pPr>
-              <w:rPr>
-                <w:rFonts w:ascii="Times New Roman" w:hAnsi="Times New Roman" w:cs="Times New Roman"/>
-              </w:rPr>
-            </w:pPr>
-          </w:p>
-        </w:tc>
-        <w:tc>
-          <w:tcPr>
-            <w:tcW w:w="2045" w:type="dxa"/>
-          </w:tcPr>
-          <w:p>
-            <w:pPr>
-              <w:rPr>
-                <w:rFonts w:ascii="Times New Roman" w:hAnsi="Times New Roman" w:cs="Times New Roman"/>
-              </w:rPr>
-            </w:pPr>
-          </w:p>
-        </w:tc>
-        <w:tc>
-          <w:tcPr>
-            <w:tcW w:w="2045" w:type="dxa"/>
-          </w:tcPr>
-          <w:p>
-            <w:pPr>
-              <w:rPr>
-                <w:rFonts w:ascii="Times New Roman" w:hAnsi="Times New Roman" w:cs="Times New Roman"/>
-              </w:rPr>
-            </w:pPr>
-          </w:p>
-        </w:tc>
-        <w:tc>
-          <w:tcPr>
-            <w:tcW w:w="2045" w:type="dxa"/>
-          </w:tcPr>
-          <w:p>
-            <w:pPr>
-              <w:rPr>
-                <w:rFonts w:ascii="Times New Roman" w:hAnsi="Times New Roman" w:cs="Times New Roman"/>
-              </w:rPr>
-            </w:pPr>
+            <w:tcW w:w="2025" w:type="dxa"/>
+            <w:vAlign w:val="center"/>
+          </w:tcPr>
+          <w:p>
+            <w:pPr>
+              <w:rPr>
+                <w:rFonts w:ascii="Times New Roman" w:hAnsi="Times New Roman" w:cs="Times New Roman"/>
+              </w:rPr>
+            </w:pPr>
+            <w:r>
+              <w:t>Users</w:t>
+            </w:r>
+          </w:p>
+        </w:tc>
+        <w:tc>
+          <w:tcPr>
+            <w:tcW w:w="2033" w:type="dxa"/>
+            <w:vAlign w:val="center"/>
+          </w:tcPr>
+          <w:p>
+            <w:pPr>
+              <w:rPr>
+                <w:rFonts w:ascii="Times New Roman" w:hAnsi="Times New Roman" w:cs="Times New Roman"/>
+              </w:rPr>
+            </w:pPr>
+            <w:proofErr w:type="spellStart"/>
+            <w:r>
+              <w:t>password_hash</w:t>
+            </w:r>
+            <w:proofErr w:type="spellEnd"/>
+          </w:p>
+        </w:tc>
+        <w:tc>
+          <w:tcPr>
+            <w:tcW w:w="2017" w:type="dxa"/>
+            <w:vAlign w:val="center"/>
+          </w:tcPr>
+          <w:p>
+            <w:pPr>
+              <w:rPr>
+                <w:rFonts w:ascii="Times New Roman" w:hAnsi="Times New Roman" w:cs="Times New Roman"/>
+              </w:rPr>
+            </w:pPr>
+            <w:proofErr w:type="gramStart"/>
+            <w:r>
+              <w:t>VARCHAR(</w:t>
+            </w:r>
+            <w:proofErr w:type="gramEnd"/>
+            <w:r>
+              <w:t>255)</w:t>
+            </w:r>
+          </w:p>
+        </w:tc>
+        <w:tc>
+          <w:tcPr>
+            <w:tcW w:w="2002" w:type="dxa"/>
+            <w:vAlign w:val="center"/>
+          </w:tcPr>
+          <w:p>
+            <w:pPr>
+              <w:rPr>
+                <w:rFonts w:ascii="Times New Roman" w:hAnsi="Times New Roman" w:cs="Times New Roman"/>
+              </w:rPr>
+            </w:pPr>
+            <w:r>
+              <w:t>Yes</w:t>
+            </w:r>
+          </w:p>
+        </w:tc>
+        <w:tc>
+          <w:tcPr>
+            <w:tcW w:w="2137" w:type="dxa"/>
+            <w:vAlign w:val="center"/>
+          </w:tcPr>
+          <w:p>
+            <w:pPr>
+              <w:rPr>
+                <w:rFonts w:ascii="Times New Roman" w:hAnsi="Times New Roman" w:cs="Times New Roman"/>
+              </w:rPr>
+            </w:pPr>
+            <w:proofErr w:type="gramStart"/>
+            <w:r>
+              <w:t>Stores</w:t>
+            </w:r>
+            <w:proofErr w:type="gramEnd"/>
+            <w:r>
+              <w:t xml:space="preserve"> the encrypted user password.</w:t>
+            </w:r>
           </w:p>
         </w:tc>
       </w:tr>
@@ -17145,62 +17503,89 @@
         </w:trPr>
         <w:tc>
           <w:tcPr>
-            <w:tcW w:w="2045" w:type="dxa"/>
-          </w:tcPr>
-          <w:p>
-            <w:pPr>
-              <w:rPr>
-                <w:rFonts w:ascii="Times New Roman" w:hAnsi="Times New Roman" w:cs="Times New Roman"/>
-              </w:rPr>
-            </w:pPr>
-          </w:p>
-        </w:tc>
-        <w:tc>
-          <w:tcPr>
-            <w:tcW w:w="2045" w:type="dxa"/>
-          </w:tcPr>
-          <w:p>
-            <w:pPr>
-              <w:rPr>
-                <w:rFonts w:ascii="Times New Roman" w:hAnsi="Times New Roman" w:cs="Times New Roman"/>
-              </w:rPr>
-            </w:pPr>
-          </w:p>
-        </w:tc>
-        <w:tc>
-          <w:tcPr>
-            <w:tcW w:w="2045" w:type="dxa"/>
-          </w:tcPr>
-          <w:p>
-            <w:pPr>
-              <w:rPr>
-                <w:rFonts w:ascii="Times New Roman" w:hAnsi="Times New Roman" w:cs="Times New Roman"/>
-              </w:rPr>
-            </w:pPr>
-          </w:p>
-        </w:tc>
-        <w:tc>
-          <w:tcPr>
-            <w:tcW w:w="2045" w:type="dxa"/>
-          </w:tcPr>
-          <w:p>
-            <w:pPr>
-              <w:rPr>
-                <w:rFonts w:ascii="Times New Roman" w:hAnsi="Times New Roman" w:cs="Times New Roman"/>
-              </w:rPr>
-            </w:pPr>
-          </w:p>
-        </w:tc>
-        <w:tc>
-          <w:tcPr>
-            <w:tcW w:w="2045" w:type="dxa"/>
-          </w:tcPr>
-          <w:p>
-            <w:pPr>
-              <w:rPr>
-                <w:rFonts w:ascii="Times New Roman" w:hAnsi="Times New Roman" w:cs="Times New Roman"/>
-              </w:rPr>
-            </w:pPr>
+            <w:tcW w:w="2025" w:type="dxa"/>
+            <w:vAlign w:val="center"/>
+          </w:tcPr>
+          <w:p>
+            <w:pPr>
+              <w:rPr>
+                <w:rFonts w:ascii="Times New Roman" w:hAnsi="Times New Roman" w:cs="Times New Roman"/>
+              </w:rPr>
+            </w:pPr>
+            <w:r>
+              <w:t>Users</w:t>
+            </w:r>
+          </w:p>
+        </w:tc>
+        <w:tc>
+          <w:tcPr>
+            <w:tcW w:w="2033" w:type="dxa"/>
+            <w:vAlign w:val="center"/>
+          </w:tcPr>
+          <w:p>
+            <w:pPr>
+              <w:rPr>
+                <w:rFonts w:ascii="Times New Roman" w:hAnsi="Times New Roman" w:cs="Times New Roman"/>
+              </w:rPr>
+            </w:pPr>
+            <w:proofErr w:type="spellStart"/>
+            <w:r>
+              <w:t>preferred_currency</w:t>
+            </w:r>
+            <w:proofErr w:type="spellEnd"/>
+          </w:p>
+        </w:tc>
+        <w:tc>
+          <w:tcPr>
+            <w:tcW w:w="2017" w:type="dxa"/>
+            <w:vAlign w:val="center"/>
+          </w:tcPr>
+          <w:p>
+            <w:pPr>
+              <w:rPr>
+                <w:rFonts w:ascii="Times New Roman" w:hAnsi="Times New Roman" w:cs="Times New Roman"/>
+              </w:rPr>
+            </w:pPr>
+            <w:proofErr w:type="gramStart"/>
+            <w:r>
+              <w:t>VARCHAR(</w:t>
+            </w:r>
+            <w:proofErr w:type="gramEnd"/>
+            <w:r>
+              <w:t>10)</w:t>
+            </w:r>
+          </w:p>
+        </w:tc>
+        <w:tc>
+          <w:tcPr>
+            <w:tcW w:w="2002" w:type="dxa"/>
+            <w:vAlign w:val="center"/>
+          </w:tcPr>
+          <w:p>
+            <w:pPr>
+              <w:rPr>
+                <w:rFonts w:ascii="Times New Roman" w:hAnsi="Times New Roman" w:cs="Times New Roman"/>
+              </w:rPr>
+            </w:pPr>
+            <w:r>
+              <w:t>Yes</w:t>
+            </w:r>
+          </w:p>
+        </w:tc>
+        <w:tc>
+          <w:tcPr>
+            <w:tcW w:w="2137" w:type="dxa"/>
+            <w:vAlign w:val="center"/>
+          </w:tcPr>
+          <w:p>
+            <w:pPr>
+              <w:rPr>
+                <w:rFonts w:ascii="Times New Roman" w:hAnsi="Times New Roman" w:cs="Times New Roman"/>
+              </w:rPr>
+            </w:pPr>
+            <w:r>
+              <w:t>User's preferred currency.</w:t>
+            </w:r>
           </w:p>
         </w:tc>
       </w:tr>
@@ -17210,62 +17595,84 @@
         </w:trPr>
         <w:tc>
           <w:tcPr>
-            <w:tcW w:w="2045" w:type="dxa"/>
-          </w:tcPr>
-          <w:p>
-            <w:pPr>
-              <w:rPr>
-                <w:rFonts w:ascii="Times New Roman" w:hAnsi="Times New Roman" w:cs="Times New Roman"/>
-              </w:rPr>
-            </w:pPr>
-          </w:p>
-        </w:tc>
-        <w:tc>
-          <w:tcPr>
-            <w:tcW w:w="2045" w:type="dxa"/>
-          </w:tcPr>
-          <w:p>
-            <w:pPr>
-              <w:rPr>
-                <w:rFonts w:ascii="Times New Roman" w:hAnsi="Times New Roman" w:cs="Times New Roman"/>
-              </w:rPr>
-            </w:pPr>
-          </w:p>
-        </w:tc>
-        <w:tc>
-          <w:tcPr>
-            <w:tcW w:w="2045" w:type="dxa"/>
-          </w:tcPr>
-          <w:p>
-            <w:pPr>
-              <w:rPr>
-                <w:rFonts w:ascii="Times New Roman" w:hAnsi="Times New Roman" w:cs="Times New Roman"/>
-              </w:rPr>
-            </w:pPr>
-          </w:p>
-        </w:tc>
-        <w:tc>
-          <w:tcPr>
-            <w:tcW w:w="2045" w:type="dxa"/>
-          </w:tcPr>
-          <w:p>
-            <w:pPr>
-              <w:rPr>
-                <w:rFonts w:ascii="Times New Roman" w:hAnsi="Times New Roman" w:cs="Times New Roman"/>
-              </w:rPr>
-            </w:pPr>
-          </w:p>
-        </w:tc>
-        <w:tc>
-          <w:tcPr>
-            <w:tcW w:w="2045" w:type="dxa"/>
-          </w:tcPr>
-          <w:p>
-            <w:pPr>
-              <w:rPr>
-                <w:rFonts w:ascii="Times New Roman" w:hAnsi="Times New Roman" w:cs="Times New Roman"/>
-              </w:rPr>
-            </w:pPr>
+            <w:tcW w:w="2025" w:type="dxa"/>
+            <w:vAlign w:val="center"/>
+          </w:tcPr>
+          <w:p>
+            <w:pPr>
+              <w:rPr>
+                <w:rFonts w:ascii="Times New Roman" w:hAnsi="Times New Roman" w:cs="Times New Roman"/>
+              </w:rPr>
+            </w:pPr>
+            <w:r>
+              <w:t>Users</w:t>
+            </w:r>
+          </w:p>
+        </w:tc>
+        <w:tc>
+          <w:tcPr>
+            <w:tcW w:w="2033" w:type="dxa"/>
+            <w:vAlign w:val="center"/>
+          </w:tcPr>
+          <w:p>
+            <w:pPr>
+              <w:rPr>
+                <w:rFonts w:ascii="Times New Roman" w:hAnsi="Times New Roman" w:cs="Times New Roman"/>
+              </w:rPr>
+            </w:pPr>
+            <w:proofErr w:type="spellStart"/>
+            <w:r>
+              <w:t>created_at</w:t>
+            </w:r>
+            <w:proofErr w:type="spellEnd"/>
+          </w:p>
+        </w:tc>
+        <w:tc>
+          <w:tcPr>
+            <w:tcW w:w="2017" w:type="dxa"/>
+            <w:vAlign w:val="center"/>
+          </w:tcPr>
+          <w:p>
+            <w:pPr>
+              <w:rPr>
+                <w:rFonts w:ascii="Times New Roman" w:hAnsi="Times New Roman" w:cs="Times New Roman"/>
+              </w:rPr>
+            </w:pPr>
+            <w:r>
+              <w:t>DATETIME</w:t>
+            </w:r>
+          </w:p>
+        </w:tc>
+        <w:tc>
+          <w:tcPr>
+            <w:tcW w:w="2002" w:type="dxa"/>
+            <w:vAlign w:val="center"/>
+          </w:tcPr>
+          <w:p>
+            <w:pPr>
+              <w:rPr>
+                <w:rFonts w:ascii="Times New Roman" w:hAnsi="Times New Roman" w:cs="Times New Roman"/>
+              </w:rPr>
+            </w:pPr>
+            <w:r>
+              <w:t>Yes</w:t>
+            </w:r>
+          </w:p>
+        </w:tc>
+        <w:tc>
+          <w:tcPr>
+            <w:tcW w:w="2137" w:type="dxa"/>
+            <w:vAlign w:val="center"/>
+          </w:tcPr>
+          <w:p>
+            <w:pPr>
+              <w:rPr>
+                <w:rFonts w:ascii="Times New Roman" w:hAnsi="Times New Roman" w:cs="Times New Roman"/>
+              </w:rPr>
+            </w:pPr>
+            <w:r>
+              <w:t>Date and time the user account was created.</w:t>
+            </w:r>
           </w:p>
         </w:tc>
       </w:tr>
@@ -17275,62 +17682,87 @@
         </w:trPr>
         <w:tc>
           <w:tcPr>
-            <w:tcW w:w="2045" w:type="dxa"/>
-          </w:tcPr>
-          <w:p>
-            <w:pPr>
-              <w:rPr>
-                <w:rFonts w:ascii="Times New Roman" w:hAnsi="Times New Roman" w:cs="Times New Roman"/>
-              </w:rPr>
-            </w:pPr>
-          </w:p>
-        </w:tc>
-        <w:tc>
-          <w:tcPr>
-            <w:tcW w:w="2045" w:type="dxa"/>
-          </w:tcPr>
-          <w:p>
-            <w:pPr>
-              <w:rPr>
-                <w:rFonts w:ascii="Times New Roman" w:hAnsi="Times New Roman" w:cs="Times New Roman"/>
-              </w:rPr>
-            </w:pPr>
-          </w:p>
-        </w:tc>
-        <w:tc>
-          <w:tcPr>
-            <w:tcW w:w="2045" w:type="dxa"/>
-          </w:tcPr>
-          <w:p>
-            <w:pPr>
-              <w:rPr>
-                <w:rFonts w:ascii="Times New Roman" w:hAnsi="Times New Roman" w:cs="Times New Roman"/>
-              </w:rPr>
-            </w:pPr>
-          </w:p>
-        </w:tc>
-        <w:tc>
-          <w:tcPr>
-            <w:tcW w:w="2045" w:type="dxa"/>
-          </w:tcPr>
-          <w:p>
-            <w:pPr>
-              <w:rPr>
-                <w:rFonts w:ascii="Times New Roman" w:hAnsi="Times New Roman" w:cs="Times New Roman"/>
-              </w:rPr>
-            </w:pPr>
-          </w:p>
-        </w:tc>
-        <w:tc>
-          <w:tcPr>
-            <w:tcW w:w="2045" w:type="dxa"/>
-          </w:tcPr>
-          <w:p>
-            <w:pPr>
-              <w:rPr>
-                <w:rFonts w:ascii="Times New Roman" w:hAnsi="Times New Roman" w:cs="Times New Roman"/>
-              </w:rPr>
-            </w:pPr>
+            <w:tcW w:w="2025" w:type="dxa"/>
+            <w:vAlign w:val="center"/>
+          </w:tcPr>
+          <w:p>
+            <w:pPr>
+              <w:rPr>
+                <w:rFonts w:ascii="Times New Roman" w:hAnsi="Times New Roman" w:cs="Times New Roman"/>
+              </w:rPr>
+            </w:pPr>
+            <w:r>
+              <w:rPr>
+                <w:rStyle w:val="Strong"/>
+              </w:rPr>
+              <w:t>Transactions</w:t>
+            </w:r>
+          </w:p>
+        </w:tc>
+        <w:tc>
+          <w:tcPr>
+            <w:tcW w:w="2033" w:type="dxa"/>
+            <w:vAlign w:val="center"/>
+          </w:tcPr>
+          <w:p>
+            <w:pPr>
+              <w:rPr>
+                <w:rFonts w:ascii="Times New Roman" w:hAnsi="Times New Roman" w:cs="Times New Roman"/>
+              </w:rPr>
+            </w:pPr>
+            <w:proofErr w:type="spellStart"/>
+            <w:r>
+              <w:t>transaction_id</w:t>
+            </w:r>
+            <w:proofErr w:type="spellEnd"/>
+          </w:p>
+        </w:tc>
+        <w:tc>
+          <w:tcPr>
+            <w:tcW w:w="2017" w:type="dxa"/>
+            <w:vAlign w:val="center"/>
+          </w:tcPr>
+          <w:p>
+            <w:pPr>
+              <w:rPr>
+                <w:rFonts w:ascii="Times New Roman" w:hAnsi="Times New Roman" w:cs="Times New Roman"/>
+              </w:rPr>
+            </w:pPr>
+            <w:r>
+              <w:t>INT</w:t>
+            </w:r>
+          </w:p>
+        </w:tc>
+        <w:tc>
+          <w:tcPr>
+            <w:tcW w:w="2002" w:type="dxa"/>
+            <w:vAlign w:val="center"/>
+          </w:tcPr>
+          <w:p>
+            <w:pPr>
+              <w:rPr>
+                <w:rFonts w:ascii="Times New Roman" w:hAnsi="Times New Roman" w:cs="Times New Roman"/>
+              </w:rPr>
+            </w:pPr>
+            <w:r>
+              <w:t>Yes</w:t>
+            </w:r>
+          </w:p>
+        </w:tc>
+        <w:tc>
+          <w:tcPr>
+            <w:tcW w:w="2137" w:type="dxa"/>
+            <w:vAlign w:val="center"/>
+          </w:tcPr>
+          <w:p>
+            <w:pPr>
+              <w:rPr>
+                <w:rFonts w:ascii="Times New Roman" w:hAnsi="Times New Roman" w:cs="Times New Roman"/>
+              </w:rPr>
+            </w:pPr>
+            <w:r>
+              <w:t>Primary key. Unique identifier for each transaction.</w:t>
+            </w:r>
           </w:p>
         </w:tc>
       </w:tr>
@@ -17340,62 +17772,1554 @@
         </w:trPr>
         <w:tc>
           <w:tcPr>
-            <w:tcW w:w="2045" w:type="dxa"/>
-          </w:tcPr>
-          <w:p>
-            <w:pPr>
-              <w:rPr>
-                <w:rFonts w:ascii="Times New Roman" w:hAnsi="Times New Roman" w:cs="Times New Roman"/>
-              </w:rPr>
-            </w:pPr>
-          </w:p>
-        </w:tc>
-        <w:tc>
-          <w:tcPr>
-            <w:tcW w:w="2045" w:type="dxa"/>
-          </w:tcPr>
-          <w:p>
-            <w:pPr>
-              <w:rPr>
-                <w:rFonts w:ascii="Times New Roman" w:hAnsi="Times New Roman" w:cs="Times New Roman"/>
-              </w:rPr>
-            </w:pPr>
-          </w:p>
-        </w:tc>
-        <w:tc>
-          <w:tcPr>
-            <w:tcW w:w="2045" w:type="dxa"/>
-          </w:tcPr>
-          <w:p>
-            <w:pPr>
-              <w:rPr>
-                <w:rFonts w:ascii="Times New Roman" w:hAnsi="Times New Roman" w:cs="Times New Roman"/>
-              </w:rPr>
-            </w:pPr>
-          </w:p>
-        </w:tc>
-        <w:tc>
-          <w:tcPr>
-            <w:tcW w:w="2045" w:type="dxa"/>
-          </w:tcPr>
-          <w:p>
-            <w:pPr>
-              <w:rPr>
-                <w:rFonts w:ascii="Times New Roman" w:hAnsi="Times New Roman" w:cs="Times New Roman"/>
-              </w:rPr>
-            </w:pPr>
-          </w:p>
-        </w:tc>
-        <w:tc>
-          <w:tcPr>
-            <w:tcW w:w="2045" w:type="dxa"/>
-          </w:tcPr>
-          <w:p>
-            <w:pPr>
-              <w:rPr>
-                <w:rFonts w:ascii="Times New Roman" w:hAnsi="Times New Roman" w:cs="Times New Roman"/>
-              </w:rPr>
-            </w:pPr>
+            <w:tcW w:w="2025" w:type="dxa"/>
+            <w:vAlign w:val="center"/>
+          </w:tcPr>
+          <w:p>
+            <w:pPr>
+              <w:rPr>
+                <w:rStyle w:val="Strong"/>
+              </w:rPr>
+            </w:pPr>
+            <w:r>
+              <w:t>Transactions</w:t>
+            </w:r>
+          </w:p>
+        </w:tc>
+        <w:tc>
+          <w:tcPr>
+            <w:tcW w:w="2033" w:type="dxa"/>
+            <w:vAlign w:val="center"/>
+          </w:tcPr>
+          <w:p>
+            <w:proofErr w:type="spellStart"/>
+            <w:r>
+              <w:t>user_id</w:t>
+            </w:r>
+            <w:proofErr w:type="spellEnd"/>
+          </w:p>
+        </w:tc>
+        <w:tc>
+          <w:tcPr>
+            <w:tcW w:w="2017" w:type="dxa"/>
+            <w:vAlign w:val="center"/>
+          </w:tcPr>
+          <w:p>
+            <w:r>
+              <w:t>INT</w:t>
+            </w:r>
+          </w:p>
+        </w:tc>
+        <w:tc>
+          <w:tcPr>
+            <w:tcW w:w="2002" w:type="dxa"/>
+            <w:vAlign w:val="center"/>
+          </w:tcPr>
+          <w:p>
+            <w:r>
+              <w:t>Yes</w:t>
+            </w:r>
+          </w:p>
+        </w:tc>
+        <w:tc>
+          <w:tcPr>
+            <w:tcW w:w="2137" w:type="dxa"/>
+            <w:vAlign w:val="center"/>
+          </w:tcPr>
+          <w:p>
+            <w:r>
+              <w:t xml:space="preserve">Foreign key referencing </w:t>
+            </w:r>
+            <w:proofErr w:type="spellStart"/>
+            <w:r>
+              <w:t>Users.user_id</w:t>
+            </w:r>
+            <w:proofErr w:type="spellEnd"/>
+            <w:r>
+              <w:t>.</w:t>
+            </w:r>
+          </w:p>
+        </w:tc>
+      </w:tr>
+      <w:tr>
+        <w:trPr>
+          <w:jc w:val="center"/>
+        </w:trPr>
+        <w:tc>
+          <w:tcPr>
+            <w:tcW w:w="2025" w:type="dxa"/>
+            <w:vAlign w:val="center"/>
+          </w:tcPr>
+          <w:p>
+            <w:pPr>
+              <w:rPr>
+                <w:rStyle w:val="Strong"/>
+              </w:rPr>
+            </w:pPr>
+            <w:r>
+              <w:t>Transactions</w:t>
+            </w:r>
+          </w:p>
+        </w:tc>
+        <w:tc>
+          <w:tcPr>
+            <w:tcW w:w="2033" w:type="dxa"/>
+            <w:vAlign w:val="center"/>
+          </w:tcPr>
+          <w:p>
+            <w:proofErr w:type="spellStart"/>
+            <w:r>
+              <w:t>category_id</w:t>
+            </w:r>
+            <w:proofErr w:type="spellEnd"/>
+          </w:p>
+        </w:tc>
+        <w:tc>
+          <w:tcPr>
+            <w:tcW w:w="2017" w:type="dxa"/>
+            <w:vAlign w:val="center"/>
+          </w:tcPr>
+          <w:p>
+            <w:r>
+              <w:t>INT</w:t>
+            </w:r>
+          </w:p>
+        </w:tc>
+        <w:tc>
+          <w:tcPr>
+            <w:tcW w:w="2002" w:type="dxa"/>
+            <w:vAlign w:val="center"/>
+          </w:tcPr>
+          <w:p>
+            <w:r>
+              <w:t>Yes</w:t>
+            </w:r>
+          </w:p>
+        </w:tc>
+        <w:tc>
+          <w:tcPr>
+            <w:tcW w:w="2137" w:type="dxa"/>
+            <w:vAlign w:val="center"/>
+          </w:tcPr>
+          <w:p>
+            <w:r>
+              <w:t xml:space="preserve">Foreign key referencing </w:t>
+            </w:r>
+            <w:proofErr w:type="spellStart"/>
+            <w:r>
+              <w:t>Categories.category_id</w:t>
+            </w:r>
+            <w:proofErr w:type="spellEnd"/>
+            <w:r>
+              <w:t>.</w:t>
+            </w:r>
+          </w:p>
+        </w:tc>
+      </w:tr>
+      <w:tr>
+        <w:trPr>
+          <w:jc w:val="center"/>
+        </w:trPr>
+        <w:tc>
+          <w:tcPr>
+            <w:tcW w:w="2025" w:type="dxa"/>
+            <w:vAlign w:val="center"/>
+          </w:tcPr>
+          <w:p>
+            <w:pPr>
+              <w:rPr>
+                <w:rStyle w:val="Strong"/>
+              </w:rPr>
+            </w:pPr>
+            <w:r>
+              <w:t>Transactions</w:t>
+            </w:r>
+          </w:p>
+        </w:tc>
+        <w:tc>
+          <w:tcPr>
+            <w:tcW w:w="2033" w:type="dxa"/>
+            <w:vAlign w:val="center"/>
+          </w:tcPr>
+          <w:p>
+            <w:r>
+              <w:t>amount</w:t>
+            </w:r>
+          </w:p>
+        </w:tc>
+        <w:tc>
+          <w:tcPr>
+            <w:tcW w:w="2017" w:type="dxa"/>
+            <w:vAlign w:val="center"/>
+          </w:tcPr>
+          <w:p>
+            <w:proofErr w:type="gramStart"/>
+            <w:r>
+              <w:t>DECIMAL(</w:t>
+            </w:r>
+            <w:proofErr w:type="gramEnd"/>
+            <w:r>
+              <w:t>10,2)</w:t>
+            </w:r>
+          </w:p>
+        </w:tc>
+        <w:tc>
+          <w:tcPr>
+            <w:tcW w:w="2002" w:type="dxa"/>
+            <w:vAlign w:val="center"/>
+          </w:tcPr>
+          <w:p>
+            <w:r>
+              <w:t>Yes</w:t>
+            </w:r>
+          </w:p>
+        </w:tc>
+        <w:tc>
+          <w:tcPr>
+            <w:tcW w:w="2137" w:type="dxa"/>
+            <w:vAlign w:val="center"/>
+          </w:tcPr>
+          <w:p>
+            <w:r>
+              <w:t>Monetary value of the transaction.</w:t>
+            </w:r>
+          </w:p>
+        </w:tc>
+      </w:tr>
+      <w:tr>
+        <w:trPr>
+          <w:jc w:val="center"/>
+        </w:trPr>
+        <w:tc>
+          <w:tcPr>
+            <w:tcW w:w="2025" w:type="dxa"/>
+            <w:vAlign w:val="center"/>
+          </w:tcPr>
+          <w:p>
+            <w:pPr>
+              <w:rPr>
+                <w:rStyle w:val="Strong"/>
+              </w:rPr>
+            </w:pPr>
+            <w:r>
+              <w:t>Transactions</w:t>
+            </w:r>
+          </w:p>
+        </w:tc>
+        <w:tc>
+          <w:tcPr>
+            <w:tcW w:w="2033" w:type="dxa"/>
+            <w:vAlign w:val="center"/>
+          </w:tcPr>
+          <w:p>
+            <w:r>
+              <w:t>currency</w:t>
+            </w:r>
+          </w:p>
+        </w:tc>
+        <w:tc>
+          <w:tcPr>
+            <w:tcW w:w="2017" w:type="dxa"/>
+            <w:vAlign w:val="center"/>
+          </w:tcPr>
+          <w:p>
+            <w:proofErr w:type="gramStart"/>
+            <w:r>
+              <w:t>VARCHAR(</w:t>
+            </w:r>
+            <w:proofErr w:type="gramEnd"/>
+            <w:r>
+              <w:t>10)</w:t>
+            </w:r>
+          </w:p>
+        </w:tc>
+        <w:tc>
+          <w:tcPr>
+            <w:tcW w:w="2002" w:type="dxa"/>
+            <w:vAlign w:val="center"/>
+          </w:tcPr>
+          <w:p>
+            <w:r>
+              <w:t>Yes</w:t>
+            </w:r>
+          </w:p>
+        </w:tc>
+        <w:tc>
+          <w:tcPr>
+            <w:tcW w:w="2137" w:type="dxa"/>
+            <w:vAlign w:val="center"/>
+          </w:tcPr>
+          <w:p>
+            <w:r>
+              <w:t>Currency used for the transaction.</w:t>
+            </w:r>
+          </w:p>
+        </w:tc>
+      </w:tr>
+      <w:tr>
+        <w:trPr>
+          <w:jc w:val="center"/>
+        </w:trPr>
+        <w:tc>
+          <w:tcPr>
+            <w:tcW w:w="2025" w:type="dxa"/>
+            <w:vAlign w:val="center"/>
+          </w:tcPr>
+          <w:p>
+            <w:pPr>
+              <w:rPr>
+                <w:rStyle w:val="Strong"/>
+              </w:rPr>
+            </w:pPr>
+            <w:r>
+              <w:t>Transactions</w:t>
+            </w:r>
+          </w:p>
+        </w:tc>
+        <w:tc>
+          <w:tcPr>
+            <w:tcW w:w="2033" w:type="dxa"/>
+            <w:vAlign w:val="center"/>
+          </w:tcPr>
+          <w:p>
+            <w:proofErr w:type="spellStart"/>
+            <w:r>
+              <w:t>transaction_date</w:t>
+            </w:r>
+            <w:proofErr w:type="spellEnd"/>
+          </w:p>
+        </w:tc>
+        <w:tc>
+          <w:tcPr>
+            <w:tcW w:w="2017" w:type="dxa"/>
+            <w:vAlign w:val="center"/>
+          </w:tcPr>
+          <w:p>
+            <w:r>
+              <w:t>DATE</w:t>
+            </w:r>
+          </w:p>
+        </w:tc>
+        <w:tc>
+          <w:tcPr>
+            <w:tcW w:w="2002" w:type="dxa"/>
+            <w:vAlign w:val="center"/>
+          </w:tcPr>
+          <w:p>
+            <w:r>
+              <w:t>Yes</w:t>
+            </w:r>
+          </w:p>
+        </w:tc>
+        <w:tc>
+          <w:tcPr>
+            <w:tcW w:w="2137" w:type="dxa"/>
+            <w:vAlign w:val="center"/>
+          </w:tcPr>
+          <w:p>
+            <w:r>
+              <w:t>Date the transaction occurred.</w:t>
+            </w:r>
+          </w:p>
+        </w:tc>
+      </w:tr>
+      <w:tr>
+        <w:trPr>
+          <w:jc w:val="center"/>
+        </w:trPr>
+        <w:tc>
+          <w:tcPr>
+            <w:tcW w:w="2025" w:type="dxa"/>
+            <w:vAlign w:val="center"/>
+          </w:tcPr>
+          <w:p>
+            <w:pPr>
+              <w:rPr>
+                <w:rStyle w:val="Strong"/>
+              </w:rPr>
+            </w:pPr>
+            <w:r>
+              <w:t>Transactions</w:t>
+            </w:r>
+          </w:p>
+        </w:tc>
+        <w:tc>
+          <w:tcPr>
+            <w:tcW w:w="2033" w:type="dxa"/>
+            <w:vAlign w:val="center"/>
+          </w:tcPr>
+          <w:p>
+            <w:proofErr w:type="spellStart"/>
+            <w:r>
+              <w:t>transaction_type</w:t>
+            </w:r>
+            <w:proofErr w:type="spellEnd"/>
+          </w:p>
+        </w:tc>
+        <w:tc>
+          <w:tcPr>
+            <w:tcW w:w="2017" w:type="dxa"/>
+            <w:vAlign w:val="center"/>
+          </w:tcPr>
+          <w:p>
+            <w:proofErr w:type="gramStart"/>
+            <w:r>
+              <w:t>VARCHAR(</w:t>
+            </w:r>
+            <w:proofErr w:type="gramEnd"/>
+            <w:r>
+              <w:t>20)</w:t>
+            </w:r>
+          </w:p>
+        </w:tc>
+        <w:tc>
+          <w:tcPr>
+            <w:tcW w:w="2002" w:type="dxa"/>
+            <w:vAlign w:val="center"/>
+          </w:tcPr>
+          <w:p>
+            <w:r>
+              <w:t>Yes</w:t>
+            </w:r>
+          </w:p>
+        </w:tc>
+        <w:tc>
+          <w:tcPr>
+            <w:tcW w:w="2137" w:type="dxa"/>
+            <w:vAlign w:val="center"/>
+          </w:tcPr>
+          <w:p>
+            <w:r>
+              <w:t>Indicates whether the transaction is Income or Expense.</w:t>
+            </w:r>
+          </w:p>
+        </w:tc>
+      </w:tr>
+      <w:tr>
+        <w:trPr>
+          <w:jc w:val="center"/>
+        </w:trPr>
+        <w:tc>
+          <w:tcPr>
+            <w:tcW w:w="2025" w:type="dxa"/>
+            <w:vAlign w:val="center"/>
+          </w:tcPr>
+          <w:p>
+            <w:pPr>
+              <w:rPr>
+                <w:rStyle w:val="Strong"/>
+              </w:rPr>
+            </w:pPr>
+            <w:r>
+              <w:t>Transactions</w:t>
+            </w:r>
+          </w:p>
+        </w:tc>
+        <w:tc>
+          <w:tcPr>
+            <w:tcW w:w="2033" w:type="dxa"/>
+            <w:vAlign w:val="center"/>
+          </w:tcPr>
+          <w:p>
+            <w:r>
+              <w:t>description</w:t>
+            </w:r>
+          </w:p>
+        </w:tc>
+        <w:tc>
+          <w:tcPr>
+            <w:tcW w:w="2017" w:type="dxa"/>
+            <w:vAlign w:val="center"/>
+          </w:tcPr>
+          <w:p>
+            <w:proofErr w:type="gramStart"/>
+            <w:r>
+              <w:t>VARCHAR(</w:t>
+            </w:r>
+            <w:proofErr w:type="gramEnd"/>
+            <w:r>
+              <w:t>255)</w:t>
+            </w:r>
+          </w:p>
+        </w:tc>
+        <w:tc>
+          <w:tcPr>
+            <w:tcW w:w="2002" w:type="dxa"/>
+            <w:vAlign w:val="center"/>
+          </w:tcPr>
+          <w:p>
+            <w:r>
+              <w:t>No</w:t>
+            </w:r>
+          </w:p>
+        </w:tc>
+        <w:tc>
+          <w:tcPr>
+            <w:tcW w:w="2137" w:type="dxa"/>
+            <w:vAlign w:val="center"/>
+          </w:tcPr>
+          <w:p>
+            <w:r>
+              <w:t>Optional description of the transaction.</w:t>
+            </w:r>
+          </w:p>
+        </w:tc>
+      </w:tr>
+      <w:tr>
+        <w:trPr>
+          <w:jc w:val="center"/>
+        </w:trPr>
+        <w:tc>
+          <w:tcPr>
+            <w:tcW w:w="2025" w:type="dxa"/>
+            <w:vAlign w:val="center"/>
+          </w:tcPr>
+          <w:p>
+            <w:pPr>
+              <w:rPr>
+                <w:rStyle w:val="Strong"/>
+              </w:rPr>
+            </w:pPr>
+            <w:r>
+              <w:rPr>
+                <w:rStyle w:val="Strong"/>
+              </w:rPr>
+              <w:t>Categories</w:t>
+            </w:r>
+          </w:p>
+        </w:tc>
+        <w:tc>
+          <w:tcPr>
+            <w:tcW w:w="2033" w:type="dxa"/>
+            <w:vAlign w:val="center"/>
+          </w:tcPr>
+          <w:p>
+            <w:proofErr w:type="spellStart"/>
+            <w:r>
+              <w:t>category_id</w:t>
+            </w:r>
+            <w:proofErr w:type="spellEnd"/>
+          </w:p>
+        </w:tc>
+        <w:tc>
+          <w:tcPr>
+            <w:tcW w:w="2017" w:type="dxa"/>
+            <w:vAlign w:val="center"/>
+          </w:tcPr>
+          <w:p>
+            <w:r>
+              <w:t>INT</w:t>
+            </w:r>
+          </w:p>
+        </w:tc>
+        <w:tc>
+          <w:tcPr>
+            <w:tcW w:w="2002" w:type="dxa"/>
+            <w:vAlign w:val="center"/>
+          </w:tcPr>
+          <w:p>
+            <w:r>
+              <w:t>Yes</w:t>
+            </w:r>
+          </w:p>
+        </w:tc>
+        <w:tc>
+          <w:tcPr>
+            <w:tcW w:w="2137" w:type="dxa"/>
+            <w:vAlign w:val="center"/>
+          </w:tcPr>
+          <w:p>
+            <w:r>
+              <w:t>Primary key. Unique identifier for each category.</w:t>
+            </w:r>
+          </w:p>
+        </w:tc>
+      </w:tr>
+      <w:tr>
+        <w:trPr>
+          <w:jc w:val="center"/>
+        </w:trPr>
+        <w:tc>
+          <w:tcPr>
+            <w:tcW w:w="2025" w:type="dxa"/>
+            <w:vAlign w:val="center"/>
+          </w:tcPr>
+          <w:p>
+            <w:pPr>
+              <w:rPr>
+                <w:rStyle w:val="Strong"/>
+              </w:rPr>
+            </w:pPr>
+            <w:r>
+              <w:t>Categories</w:t>
+            </w:r>
+          </w:p>
+        </w:tc>
+        <w:tc>
+          <w:tcPr>
+            <w:tcW w:w="2033" w:type="dxa"/>
+            <w:vAlign w:val="center"/>
+          </w:tcPr>
+          <w:p>
+            <w:proofErr w:type="spellStart"/>
+            <w:r>
+              <w:t>category_name</w:t>
+            </w:r>
+            <w:proofErr w:type="spellEnd"/>
+          </w:p>
+        </w:tc>
+        <w:tc>
+          <w:tcPr>
+            <w:tcW w:w="2017" w:type="dxa"/>
+            <w:vAlign w:val="center"/>
+          </w:tcPr>
+          <w:p>
+            <w:proofErr w:type="gramStart"/>
+            <w:r>
+              <w:t>VARCHAR(</w:t>
+            </w:r>
+            <w:proofErr w:type="gramEnd"/>
+            <w:r>
+              <w:t>50)</w:t>
+            </w:r>
+          </w:p>
+        </w:tc>
+        <w:tc>
+          <w:tcPr>
+            <w:tcW w:w="2002" w:type="dxa"/>
+            <w:vAlign w:val="center"/>
+          </w:tcPr>
+          <w:p>
+            <w:r>
+              <w:t>Yes</w:t>
+            </w:r>
+          </w:p>
+        </w:tc>
+        <w:tc>
+          <w:tcPr>
+            <w:tcW w:w="2137" w:type="dxa"/>
+            <w:vAlign w:val="center"/>
+          </w:tcPr>
+          <w:p>
+            <w:r>
+              <w:t>Name of the transaction category.</w:t>
+            </w:r>
+          </w:p>
+        </w:tc>
+      </w:tr>
+      <w:tr>
+        <w:trPr>
+          <w:jc w:val="center"/>
+        </w:trPr>
+        <w:tc>
+          <w:tcPr>
+            <w:tcW w:w="2025" w:type="dxa"/>
+            <w:vAlign w:val="center"/>
+          </w:tcPr>
+          <w:p>
+            <w:pPr>
+              <w:rPr>
+                <w:rStyle w:val="Strong"/>
+              </w:rPr>
+            </w:pPr>
+            <w:r>
+              <w:t>Categories</w:t>
+            </w:r>
+          </w:p>
+        </w:tc>
+        <w:tc>
+          <w:tcPr>
+            <w:tcW w:w="2033" w:type="dxa"/>
+            <w:vAlign w:val="center"/>
+          </w:tcPr>
+          <w:p>
+            <w:proofErr w:type="spellStart"/>
+            <w:r>
+              <w:t>category_type</w:t>
+            </w:r>
+            <w:proofErr w:type="spellEnd"/>
+          </w:p>
+        </w:tc>
+        <w:tc>
+          <w:tcPr>
+            <w:tcW w:w="2017" w:type="dxa"/>
+            <w:vAlign w:val="center"/>
+          </w:tcPr>
+          <w:p>
+            <w:proofErr w:type="gramStart"/>
+            <w:r>
+              <w:t>VARCHAR(</w:t>
+            </w:r>
+            <w:proofErr w:type="gramEnd"/>
+            <w:r>
+              <w:t>20)</w:t>
+            </w:r>
+          </w:p>
+        </w:tc>
+        <w:tc>
+          <w:tcPr>
+            <w:tcW w:w="2002" w:type="dxa"/>
+            <w:vAlign w:val="center"/>
+          </w:tcPr>
+          <w:p>
+            <w:r>
+              <w:t>Yes</w:t>
+            </w:r>
+          </w:p>
+        </w:tc>
+        <w:tc>
+          <w:tcPr>
+            <w:tcW w:w="2137" w:type="dxa"/>
+            <w:vAlign w:val="center"/>
+          </w:tcPr>
+          <w:p>
+            <w:r>
+              <w:t>Specifies whether the category is for Income or Expense.</w:t>
+            </w:r>
+          </w:p>
+        </w:tc>
+      </w:tr>
+      <w:tr>
+        <w:trPr>
+          <w:jc w:val="center"/>
+        </w:trPr>
+        <w:tc>
+          <w:tcPr>
+            <w:tcW w:w="2025" w:type="dxa"/>
+            <w:vAlign w:val="center"/>
+          </w:tcPr>
+          <w:p>
+            <w:pPr>
+              <w:rPr>
+                <w:rStyle w:val="Strong"/>
+              </w:rPr>
+            </w:pPr>
+            <w:r>
+              <w:rPr>
+                <w:rStyle w:val="Strong"/>
+              </w:rPr>
+              <w:t>Budgets</w:t>
+            </w:r>
+          </w:p>
+        </w:tc>
+        <w:tc>
+          <w:tcPr>
+            <w:tcW w:w="2033" w:type="dxa"/>
+            <w:vAlign w:val="center"/>
+          </w:tcPr>
+          <w:p>
+            <w:proofErr w:type="spellStart"/>
+            <w:r>
+              <w:t>budget_id</w:t>
+            </w:r>
+            <w:proofErr w:type="spellEnd"/>
+          </w:p>
+        </w:tc>
+        <w:tc>
+          <w:tcPr>
+            <w:tcW w:w="2017" w:type="dxa"/>
+            <w:vAlign w:val="center"/>
+          </w:tcPr>
+          <w:p>
+            <w:r>
+              <w:t>INT</w:t>
+            </w:r>
+          </w:p>
+        </w:tc>
+        <w:tc>
+          <w:tcPr>
+            <w:tcW w:w="2002" w:type="dxa"/>
+            <w:vAlign w:val="center"/>
+          </w:tcPr>
+          <w:p>
+            <w:r>
+              <w:t>Yes</w:t>
+            </w:r>
+          </w:p>
+        </w:tc>
+        <w:tc>
+          <w:tcPr>
+            <w:tcW w:w="2137" w:type="dxa"/>
+            <w:vAlign w:val="center"/>
+          </w:tcPr>
+          <w:p>
+            <w:r>
+              <w:t>Primary key. Unique identifier for each budget.</w:t>
+            </w:r>
+          </w:p>
+        </w:tc>
+      </w:tr>
+      <w:tr>
+        <w:trPr>
+          <w:jc w:val="center"/>
+        </w:trPr>
+        <w:tc>
+          <w:tcPr>
+            <w:tcW w:w="2025" w:type="dxa"/>
+            <w:vAlign w:val="center"/>
+          </w:tcPr>
+          <w:p>
+            <w:pPr>
+              <w:rPr>
+                <w:rStyle w:val="Strong"/>
+              </w:rPr>
+            </w:pPr>
+            <w:r>
+              <w:t>Budgets</w:t>
+            </w:r>
+          </w:p>
+        </w:tc>
+        <w:tc>
+          <w:tcPr>
+            <w:tcW w:w="2033" w:type="dxa"/>
+            <w:vAlign w:val="center"/>
+          </w:tcPr>
+          <w:p>
+            <w:proofErr w:type="spellStart"/>
+            <w:r>
+              <w:t>user_id</w:t>
+            </w:r>
+            <w:proofErr w:type="spellEnd"/>
+          </w:p>
+        </w:tc>
+        <w:tc>
+          <w:tcPr>
+            <w:tcW w:w="2017" w:type="dxa"/>
+            <w:vAlign w:val="center"/>
+          </w:tcPr>
+          <w:p>
+            <w:r>
+              <w:t>INT</w:t>
+            </w:r>
+          </w:p>
+        </w:tc>
+        <w:tc>
+          <w:tcPr>
+            <w:tcW w:w="2002" w:type="dxa"/>
+            <w:vAlign w:val="center"/>
+          </w:tcPr>
+          <w:p>
+            <w:r>
+              <w:t>Yes</w:t>
+            </w:r>
+          </w:p>
+        </w:tc>
+        <w:tc>
+          <w:tcPr>
+            <w:tcW w:w="2137" w:type="dxa"/>
+            <w:vAlign w:val="center"/>
+          </w:tcPr>
+          <w:p>
+            <w:r>
+              <w:t xml:space="preserve">Foreign key referencing </w:t>
+            </w:r>
+            <w:proofErr w:type="spellStart"/>
+            <w:r>
+              <w:t>Users.user_id</w:t>
+            </w:r>
+            <w:proofErr w:type="spellEnd"/>
+            <w:r>
+              <w:t>.</w:t>
+            </w:r>
+          </w:p>
+        </w:tc>
+      </w:tr>
+      <w:tr>
+        <w:trPr>
+          <w:jc w:val="center"/>
+        </w:trPr>
+        <w:tc>
+          <w:tcPr>
+            <w:tcW w:w="2025" w:type="dxa"/>
+            <w:vAlign w:val="center"/>
+          </w:tcPr>
+          <w:p>
+            <w:pPr>
+              <w:rPr>
+                <w:rStyle w:val="Strong"/>
+              </w:rPr>
+            </w:pPr>
+            <w:r>
+              <w:t>Budgets</w:t>
+            </w:r>
+          </w:p>
+        </w:tc>
+        <w:tc>
+          <w:tcPr>
+            <w:tcW w:w="2033" w:type="dxa"/>
+            <w:vAlign w:val="center"/>
+          </w:tcPr>
+          <w:p>
+            <w:r>
+              <w:t>month</w:t>
+            </w:r>
+          </w:p>
+        </w:tc>
+        <w:tc>
+          <w:tcPr>
+            <w:tcW w:w="2017" w:type="dxa"/>
+            <w:vAlign w:val="center"/>
+          </w:tcPr>
+          <w:p>
+            <w:proofErr w:type="gramStart"/>
+            <w:r>
+              <w:t>VARCHAR(</w:t>
+            </w:r>
+            <w:proofErr w:type="gramEnd"/>
+            <w:r>
+              <w:t>20)</w:t>
+            </w:r>
+          </w:p>
+        </w:tc>
+        <w:tc>
+          <w:tcPr>
+            <w:tcW w:w="2002" w:type="dxa"/>
+            <w:vAlign w:val="center"/>
+          </w:tcPr>
+          <w:p>
+            <w:r>
+              <w:t>Yes</w:t>
+            </w:r>
+          </w:p>
+        </w:tc>
+        <w:tc>
+          <w:tcPr>
+            <w:tcW w:w="2137" w:type="dxa"/>
+            <w:vAlign w:val="center"/>
+          </w:tcPr>
+          <w:p>
+            <w:r>
+              <w:t>Month the budget applies to.</w:t>
+            </w:r>
+          </w:p>
+        </w:tc>
+      </w:tr>
+      <w:tr>
+        <w:trPr>
+          <w:jc w:val="center"/>
+        </w:trPr>
+        <w:tc>
+          <w:tcPr>
+            <w:tcW w:w="2025" w:type="dxa"/>
+            <w:vAlign w:val="center"/>
+          </w:tcPr>
+          <w:p>
+            <w:pPr>
+              <w:rPr>
+                <w:rStyle w:val="Strong"/>
+              </w:rPr>
+            </w:pPr>
+            <w:r>
+              <w:t>Budgets</w:t>
+            </w:r>
+          </w:p>
+        </w:tc>
+        <w:tc>
+          <w:tcPr>
+            <w:tcW w:w="2033" w:type="dxa"/>
+            <w:vAlign w:val="center"/>
+          </w:tcPr>
+          <w:p>
+            <w:proofErr w:type="spellStart"/>
+            <w:r>
+              <w:t>budget_amount</w:t>
+            </w:r>
+            <w:proofErr w:type="spellEnd"/>
+          </w:p>
+        </w:tc>
+        <w:tc>
+          <w:tcPr>
+            <w:tcW w:w="2017" w:type="dxa"/>
+            <w:vAlign w:val="center"/>
+          </w:tcPr>
+          <w:p>
+            <w:proofErr w:type="gramStart"/>
+            <w:r>
+              <w:t>DECIMAL(</w:t>
+            </w:r>
+            <w:proofErr w:type="gramEnd"/>
+            <w:r>
+              <w:t>10,2)</w:t>
+            </w:r>
+          </w:p>
+        </w:tc>
+        <w:tc>
+          <w:tcPr>
+            <w:tcW w:w="2002" w:type="dxa"/>
+            <w:vAlign w:val="center"/>
+          </w:tcPr>
+          <w:p>
+            <w:r>
+              <w:t>Yes</w:t>
+            </w:r>
+          </w:p>
+        </w:tc>
+        <w:tc>
+          <w:tcPr>
+            <w:tcW w:w="2137" w:type="dxa"/>
+            <w:vAlign w:val="center"/>
+          </w:tcPr>
+          <w:p>
+            <w:r>
+              <w:t>Total budget allocated for the month.</w:t>
+            </w:r>
+          </w:p>
+        </w:tc>
+      </w:tr>
+      <w:tr>
+        <w:trPr>
+          <w:jc w:val="center"/>
+        </w:trPr>
+        <w:tc>
+          <w:tcPr>
+            <w:tcW w:w="2025" w:type="dxa"/>
+            <w:vAlign w:val="center"/>
+          </w:tcPr>
+          <w:p>
+            <w:pPr>
+              <w:rPr>
+                <w:rStyle w:val="Strong"/>
+              </w:rPr>
+            </w:pPr>
+            <w:r>
+              <w:t>Budgets</w:t>
+            </w:r>
+          </w:p>
+        </w:tc>
+        <w:tc>
+          <w:tcPr>
+            <w:tcW w:w="2033" w:type="dxa"/>
+            <w:vAlign w:val="center"/>
+          </w:tcPr>
+          <w:p>
+            <w:proofErr w:type="spellStart"/>
+            <w:r>
+              <w:t>remaining_balance</w:t>
+            </w:r>
+            <w:proofErr w:type="spellEnd"/>
+          </w:p>
+        </w:tc>
+        <w:tc>
+          <w:tcPr>
+            <w:tcW w:w="2017" w:type="dxa"/>
+            <w:vAlign w:val="center"/>
+          </w:tcPr>
+          <w:p>
+            <w:proofErr w:type="gramStart"/>
+            <w:r>
+              <w:t>DECIMAL(</w:t>
+            </w:r>
+            <w:proofErr w:type="gramEnd"/>
+            <w:r>
+              <w:t>10,2)</w:t>
+            </w:r>
+          </w:p>
+        </w:tc>
+        <w:tc>
+          <w:tcPr>
+            <w:tcW w:w="2002" w:type="dxa"/>
+            <w:vAlign w:val="center"/>
+          </w:tcPr>
+          <w:p>
+            <w:r>
+              <w:t>Yes</w:t>
+            </w:r>
+          </w:p>
+        </w:tc>
+        <w:tc>
+          <w:tcPr>
+            <w:tcW w:w="2137" w:type="dxa"/>
+            <w:vAlign w:val="center"/>
+          </w:tcPr>
+          <w:p>
+            <w:r>
+              <w:t>Remaining budget available after transactions.</w:t>
+            </w:r>
+          </w:p>
+        </w:tc>
+      </w:tr>
+      <w:tr>
+        <w:trPr>
+          <w:jc w:val="center"/>
+        </w:trPr>
+        <w:tc>
+          <w:tcPr>
+            <w:tcW w:w="2025" w:type="dxa"/>
+            <w:vAlign w:val="center"/>
+          </w:tcPr>
+          <w:p>
+            <w:pPr>
+              <w:rPr>
+                <w:rStyle w:val="Strong"/>
+              </w:rPr>
+            </w:pPr>
+            <w:proofErr w:type="spellStart"/>
+            <w:r>
+              <w:rPr>
+                <w:rStyle w:val="Strong"/>
+              </w:rPr>
+              <w:t>FinancialReports</w:t>
+            </w:r>
+            <w:proofErr w:type="spellEnd"/>
+          </w:p>
+        </w:tc>
+        <w:tc>
+          <w:tcPr>
+            <w:tcW w:w="2033" w:type="dxa"/>
+            <w:vAlign w:val="center"/>
+          </w:tcPr>
+          <w:p>
+            <w:proofErr w:type="spellStart"/>
+            <w:r>
+              <w:t>report_id</w:t>
+            </w:r>
+            <w:proofErr w:type="spellEnd"/>
+          </w:p>
+        </w:tc>
+        <w:tc>
+          <w:tcPr>
+            <w:tcW w:w="2017" w:type="dxa"/>
+            <w:vAlign w:val="center"/>
+          </w:tcPr>
+          <w:p>
+            <w:r>
+              <w:t>INT</w:t>
+            </w:r>
+          </w:p>
+        </w:tc>
+        <w:tc>
+          <w:tcPr>
+            <w:tcW w:w="2002" w:type="dxa"/>
+            <w:vAlign w:val="center"/>
+          </w:tcPr>
+          <w:p>
+            <w:r>
+              <w:t>Yes</w:t>
+            </w:r>
+          </w:p>
+        </w:tc>
+        <w:tc>
+          <w:tcPr>
+            <w:tcW w:w="2137" w:type="dxa"/>
+            <w:vAlign w:val="center"/>
+          </w:tcPr>
+          <w:p>
+            <w:r>
+              <w:t>Primary key. Unique identifier for each financial report.</w:t>
+            </w:r>
+          </w:p>
+        </w:tc>
+      </w:tr>
+      <w:tr>
+        <w:trPr>
+          <w:jc w:val="center"/>
+        </w:trPr>
+        <w:tc>
+          <w:tcPr>
+            <w:tcW w:w="2025" w:type="dxa"/>
+            <w:vAlign w:val="center"/>
+          </w:tcPr>
+          <w:p>
+            <w:pPr>
+              <w:rPr>
+                <w:rStyle w:val="Strong"/>
+              </w:rPr>
+            </w:pPr>
+            <w:proofErr w:type="spellStart"/>
+            <w:r>
+              <w:t>FinancialReports</w:t>
+            </w:r>
+            <w:proofErr w:type="spellEnd"/>
+          </w:p>
+        </w:tc>
+        <w:tc>
+          <w:tcPr>
+            <w:tcW w:w="2033" w:type="dxa"/>
+            <w:vAlign w:val="center"/>
+          </w:tcPr>
+          <w:p>
+            <w:proofErr w:type="spellStart"/>
+            <w:r>
+              <w:t>user_id</w:t>
+            </w:r>
+            <w:proofErr w:type="spellEnd"/>
+          </w:p>
+        </w:tc>
+        <w:tc>
+          <w:tcPr>
+            <w:tcW w:w="2017" w:type="dxa"/>
+            <w:vAlign w:val="center"/>
+          </w:tcPr>
+          <w:p>
+            <w:r>
+              <w:t>INT</w:t>
+            </w:r>
+          </w:p>
+        </w:tc>
+        <w:tc>
+          <w:tcPr>
+            <w:tcW w:w="2002" w:type="dxa"/>
+            <w:vAlign w:val="center"/>
+          </w:tcPr>
+          <w:p>
+            <w:r>
+              <w:t>Yes</w:t>
+            </w:r>
+          </w:p>
+        </w:tc>
+        <w:tc>
+          <w:tcPr>
+            <w:tcW w:w="2137" w:type="dxa"/>
+            <w:vAlign w:val="center"/>
+          </w:tcPr>
+          <w:p>
+            <w:r>
+              <w:t xml:space="preserve">Foreign key referencing </w:t>
+            </w:r>
+            <w:proofErr w:type="spellStart"/>
+            <w:r>
+              <w:t>Users.user_id</w:t>
+            </w:r>
+            <w:proofErr w:type="spellEnd"/>
+            <w:r>
+              <w:t>.</w:t>
+            </w:r>
+          </w:p>
+        </w:tc>
+      </w:tr>
+      <w:tr>
+        <w:trPr>
+          <w:jc w:val="center"/>
+        </w:trPr>
+        <w:tc>
+          <w:tcPr>
+            <w:tcW w:w="2025" w:type="dxa"/>
+            <w:vAlign w:val="center"/>
+          </w:tcPr>
+          <w:p>
+            <w:proofErr w:type="spellStart"/>
+            <w:r>
+              <w:lastRenderedPageBreak/>
+              <w:t>FinancialReports</w:t>
+            </w:r>
+            <w:proofErr w:type="spellEnd"/>
+          </w:p>
+        </w:tc>
+        <w:tc>
+          <w:tcPr>
+            <w:tcW w:w="2033" w:type="dxa"/>
+            <w:vAlign w:val="center"/>
+          </w:tcPr>
+          <w:p>
+            <w:proofErr w:type="spellStart"/>
+            <w:r>
+              <w:t>total_income</w:t>
+            </w:r>
+            <w:proofErr w:type="spellEnd"/>
+          </w:p>
+        </w:tc>
+        <w:tc>
+          <w:tcPr>
+            <w:tcW w:w="2017" w:type="dxa"/>
+            <w:vAlign w:val="center"/>
+          </w:tcPr>
+          <w:p>
+            <w:proofErr w:type="gramStart"/>
+            <w:r>
+              <w:t>DECIMAL(</w:t>
+            </w:r>
+            <w:proofErr w:type="gramEnd"/>
+            <w:r>
+              <w:t>10,2)</w:t>
+            </w:r>
+          </w:p>
+        </w:tc>
+        <w:tc>
+          <w:tcPr>
+            <w:tcW w:w="2002" w:type="dxa"/>
+            <w:vAlign w:val="center"/>
+          </w:tcPr>
+          <w:p>
+            <w:r>
+              <w:t>Yes</w:t>
+            </w:r>
+          </w:p>
+        </w:tc>
+        <w:tc>
+          <w:tcPr>
+            <w:tcW w:w="2137" w:type="dxa"/>
+            <w:vAlign w:val="center"/>
+          </w:tcPr>
+          <w:p>
+            <w:r>
+              <w:t>Total income calculated for the report.</w:t>
+            </w:r>
+          </w:p>
+        </w:tc>
+      </w:tr>
+      <w:tr>
+        <w:trPr>
+          <w:jc w:val="center"/>
+        </w:trPr>
+        <w:tc>
+          <w:tcPr>
+            <w:tcW w:w="2025" w:type="dxa"/>
+            <w:vAlign w:val="center"/>
+          </w:tcPr>
+          <w:p>
+            <w:proofErr w:type="spellStart"/>
+            <w:r>
+              <w:t>FinancialReports</w:t>
+            </w:r>
+            <w:proofErr w:type="spellEnd"/>
+          </w:p>
+        </w:tc>
+        <w:tc>
+          <w:tcPr>
+            <w:tcW w:w="2033" w:type="dxa"/>
+            <w:vAlign w:val="center"/>
+          </w:tcPr>
+          <w:p>
+            <w:proofErr w:type="spellStart"/>
+            <w:r>
+              <w:t>total_expense</w:t>
+            </w:r>
+            <w:proofErr w:type="spellEnd"/>
+          </w:p>
+        </w:tc>
+        <w:tc>
+          <w:tcPr>
+            <w:tcW w:w="2017" w:type="dxa"/>
+            <w:vAlign w:val="center"/>
+          </w:tcPr>
+          <w:p>
+            <w:proofErr w:type="gramStart"/>
+            <w:r>
+              <w:t>DECIMAL(</w:t>
+            </w:r>
+            <w:proofErr w:type="gramEnd"/>
+            <w:r>
+              <w:t>10,2)</w:t>
+            </w:r>
+          </w:p>
+        </w:tc>
+        <w:tc>
+          <w:tcPr>
+            <w:tcW w:w="2002" w:type="dxa"/>
+            <w:vAlign w:val="center"/>
+          </w:tcPr>
+          <w:p>
+            <w:r>
+              <w:t>Yes</w:t>
+            </w:r>
+          </w:p>
+        </w:tc>
+        <w:tc>
+          <w:tcPr>
+            <w:tcW w:w="2137" w:type="dxa"/>
+            <w:vAlign w:val="center"/>
+          </w:tcPr>
+          <w:p>
+            <w:r>
+              <w:t>Total expenses calculated for the report.</w:t>
+            </w:r>
+          </w:p>
+        </w:tc>
+      </w:tr>
+      <w:tr>
+        <w:trPr>
+          <w:jc w:val="center"/>
+        </w:trPr>
+        <w:tc>
+          <w:tcPr>
+            <w:tcW w:w="2025" w:type="dxa"/>
+            <w:vAlign w:val="center"/>
+          </w:tcPr>
+          <w:p>
+            <w:proofErr w:type="spellStart"/>
+            <w:r>
+              <w:t>FinancialReports</w:t>
+            </w:r>
+            <w:proofErr w:type="spellEnd"/>
+          </w:p>
+        </w:tc>
+        <w:tc>
+          <w:tcPr>
+            <w:tcW w:w="2033" w:type="dxa"/>
+            <w:vAlign w:val="center"/>
+          </w:tcPr>
+          <w:p>
+            <w:proofErr w:type="spellStart"/>
+            <w:r>
+              <w:t>spending_health_score</w:t>
+            </w:r>
+            <w:proofErr w:type="spellEnd"/>
+          </w:p>
+        </w:tc>
+        <w:tc>
+          <w:tcPr>
+            <w:tcW w:w="2017" w:type="dxa"/>
+            <w:vAlign w:val="center"/>
+          </w:tcPr>
+          <w:p>
+            <w:r>
+              <w:t>INT</w:t>
+            </w:r>
+          </w:p>
+        </w:tc>
+        <w:tc>
+          <w:tcPr>
+            <w:tcW w:w="2002" w:type="dxa"/>
+            <w:vAlign w:val="center"/>
+          </w:tcPr>
+          <w:p>
+            <w:r>
+              <w:t>Yes</w:t>
+            </w:r>
+          </w:p>
+        </w:tc>
+        <w:tc>
+          <w:tcPr>
+            <w:tcW w:w="2137" w:type="dxa"/>
+            <w:vAlign w:val="center"/>
+          </w:tcPr>
+          <w:p>
+            <w:r>
+              <w:t>Calculated score indicating the user's spending health.</w:t>
+            </w:r>
+          </w:p>
+        </w:tc>
+      </w:tr>
+      <w:tr>
+        <w:trPr>
+          <w:jc w:val="center"/>
+        </w:trPr>
+        <w:tc>
+          <w:tcPr>
+            <w:tcW w:w="2025" w:type="dxa"/>
+            <w:vAlign w:val="center"/>
+          </w:tcPr>
+          <w:p>
+            <w:proofErr w:type="spellStart"/>
+            <w:r>
+              <w:t>FinancialReports</w:t>
+            </w:r>
+            <w:proofErr w:type="spellEnd"/>
+          </w:p>
+        </w:tc>
+        <w:tc>
+          <w:tcPr>
+            <w:tcW w:w="2033" w:type="dxa"/>
+            <w:vAlign w:val="center"/>
+          </w:tcPr>
+          <w:p>
+            <w:proofErr w:type="spellStart"/>
+            <w:r>
+              <w:t>alert_message</w:t>
+            </w:r>
+            <w:proofErr w:type="spellEnd"/>
+          </w:p>
+        </w:tc>
+        <w:tc>
+          <w:tcPr>
+            <w:tcW w:w="2017" w:type="dxa"/>
+            <w:vAlign w:val="center"/>
+          </w:tcPr>
+          <w:p>
+            <w:proofErr w:type="gramStart"/>
+            <w:r>
+              <w:t>VARCHAR(</w:t>
+            </w:r>
+            <w:proofErr w:type="gramEnd"/>
+            <w:r>
+              <w:t>255)</w:t>
+            </w:r>
+          </w:p>
+        </w:tc>
+        <w:tc>
+          <w:tcPr>
+            <w:tcW w:w="2002" w:type="dxa"/>
+            <w:vAlign w:val="center"/>
+          </w:tcPr>
+          <w:p>
+            <w:r>
+              <w:t>No</w:t>
+            </w:r>
+          </w:p>
+        </w:tc>
+        <w:tc>
+          <w:tcPr>
+            <w:tcW w:w="2137" w:type="dxa"/>
+            <w:vAlign w:val="center"/>
+          </w:tcPr>
+          <w:p>
+            <w:r>
+              <w:t>Displays budget or spending alerts when applicable.</w:t>
+            </w:r>
+          </w:p>
+        </w:tc>
+      </w:tr>
+      <w:tr>
+        <w:trPr>
+          <w:jc w:val="center"/>
+        </w:trPr>
+        <w:tc>
+          <w:tcPr>
+            <w:tcW w:w="2025" w:type="dxa"/>
+            <w:vAlign w:val="center"/>
+          </w:tcPr>
+          <w:p>
+            <w:proofErr w:type="spellStart"/>
+            <w:r>
+              <w:t>FinancialReports</w:t>
+            </w:r>
+            <w:proofErr w:type="spellEnd"/>
+          </w:p>
+        </w:tc>
+        <w:tc>
+          <w:tcPr>
+            <w:tcW w:w="2033" w:type="dxa"/>
+            <w:vAlign w:val="center"/>
+          </w:tcPr>
+          <w:p>
+            <w:proofErr w:type="spellStart"/>
+            <w:r>
+              <w:t>generated_at</w:t>
+            </w:r>
+            <w:proofErr w:type="spellEnd"/>
+          </w:p>
+        </w:tc>
+        <w:tc>
+          <w:tcPr>
+            <w:tcW w:w="2017" w:type="dxa"/>
+            <w:vAlign w:val="center"/>
+          </w:tcPr>
+          <w:p>
+            <w:r>
+              <w:t>DATETIME</w:t>
+            </w:r>
+          </w:p>
+        </w:tc>
+        <w:tc>
+          <w:tcPr>
+            <w:tcW w:w="2002" w:type="dxa"/>
+            <w:vAlign w:val="center"/>
+          </w:tcPr>
+          <w:p>
+            <w:r>
+              <w:t>Yes</w:t>
+            </w:r>
+          </w:p>
+        </w:tc>
+        <w:tc>
+          <w:tcPr>
+            <w:tcW w:w="2137" w:type="dxa"/>
+            <w:vAlign w:val="center"/>
+          </w:tcPr>
+          <w:p>
+            <w:r>
+              <w:t>Date and time the financial report was generated.</w:t>
+            </w:r>
           </w:p>
         </w:tc>
       </w:tr>
@@ -17425,606 +19349,39 @@
       <w:r>
         <w:rPr>
           <w:rFonts w:ascii="Times New Roman" w:hAnsi="Times New Roman" w:cs="Times New Roman"/>
-        </w:rPr>
-        <w:t>Use this section if the solution uses NoSQL. Define data models and provide corresponding sample documents.</w:t>
+          <w:b/>
+          <w:bCs/>
+        </w:rPr>
+        <w:t>Not Applicable</w:t>
+      </w:r>
+      <w:r>
+        <w:rPr>
+          <w:rFonts w:ascii="Times New Roman" w:hAnsi="Times New Roman" w:cs="Times New Roman"/>
+          <w:b/>
+          <w:bCs/>
+        </w:rPr>
+        <w:br/>
+      </w:r>
+      <w:r>
+        <w:rPr>
+          <w:rFonts w:ascii="Times New Roman" w:hAnsi="Times New Roman" w:cs="Times New Roman"/>
+        </w:rPr>
+        <w:t>This project uses MySQL, a Relational Database Management System (RDBMS), as its database solution. Since the application stores structured data with well-defined relationships between users, transactions, categories, budgets, and financial reports, a NoSQL database design is not required</w:t>
+      </w:r>
+      <w:r>
+        <w:rPr>
+          <w:rFonts w:ascii="Times New Roman" w:hAnsi="Times New Roman" w:cs="Times New Roman"/>
+        </w:rPr>
+        <w:t>.</w:t>
       </w:r>
     </w:p>
     <w:p>
       <w:pPr>
-        <w:pStyle w:val="Instruction"/>
-        <w:rPr>
-          <w:rFonts w:ascii="Times New Roman" w:hAnsi="Times New Roman" w:cs="Times New Roman"/>
-        </w:rPr>
-      </w:pPr>
-      <w:r>
-        <w:rPr>
-          <w:rFonts w:ascii="Times New Roman" w:hAnsi="Times New Roman" w:cs="Times New Roman"/>
-        </w:rPr>
-        <w:t>Add or remove rows as needed. The number of rows in this template is not a required limit.</w:t>
-      </w:r>
+        <w:rPr>
+          <w:rFonts w:ascii="Times New Roman" w:hAnsi="Times New Roman" w:cs="Times New Roman"/>
+        </w:rPr>
+      </w:pPr>
     </w:p>
-    <w:tbl>
-      <w:tblPr>
-        <w:tblStyle w:val="TableGrid"/>
-        <w:tblW w:w="0" w:type="auto"/>
-        <w:jc w:val="center"/>
-        <w:tblLook w:val="04A0" w:firstRow="1" w:lastRow="0" w:firstColumn="1" w:lastColumn="0" w:noHBand="0" w:noVBand="1"/>
-      </w:tblPr>
-      <w:tblGrid>
-        <w:gridCol w:w="2553"/>
-        <w:gridCol w:w="2553"/>
-        <w:gridCol w:w="2554"/>
-        <w:gridCol w:w="2554"/>
-      </w:tblGrid>
-      <w:tr>
-        <w:trPr>
-          <w:jc w:val="center"/>
-        </w:trPr>
-        <w:tc>
-          <w:tcPr>
-            <w:tcW w:w="2556" w:type="dxa"/>
-          </w:tcPr>
-          <w:p>
-            <w:pPr>
-              <w:rPr>
-                <w:rFonts w:ascii="Times New Roman" w:hAnsi="Times New Roman" w:cs="Times New Roman"/>
-              </w:rPr>
-            </w:pPr>
-            <w:r>
-              <w:rPr>
-                <w:rFonts w:ascii="Times New Roman" w:hAnsi="Times New Roman" w:cs="Times New Roman"/>
-                <w:b/>
-                <w:sz w:val="18"/>
-              </w:rPr>
-              <w:t>Collection / Document Type</w:t>
-            </w:r>
-          </w:p>
-        </w:tc>
-        <w:tc>
-          <w:tcPr>
-            <w:tcW w:w="2556" w:type="dxa"/>
-          </w:tcPr>
-          <w:p>
-            <w:pPr>
-              <w:rPr>
-                <w:rFonts w:ascii="Times New Roman" w:hAnsi="Times New Roman" w:cs="Times New Roman"/>
-              </w:rPr>
-            </w:pPr>
-            <w:r>
-              <w:rPr>
-                <w:rFonts w:ascii="Times New Roman" w:hAnsi="Times New Roman" w:cs="Times New Roman"/>
-                <w:b/>
-                <w:sz w:val="18"/>
-              </w:rPr>
-              <w:t>Purpose</w:t>
-            </w:r>
-          </w:p>
-        </w:tc>
-        <w:tc>
-          <w:tcPr>
-            <w:tcW w:w="2556" w:type="dxa"/>
-          </w:tcPr>
-          <w:p>
-            <w:pPr>
-              <w:rPr>
-                <w:rFonts w:ascii="Times New Roman" w:hAnsi="Times New Roman" w:cs="Times New Roman"/>
-              </w:rPr>
-            </w:pPr>
-            <w:r>
-              <w:rPr>
-                <w:rFonts w:ascii="Times New Roman" w:hAnsi="Times New Roman" w:cs="Times New Roman"/>
-                <w:b/>
-                <w:sz w:val="18"/>
-              </w:rPr>
-              <w:t>Key Fields</w:t>
-            </w:r>
-          </w:p>
-        </w:tc>
-        <w:tc>
-          <w:tcPr>
-            <w:tcW w:w="2556" w:type="dxa"/>
-          </w:tcPr>
-          <w:p>
-            <w:pPr>
-              <w:rPr>
-                <w:rFonts w:ascii="Times New Roman" w:hAnsi="Times New Roman" w:cs="Times New Roman"/>
-              </w:rPr>
-            </w:pPr>
-            <w:r>
-              <w:rPr>
-                <w:rFonts w:ascii="Times New Roman" w:hAnsi="Times New Roman" w:cs="Times New Roman"/>
-                <w:b/>
-                <w:sz w:val="18"/>
-              </w:rPr>
-              <w:t>Sample Document / Structure Notes</w:t>
-            </w:r>
-          </w:p>
-        </w:tc>
-      </w:tr>
-      <w:tr>
-        <w:trPr>
-          <w:jc w:val="center"/>
-        </w:trPr>
-        <w:tc>
-          <w:tcPr>
-            <w:tcW w:w="2556" w:type="dxa"/>
-          </w:tcPr>
-          <w:p>
-            <w:pPr>
-              <w:rPr>
-                <w:rFonts w:ascii="Times New Roman" w:hAnsi="Times New Roman" w:cs="Times New Roman"/>
-              </w:rPr>
-            </w:pPr>
-            <w:r>
-              <w:rPr>
-                <w:rFonts w:ascii="Times New Roman" w:hAnsi="Times New Roman" w:cs="Times New Roman"/>
-                <w:sz w:val="18"/>
-              </w:rPr>
-              <w:t>bookings</w:t>
-            </w:r>
-          </w:p>
-        </w:tc>
-        <w:tc>
-          <w:tcPr>
-            <w:tcW w:w="2556" w:type="dxa"/>
-          </w:tcPr>
-          <w:p>
-            <w:pPr>
-              <w:rPr>
-                <w:rFonts w:ascii="Times New Roman" w:hAnsi="Times New Roman" w:cs="Times New Roman"/>
-              </w:rPr>
-            </w:pPr>
-            <w:r>
-              <w:rPr>
-                <w:rFonts w:ascii="Times New Roman" w:hAnsi="Times New Roman" w:cs="Times New Roman"/>
-                <w:sz w:val="18"/>
-              </w:rPr>
-              <w:t>Stores booking requests and statuses</w:t>
-            </w:r>
-          </w:p>
-        </w:tc>
-        <w:tc>
-          <w:tcPr>
-            <w:tcW w:w="2556" w:type="dxa"/>
-          </w:tcPr>
-          <w:p>
-            <w:pPr>
-              <w:rPr>
-                <w:rFonts w:ascii="Times New Roman" w:hAnsi="Times New Roman" w:cs="Times New Roman"/>
-              </w:rPr>
-            </w:pPr>
-            <w:proofErr w:type="spellStart"/>
-            <w:r>
-              <w:rPr>
-                <w:rFonts w:ascii="Times New Roman" w:hAnsi="Times New Roman" w:cs="Times New Roman"/>
-                <w:sz w:val="18"/>
-              </w:rPr>
-              <w:t>bookingId</w:t>
-            </w:r>
-            <w:proofErr w:type="spellEnd"/>
-            <w:r>
-              <w:rPr>
-                <w:rFonts w:ascii="Times New Roman" w:hAnsi="Times New Roman" w:cs="Times New Roman"/>
-                <w:sz w:val="18"/>
-              </w:rPr>
-              <w:t xml:space="preserve">, </w:t>
-            </w:r>
-            <w:proofErr w:type="spellStart"/>
-            <w:r>
-              <w:rPr>
-                <w:rFonts w:ascii="Times New Roman" w:hAnsi="Times New Roman" w:cs="Times New Roman"/>
-                <w:sz w:val="18"/>
-              </w:rPr>
-              <w:t>userId</w:t>
-            </w:r>
-            <w:proofErr w:type="spellEnd"/>
-            <w:r>
-              <w:rPr>
-                <w:rFonts w:ascii="Times New Roman" w:hAnsi="Times New Roman" w:cs="Times New Roman"/>
-                <w:sz w:val="18"/>
-              </w:rPr>
-              <w:t xml:space="preserve">, </w:t>
-            </w:r>
-            <w:proofErr w:type="spellStart"/>
-            <w:r>
-              <w:rPr>
-                <w:rFonts w:ascii="Times New Roman" w:hAnsi="Times New Roman" w:cs="Times New Roman"/>
-                <w:sz w:val="18"/>
-              </w:rPr>
-              <w:t>equipmentId</w:t>
-            </w:r>
-            <w:proofErr w:type="spellEnd"/>
-            <w:r>
-              <w:rPr>
-                <w:rFonts w:ascii="Times New Roman" w:hAnsi="Times New Roman" w:cs="Times New Roman"/>
-                <w:sz w:val="18"/>
-              </w:rPr>
-              <w:t>, status</w:t>
-            </w:r>
-          </w:p>
-        </w:tc>
-        <w:tc>
-          <w:tcPr>
-            <w:tcW w:w="2556" w:type="dxa"/>
-          </w:tcPr>
-          <w:p>
-            <w:pPr>
-              <w:rPr>
-                <w:rFonts w:ascii="Times New Roman" w:hAnsi="Times New Roman" w:cs="Times New Roman"/>
-              </w:rPr>
-            </w:pPr>
-            <w:proofErr w:type="gramStart"/>
-            <w:r>
-              <w:rPr>
-                <w:rFonts w:ascii="Times New Roman" w:hAnsi="Times New Roman" w:cs="Times New Roman"/>
-                <w:sz w:val="18"/>
-              </w:rPr>
-              <w:t xml:space="preserve">{ </w:t>
-            </w:r>
-            <w:proofErr w:type="spellStart"/>
-            <w:r>
-              <w:rPr>
-                <w:rFonts w:ascii="Times New Roman" w:hAnsi="Times New Roman" w:cs="Times New Roman"/>
-                <w:sz w:val="18"/>
-              </w:rPr>
-              <w:t>bookingId</w:t>
-            </w:r>
-            <w:proofErr w:type="spellEnd"/>
-            <w:proofErr w:type="gramEnd"/>
-            <w:r>
-              <w:rPr>
-                <w:rFonts w:ascii="Times New Roman" w:hAnsi="Times New Roman" w:cs="Times New Roman"/>
-                <w:sz w:val="18"/>
-              </w:rPr>
-              <w:t xml:space="preserve">: "B001", </w:t>
-            </w:r>
-            <w:proofErr w:type="spellStart"/>
-            <w:r>
-              <w:rPr>
-                <w:rFonts w:ascii="Times New Roman" w:hAnsi="Times New Roman" w:cs="Times New Roman"/>
-                <w:sz w:val="18"/>
-              </w:rPr>
-              <w:t>userId</w:t>
-            </w:r>
-            <w:proofErr w:type="spellEnd"/>
-            <w:r>
-              <w:rPr>
-                <w:rFonts w:ascii="Times New Roman" w:hAnsi="Times New Roman" w:cs="Times New Roman"/>
-                <w:sz w:val="18"/>
-              </w:rPr>
-              <w:t>: "U001", status: "confirmed</w:t>
-            </w:r>
-            <w:proofErr w:type="gramStart"/>
-            <w:r>
-              <w:rPr>
-                <w:rFonts w:ascii="Times New Roman" w:hAnsi="Times New Roman" w:cs="Times New Roman"/>
-                <w:sz w:val="18"/>
-              </w:rPr>
-              <w:t>" }</w:t>
-            </w:r>
-            <w:proofErr w:type="gramEnd"/>
-          </w:p>
-        </w:tc>
-      </w:tr>
-      <w:tr>
-        <w:trPr>
-          <w:jc w:val="center"/>
-        </w:trPr>
-        <w:tc>
-          <w:tcPr>
-            <w:tcW w:w="2556" w:type="dxa"/>
-          </w:tcPr>
-          <w:p>
-            <w:pPr>
-              <w:rPr>
-                <w:rFonts w:ascii="Times New Roman" w:hAnsi="Times New Roman" w:cs="Times New Roman"/>
-              </w:rPr>
-            </w:pPr>
-          </w:p>
-        </w:tc>
-        <w:tc>
-          <w:tcPr>
-            <w:tcW w:w="2556" w:type="dxa"/>
-          </w:tcPr>
-          <w:p>
-            <w:pPr>
-              <w:rPr>
-                <w:rFonts w:ascii="Times New Roman" w:hAnsi="Times New Roman" w:cs="Times New Roman"/>
-              </w:rPr>
-            </w:pPr>
-          </w:p>
-        </w:tc>
-        <w:tc>
-          <w:tcPr>
-            <w:tcW w:w="2556" w:type="dxa"/>
-          </w:tcPr>
-          <w:p>
-            <w:pPr>
-              <w:rPr>
-                <w:rFonts w:ascii="Times New Roman" w:hAnsi="Times New Roman" w:cs="Times New Roman"/>
-              </w:rPr>
-            </w:pPr>
-          </w:p>
-        </w:tc>
-        <w:tc>
-          <w:tcPr>
-            <w:tcW w:w="2556" w:type="dxa"/>
-          </w:tcPr>
-          <w:p>
-            <w:pPr>
-              <w:rPr>
-                <w:rFonts w:ascii="Times New Roman" w:hAnsi="Times New Roman" w:cs="Times New Roman"/>
-              </w:rPr>
-            </w:pPr>
-          </w:p>
-        </w:tc>
-      </w:tr>
-      <w:tr>
-        <w:trPr>
-          <w:jc w:val="center"/>
-        </w:trPr>
-        <w:tc>
-          <w:tcPr>
-            <w:tcW w:w="2556" w:type="dxa"/>
-          </w:tcPr>
-          <w:p>
-            <w:pPr>
-              <w:rPr>
-                <w:rFonts w:ascii="Times New Roman" w:hAnsi="Times New Roman" w:cs="Times New Roman"/>
-              </w:rPr>
-            </w:pPr>
-          </w:p>
-        </w:tc>
-        <w:tc>
-          <w:tcPr>
-            <w:tcW w:w="2556" w:type="dxa"/>
-          </w:tcPr>
-          <w:p>
-            <w:pPr>
-              <w:rPr>
-                <w:rFonts w:ascii="Times New Roman" w:hAnsi="Times New Roman" w:cs="Times New Roman"/>
-              </w:rPr>
-            </w:pPr>
-          </w:p>
-        </w:tc>
-        <w:tc>
-          <w:tcPr>
-            <w:tcW w:w="2556" w:type="dxa"/>
-          </w:tcPr>
-          <w:p>
-            <w:pPr>
-              <w:rPr>
-                <w:rFonts w:ascii="Times New Roman" w:hAnsi="Times New Roman" w:cs="Times New Roman"/>
-              </w:rPr>
-            </w:pPr>
-          </w:p>
-        </w:tc>
-        <w:tc>
-          <w:tcPr>
-            <w:tcW w:w="2556" w:type="dxa"/>
-          </w:tcPr>
-          <w:p>
-            <w:pPr>
-              <w:rPr>
-                <w:rFonts w:ascii="Times New Roman" w:hAnsi="Times New Roman" w:cs="Times New Roman"/>
-              </w:rPr>
-            </w:pPr>
-          </w:p>
-        </w:tc>
-      </w:tr>
-      <w:tr>
-        <w:trPr>
-          <w:jc w:val="center"/>
-        </w:trPr>
-        <w:tc>
-          <w:tcPr>
-            <w:tcW w:w="2556" w:type="dxa"/>
-          </w:tcPr>
-          <w:p>
-            <w:pPr>
-              <w:rPr>
-                <w:rFonts w:ascii="Times New Roman" w:hAnsi="Times New Roman" w:cs="Times New Roman"/>
-              </w:rPr>
-            </w:pPr>
-          </w:p>
-        </w:tc>
-        <w:tc>
-          <w:tcPr>
-            <w:tcW w:w="2556" w:type="dxa"/>
-          </w:tcPr>
-          <w:p>
-            <w:pPr>
-              <w:rPr>
-                <w:rFonts w:ascii="Times New Roman" w:hAnsi="Times New Roman" w:cs="Times New Roman"/>
-              </w:rPr>
-            </w:pPr>
-          </w:p>
-        </w:tc>
-        <w:tc>
-          <w:tcPr>
-            <w:tcW w:w="2556" w:type="dxa"/>
-          </w:tcPr>
-          <w:p>
-            <w:pPr>
-              <w:rPr>
-                <w:rFonts w:ascii="Times New Roman" w:hAnsi="Times New Roman" w:cs="Times New Roman"/>
-              </w:rPr>
-            </w:pPr>
-          </w:p>
-        </w:tc>
-        <w:tc>
-          <w:tcPr>
-            <w:tcW w:w="2556" w:type="dxa"/>
-          </w:tcPr>
-          <w:p>
-            <w:pPr>
-              <w:rPr>
-                <w:rFonts w:ascii="Times New Roman" w:hAnsi="Times New Roman" w:cs="Times New Roman"/>
-              </w:rPr>
-            </w:pPr>
-          </w:p>
-        </w:tc>
-      </w:tr>
-      <w:tr>
-        <w:trPr>
-          <w:jc w:val="center"/>
-        </w:trPr>
-        <w:tc>
-          <w:tcPr>
-            <w:tcW w:w="2556" w:type="dxa"/>
-          </w:tcPr>
-          <w:p>
-            <w:pPr>
-              <w:rPr>
-                <w:rFonts w:ascii="Times New Roman" w:hAnsi="Times New Roman" w:cs="Times New Roman"/>
-              </w:rPr>
-            </w:pPr>
-          </w:p>
-        </w:tc>
-        <w:tc>
-          <w:tcPr>
-            <w:tcW w:w="2556" w:type="dxa"/>
-          </w:tcPr>
-          <w:p>
-            <w:pPr>
-              <w:rPr>
-                <w:rFonts w:ascii="Times New Roman" w:hAnsi="Times New Roman" w:cs="Times New Roman"/>
-              </w:rPr>
-            </w:pPr>
-          </w:p>
-        </w:tc>
-        <w:tc>
-          <w:tcPr>
-            <w:tcW w:w="2556" w:type="dxa"/>
-          </w:tcPr>
-          <w:p>
-            <w:pPr>
-              <w:rPr>
-                <w:rFonts w:ascii="Times New Roman" w:hAnsi="Times New Roman" w:cs="Times New Roman"/>
-              </w:rPr>
-            </w:pPr>
-          </w:p>
-        </w:tc>
-        <w:tc>
-          <w:tcPr>
-            <w:tcW w:w="2556" w:type="dxa"/>
-          </w:tcPr>
-          <w:p>
-            <w:pPr>
-              <w:rPr>
-                <w:rFonts w:ascii="Times New Roman" w:hAnsi="Times New Roman" w:cs="Times New Roman"/>
-              </w:rPr>
-            </w:pPr>
-          </w:p>
-        </w:tc>
-      </w:tr>
-      <w:tr>
-        <w:trPr>
-          <w:jc w:val="center"/>
-        </w:trPr>
-        <w:tc>
-          <w:tcPr>
-            <w:tcW w:w="2556" w:type="dxa"/>
-          </w:tcPr>
-          <w:p>
-            <w:pPr>
-              <w:rPr>
-                <w:rFonts w:ascii="Times New Roman" w:hAnsi="Times New Roman" w:cs="Times New Roman"/>
-              </w:rPr>
-            </w:pPr>
-          </w:p>
-        </w:tc>
-        <w:tc>
-          <w:tcPr>
-            <w:tcW w:w="2556" w:type="dxa"/>
-          </w:tcPr>
-          <w:p>
-            <w:pPr>
-              <w:rPr>
-                <w:rFonts w:ascii="Times New Roman" w:hAnsi="Times New Roman" w:cs="Times New Roman"/>
-              </w:rPr>
-            </w:pPr>
-          </w:p>
-        </w:tc>
-        <w:tc>
-          <w:tcPr>
-            <w:tcW w:w="2556" w:type="dxa"/>
-          </w:tcPr>
-          <w:p>
-            <w:pPr>
-              <w:rPr>
-                <w:rFonts w:ascii="Times New Roman" w:hAnsi="Times New Roman" w:cs="Times New Roman"/>
-              </w:rPr>
-            </w:pPr>
-          </w:p>
-        </w:tc>
-        <w:tc>
-          <w:tcPr>
-            <w:tcW w:w="2556" w:type="dxa"/>
-          </w:tcPr>
-          <w:p>
-            <w:pPr>
-              <w:rPr>
-                <w:rFonts w:ascii="Times New Roman" w:hAnsi="Times New Roman" w:cs="Times New Roman"/>
-              </w:rPr>
-            </w:pPr>
-          </w:p>
-        </w:tc>
-      </w:tr>
-      <w:tr>
-        <w:trPr>
-          <w:jc w:val="center"/>
-        </w:trPr>
-        <w:tc>
-          <w:tcPr>
-            <w:tcW w:w="2556" w:type="dxa"/>
-          </w:tcPr>
-          <w:p>
-            <w:pPr>
-              <w:rPr>
-                <w:rFonts w:ascii="Times New Roman" w:hAnsi="Times New Roman" w:cs="Times New Roman"/>
-              </w:rPr>
-            </w:pPr>
-          </w:p>
-        </w:tc>
-        <w:tc>
-          <w:tcPr>
-            <w:tcW w:w="2556" w:type="dxa"/>
-          </w:tcPr>
-          <w:p>
-            <w:pPr>
-              <w:rPr>
-                <w:rFonts w:ascii="Times New Roman" w:hAnsi="Times New Roman" w:cs="Times New Roman"/>
-              </w:rPr>
-            </w:pPr>
-          </w:p>
-        </w:tc>
-        <w:tc>
-          <w:tcPr>
-            <w:tcW w:w="2556" w:type="dxa"/>
-          </w:tcPr>
-          <w:p>
-            <w:pPr>
-              <w:rPr>
-                <w:rFonts w:ascii="Times New Roman" w:hAnsi="Times New Roman" w:cs="Times New Roman"/>
-              </w:rPr>
-            </w:pPr>
-          </w:p>
-        </w:tc>
-        <w:tc>
-          <w:tcPr>
-            <w:tcW w:w="2556" w:type="dxa"/>
-          </w:tcPr>
-          <w:p>
-            <w:pPr>
-              <w:rPr>
-                <w:rFonts w:ascii="Times New Roman" w:hAnsi="Times New Roman" w:cs="Times New Roman"/>
-              </w:rPr>
-            </w:pPr>
-          </w:p>
-        </w:tc>
-      </w:tr>
-    </w:tbl>
     <w:p>
       <w:pPr>
         <w:rPr>
@@ -21373,7 +22730,7 @@
         </w:rPr>
         <w:t xml:space="preserve">. Retrieved June 5, 2026, from </w:t>
       </w:r>
-      <w:hyperlink r:id="rId14" w:tgtFrame="_new" w:history="1">
+      <w:hyperlink r:id="rId16" w:tgtFrame="_new" w:history="1">
         <w:r>
           <w:rPr>
             <w:rFonts w:ascii="Times New Roman" w:eastAsia="Times New Roman" w:hAnsi="Times New Roman" w:cs="Times New Roman"/>
@@ -21450,7 +22807,7 @@
         </w:rPr>
         <w:t xml:space="preserve">. Retrieved June 5, 2026, from </w:t>
       </w:r>
-      <w:hyperlink r:id="rId15" w:tgtFrame="_new" w:history="1">
+      <w:hyperlink r:id="rId17" w:tgtFrame="_new" w:history="1">
         <w:r>
           <w:rPr>
             <w:rFonts w:ascii="Times New Roman" w:eastAsia="Times New Roman" w:hAnsi="Times New Roman" w:cs="Times New Roman"/>
@@ -21527,7 +22884,7 @@
         </w:rPr>
         <w:t xml:space="preserve">. Retrieved June 5, 2026, from </w:t>
       </w:r>
-      <w:hyperlink r:id="rId16" w:tgtFrame="_new" w:history="1">
+      <w:hyperlink r:id="rId18" w:tgtFrame="_new" w:history="1">
         <w:r>
           <w:rPr>
             <w:rFonts w:ascii="Times New Roman" w:eastAsia="Times New Roman" w:hAnsi="Times New Roman" w:cs="Times New Roman"/>
@@ -21556,8 +22913,8 @@
       </w:pPr>
     </w:p>
     <w:sectPr>
-      <w:headerReference w:type="default" r:id="rId17"/>
-      <w:footerReference w:type="default" r:id="rId18"/>
+      <w:headerReference w:type="default" r:id="rId19"/>
+      <w:footerReference w:type="default" r:id="rId20"/>
       <w:pgSz w:w="12240" w:h="15840"/>
       <w:pgMar w:top="1008" w:right="1008" w:bottom="1008" w:left="1008" w:header="720" w:footer="720" w:gutter="0"/>
       <w:cols w:space="720"/>
@@ -23639,7 +24996,6 @@
   <w:style w:type="character" w:default="1" w:styleId="DefaultParagraphFont">
     <w:name w:val="Default Paragraph Font"/>
     <w:uiPriority w:val="1"/>
-    <w:semiHidden/>
     <w:unhideWhenUsed/>
   </w:style>
   <w:style w:type="table" w:default="1" w:styleId="TableNormal">
@@ -34801,12 +36157,6 @@
 </file>
 
 <file path=customXml/item1.xml><?xml version="1.0" encoding="utf-8"?>
-<p:properties xmlns:p="http://schemas.microsoft.com/office/2006/metadata/properties" xmlns:xsi="http://www.w3.org/2001/XMLSchema-instance" xmlns:pc="http://schemas.microsoft.com/office/infopath/2007/PartnerControls">
-  <documentManagement/>
-</p:properties>
-</file>
-
-<file path=customXml/item2.xml><?xml version="1.0" encoding="utf-8"?>
 <?mso-contentType ?>
 <FormTemplates xmlns="http://schemas.microsoft.com/sharepoint/v3/contenttype/forms">
   <Display>DocumentLibraryForm</Display>
@@ -34815,7 +36165,17 @@
 </FormTemplates>
 </file>
 
+<file path=customXml/item2.xml><?xml version="1.0" encoding="utf-8"?>
+<p:properties xmlns:p="http://schemas.microsoft.com/office/2006/metadata/properties" xmlns:xsi="http://www.w3.org/2001/XMLSchema-instance" xmlns:pc="http://schemas.microsoft.com/office/infopath/2007/PartnerControls">
+  <documentManagement/>
+</p:properties>
+</file>
+
 <file path=customXml/item3.xml><?xml version="1.0" encoding="utf-8"?>
+<b:Sources xmlns:b="http://schemas.openxmlformats.org/officeDocument/2006/bibliography" xmlns="http://schemas.openxmlformats.org/officeDocument/2006/bibliography" SelectedStyle="/APA.XSL" StyleName="APA"/>
+</file>
+
+<file path=customXml/item4.xml><?xml version="1.0" encoding="utf-8"?>
 <ct:contentTypeSchema xmlns:ct="http://schemas.microsoft.com/office/2006/metadata/contentType" xmlns:ma="http://schemas.microsoft.com/office/2006/metadata/properties/metaAttributes" ct:_="" ma:_="" ma:contentTypeName="Document" ma:contentTypeID="0x010100D02B2778EC6A0B47A66DDA0A29FDE136" ma:contentTypeVersion="3" ma:contentTypeDescription="Create a new document." ma:contentTypeScope="" ma:versionID="a54f932ad354191a5208b21976de4c5f">
   <xsd:schema xmlns:xsd="http://www.w3.org/2001/XMLSchema" xmlns:xs="http://www.w3.org/2001/XMLSchema" xmlns:p="http://schemas.microsoft.com/office/2006/metadata/properties" xmlns:ns2="81156011-d2ee-46ba-9314-fd0c182abcfe" targetNamespace="http://schemas.microsoft.com/office/2006/metadata/properties" ma:root="true" ma:fieldsID="d44883e9aeb4e4dc323bd6b1bbcf4587" ns2:_="">
     <xsd:import namespace="81156011-d2ee-46ba-9314-fd0c182abcfe"/>
@@ -34953,11 +36313,15 @@
 </ct:contentTypeSchema>
 </file>
 
-<file path=customXml/item4.xml><?xml version="1.0" encoding="utf-8"?>
-<b:Sources xmlns:b="http://schemas.openxmlformats.org/officeDocument/2006/bibliography" xmlns="http://schemas.openxmlformats.org/officeDocument/2006/bibliography" SelectedStyle="/APA.XSL" StyleName="APA"/>
+<file path=customXml/itemProps1.xml><?xml version="1.0" encoding="utf-8"?>
+<ds:datastoreItem xmlns:ds="http://schemas.openxmlformats.org/officeDocument/2006/customXml" ds:itemID="{65D5CC14-641C-4897-9D2A-E8C01C949CDB}">
+  <ds:schemaRefs>
+    <ds:schemaRef ds:uri="http://schemas.microsoft.com/sharepoint/v3/contenttype/forms"/>
+  </ds:schemaRefs>
+</ds:datastoreItem>
 </file>
 
-<file path=customXml/itemProps1.xml><?xml version="1.0" encoding="utf-8"?>
+<file path=customXml/itemProps2.xml><?xml version="1.0" encoding="utf-8"?>
 <ds:datastoreItem xmlns:ds="http://schemas.openxmlformats.org/officeDocument/2006/customXml" ds:itemID="{80593494-E2FF-4FF4-B07B-248CF10D52B7}">
   <ds:schemaRefs>
     <ds:schemaRef ds:uri="http://schemas.microsoft.com/office/2006/metadata/properties"/>
@@ -34966,15 +36330,15 @@
 </ds:datastoreItem>
 </file>
 
-<file path=customXml/itemProps2.xml><?xml version="1.0" encoding="utf-8"?>
-<ds:datastoreItem xmlns:ds="http://schemas.openxmlformats.org/officeDocument/2006/customXml" ds:itemID="{65D5CC14-641C-4897-9D2A-E8C01C949CDB}">
+<file path=customXml/itemProps3.xml><?xml version="1.0" encoding="utf-8"?>
+<ds:datastoreItem xmlns:ds="http://schemas.openxmlformats.org/officeDocument/2006/customXml" ds:itemID="{EF278816-EC6F-A645-907D-7F25AECB1D4A}">
   <ds:schemaRefs>
-    <ds:schemaRef ds:uri="http://schemas.microsoft.com/sharepoint/v3/contenttype/forms"/>
+    <ds:schemaRef ds:uri="http://schemas.openxmlformats.org/officeDocument/2006/bibliography"/>
   </ds:schemaRefs>
 </ds:datastoreItem>
 </file>
 
-<file path=customXml/itemProps3.xml><?xml version="1.0" encoding="utf-8"?>
+<file path=customXml/itemProps4.xml><?xml version="1.0" encoding="utf-8"?>
 <ds:datastoreItem xmlns:ds="http://schemas.openxmlformats.org/officeDocument/2006/customXml" ds:itemID="{88CD3C1D-6F7F-4F44-922C-5D7B68757069}">
   <ds:schemaRefs>
     <ds:schemaRef ds:uri="http://schemas.microsoft.com/office/2006/metadata/contentType"/>
@@ -34990,12 +36354,4 @@
     <ds:schemaRef ds:uri="http://schemas.microsoft.com/internal/obd"/>
   </ds:schemaRefs>
 </ds:datastoreItem>
-</file>
-
-<file path=customXml/itemProps4.xml><?xml version="1.0" encoding="utf-8"?>
-<ds:datastoreItem xmlns:ds="http://schemas.openxmlformats.org/officeDocument/2006/customXml" ds:itemID="{EF278816-EC6F-A645-907D-7F25AECB1D4A}">
-  <ds:schemaRefs>
-    <ds:schemaRef ds:uri="http://schemas.openxmlformats.org/officeDocument/2006/bibliography"/>
-  </ds:schemaRefs>
-</ds:datastoreItem>
 </file>